--- a/Resume US standard - Sandeep Nadella.docx
+++ b/Resume US standard - Sandeep Nadella.docx
@@ -1349,6 +1349,148 @@
         <w:autoSpaceDE w:val="0"/>
         <w:autoSpaceDN w:val="0"/>
         <w:adjustRightInd w:val="0"/>
+        <w:ind w:left="180" w:hanging="180"/>
+        <w:jc w:val="both"/>
+        <w:rPr>
+          <w:rFonts w:cs="Garamond"/>
+          <w:sz w:val="20"/>
+          <w:szCs w:val="20"/>
+        </w:rPr>
+      </w:pPr>
+      <w:r>
+        <w:rPr>
+          <w:rFonts w:cs="Garamond"/>
+          <w:sz w:val="20"/>
+          <w:szCs w:val="20"/>
+        </w:rPr>
+        <w:t xml:space="preserve">Designed </w:t>
+      </w:r>
+      <w:proofErr w:type="spellStart"/>
+      <w:r>
+        <w:rPr>
+          <w:rFonts w:cs="Garamond"/>
+          <w:sz w:val="20"/>
+          <w:szCs w:val="20"/>
+        </w:rPr>
+        <w:t>GraphQL</w:t>
+      </w:r>
+      <w:proofErr w:type="spellEnd"/>
+      <w:r>
+        <w:rPr>
+          <w:rFonts w:cs="Garamond"/>
+          <w:sz w:val="20"/>
+          <w:szCs w:val="20"/>
+        </w:rPr>
+        <w:t xml:space="preserve"> resolvers, schemas, backend APIs and assisted in the development of the </w:t>
+      </w:r>
+      <w:r>
+        <w:rPr>
+          <w:rFonts w:cs="Garamond"/>
+          <w:sz w:val="20"/>
+          <w:szCs w:val="20"/>
+        </w:rPr>
+        <w:t>Aligner fit</w:t>
+      </w:r>
+      <w:r>
+        <w:rPr>
+          <w:rFonts w:cs="Garamond"/>
+          <w:sz w:val="20"/>
+          <w:szCs w:val="20"/>
+        </w:rPr>
+        <w:t xml:space="preserve"> feature</w:t>
+      </w:r>
+    </w:p>
+    <w:p>
+      <w:pPr>
+        <w:pStyle w:val="ListParagraph"/>
+        <w:numPr>
+          <w:ilvl w:val="0"/>
+          <w:numId w:val="15"/>
+        </w:numPr>
+        <w:autoSpaceDE w:val="0"/>
+        <w:autoSpaceDN w:val="0"/>
+        <w:adjustRightInd w:val="0"/>
+        <w:ind w:left="180" w:hanging="180"/>
+        <w:jc w:val="both"/>
+        <w:rPr>
+          <w:rFonts w:cs="Garamond"/>
+          <w:sz w:val="20"/>
+          <w:szCs w:val="20"/>
+        </w:rPr>
+      </w:pPr>
+      <w:r>
+        <w:rPr>
+          <w:rFonts w:cs="Garamond"/>
+          <w:sz w:val="20"/>
+          <w:szCs w:val="20"/>
+        </w:rPr>
+        <w:t xml:space="preserve">Responsible for incorporating </w:t>
+      </w:r>
+      <w:proofErr w:type="spellStart"/>
+      <w:r>
+        <w:rPr>
+          <w:rFonts w:cs="Garamond"/>
+          <w:sz w:val="20"/>
+          <w:szCs w:val="20"/>
+        </w:rPr>
+        <w:t>GraphQL</w:t>
+      </w:r>
+      <w:proofErr w:type="spellEnd"/>
+      <w:r>
+        <w:rPr>
+          <w:rFonts w:cs="Garamond"/>
+          <w:sz w:val="20"/>
+          <w:szCs w:val="20"/>
+        </w:rPr>
+        <w:t xml:space="preserve"> integration test framework to ensure high-quality deliverables avoiding regression</w:t>
+      </w:r>
+      <w:r>
+        <w:rPr>
+          <w:rFonts w:cs="Garamond"/>
+          <w:sz w:val="20"/>
+          <w:szCs w:val="20"/>
+        </w:rPr>
+        <w:t>s</w:t>
+      </w:r>
+    </w:p>
+    <w:p>
+      <w:pPr>
+        <w:pStyle w:val="ListParagraph"/>
+        <w:numPr>
+          <w:ilvl w:val="0"/>
+          <w:numId w:val="15"/>
+        </w:numPr>
+        <w:autoSpaceDE w:val="0"/>
+        <w:autoSpaceDN w:val="0"/>
+        <w:adjustRightInd w:val="0"/>
+        <w:spacing w:after="0" w:line="240" w:lineRule="auto"/>
+        <w:ind w:left="180" w:hanging="180"/>
+        <w:jc w:val="both"/>
+        <w:rPr>
+          <w:rFonts w:cs="Garamond"/>
+          <w:sz w:val="20"/>
+          <w:szCs w:val="20"/>
+        </w:rPr>
+      </w:pPr>
+      <w:r>
+        <w:rPr>
+          <w:rFonts w:cs="Garamond"/>
+          <w:sz w:val="20"/>
+          <w:szCs w:val="20"/>
+        </w:rPr>
+        <w:t>Assisted the team by engaging in technical discussions, taking ownership, and developing solutions to pinpoint production issues</w:t>
+      </w:r>
+    </w:p>
+    <w:p>
+      <w:pPr>
+        <w:pStyle w:val="ListParagraph"/>
+        <w:numPr>
+          <w:ilvl w:val="0"/>
+          <w:numId w:val="15"/>
+        </w:numPr>
+        <w:autoSpaceDE w:val="0"/>
+        <w:autoSpaceDN w:val="0"/>
+        <w:adjustRightInd w:val="0"/>
         <w:spacing w:after="0" w:line="240" w:lineRule="auto"/>
         <w:ind w:left="180" w:hanging="180"/>
         <w:jc w:val="both"/>
@@ -2173,113 +2315,6 @@
           <w:szCs w:val="20"/>
         </w:rPr>
         <w:t>JavaScript</w:t>
-      </w:r>
-    </w:p>
-    <w:p>
-      <w:pPr>
-        <w:pStyle w:val="Default"/>
-        <w:numPr>
-          <w:ilvl w:val="0"/>
-          <w:numId w:val="16"/>
-        </w:numPr>
-        <w:ind w:left="180" w:hanging="180"/>
-        <w:jc w:val="both"/>
-        <w:rPr>
-          <w:rFonts w:asciiTheme="minorHAnsi" w:hAnsiTheme="minorHAnsi" w:cstheme="minorBidi"/>
-          <w:color w:val="auto"/>
-          <w:sz w:val="20"/>
-          <w:szCs w:val="20"/>
-        </w:rPr>
-      </w:pPr>
-      <w:r>
-        <w:rPr>
-          <w:rFonts w:asciiTheme="minorHAnsi" w:hAnsiTheme="minorHAnsi" w:cstheme="minorBidi"/>
-          <w:color w:val="auto"/>
-          <w:sz w:val="20"/>
-          <w:szCs w:val="20"/>
-        </w:rPr>
-        <w:t xml:space="preserve">Designed XSLT templates for mapping </w:t>
-      </w:r>
-      <w:r>
-        <w:rPr>
-          <w:rFonts w:asciiTheme="minorHAnsi" w:hAnsiTheme="minorHAnsi" w:cstheme="minorBidi"/>
-          <w:color w:val="auto"/>
-          <w:sz w:val="20"/>
-          <w:szCs w:val="20"/>
-        </w:rPr>
-        <w:t xml:space="preserve">and </w:t>
-      </w:r>
-      <w:r>
-        <w:rPr>
-          <w:rFonts w:asciiTheme="minorHAnsi" w:hAnsiTheme="minorHAnsi" w:cstheme="minorBidi"/>
-          <w:color w:val="auto"/>
-          <w:sz w:val="20"/>
-          <w:szCs w:val="20"/>
-        </w:rPr>
-        <w:t>data</w:t>
-      </w:r>
-      <w:r>
-        <w:rPr>
-          <w:rFonts w:asciiTheme="minorHAnsi" w:hAnsiTheme="minorHAnsi" w:cstheme="minorBidi"/>
-          <w:color w:val="auto"/>
-          <w:sz w:val="20"/>
-          <w:szCs w:val="20"/>
-        </w:rPr>
-        <w:t xml:space="preserve"> transformation</w:t>
-      </w:r>
-      <w:r>
-        <w:rPr>
-          <w:rFonts w:asciiTheme="minorHAnsi" w:hAnsiTheme="minorHAnsi" w:cstheme="minorBidi"/>
-          <w:color w:val="auto"/>
-          <w:sz w:val="20"/>
-          <w:szCs w:val="20"/>
-        </w:rPr>
-        <w:t xml:space="preserve"> </w:t>
-      </w:r>
-      <w:r>
-        <w:rPr>
-          <w:rFonts w:asciiTheme="minorHAnsi" w:hAnsiTheme="minorHAnsi" w:cstheme="minorBidi"/>
-          <w:color w:val="auto"/>
-          <w:sz w:val="20"/>
-          <w:szCs w:val="20"/>
-        </w:rPr>
-        <w:t>for</w:t>
-      </w:r>
-      <w:r>
-        <w:rPr>
-          <w:rFonts w:asciiTheme="minorHAnsi" w:hAnsiTheme="minorHAnsi" w:cstheme="minorBidi"/>
-          <w:color w:val="auto"/>
-          <w:sz w:val="20"/>
-          <w:szCs w:val="20"/>
-        </w:rPr>
-        <w:t xml:space="preserve"> Oracle FOM</w:t>
-      </w:r>
-      <w:r>
-        <w:rPr>
-          <w:rFonts w:asciiTheme="minorHAnsi" w:hAnsiTheme="minorHAnsi" w:cstheme="minorBidi"/>
-          <w:color w:val="auto"/>
-          <w:sz w:val="20"/>
-          <w:szCs w:val="20"/>
-        </w:rPr>
-        <w:t xml:space="preserve">, OROMS and </w:t>
-      </w:r>
-      <w:r>
-        <w:rPr>
-          <w:rFonts w:asciiTheme="minorHAnsi" w:hAnsiTheme="minorHAnsi" w:cstheme="minorBidi"/>
-          <w:color w:val="auto"/>
-          <w:sz w:val="20"/>
-          <w:szCs w:val="20"/>
-        </w:rPr>
-        <w:t>Commerce</w:t>
-      </w:r>
-      <w:r>
-        <w:rPr>
-          <w:rFonts w:asciiTheme="minorHAnsi" w:hAnsiTheme="minorHAnsi" w:cstheme="minorBidi"/>
-          <w:color w:val="auto"/>
-          <w:sz w:val="20"/>
-          <w:szCs w:val="20"/>
-        </w:rPr>
-        <w:t xml:space="preserve"> and implemented Product Hub integration</w:t>
       </w:r>
     </w:p>
     <w:p>

--- a/Resume US standard - Sandeep Nadella.docx
+++ b/Resume US standard - Sandeep Nadella.docx
@@ -4,7 +4,7 @@
   <w:body>
     <w:tbl>
       <w:tblPr>
-        <w:tblStyle w:val="713"/>
+        <w:tblStyle w:val="943"/>
         <w:tblW w:w="0" w:type="auto"/>
         <w:tblCellMar>
           <w:left w:w="0" w:type="dxa"/>
@@ -34,19 +34,21 @@
           </w:tcPr>
           <w:p>
             <w:pPr>
-              <w:pStyle w:val="709"/>
+              <w:pStyle w:val="939"/>
               <w:spacing w:line="276" w:lineRule="auto"/>
               <w:ind/>
               <w:rPr>
                 <w:rFonts w:asciiTheme="minorHAnsi" w:hAnsiTheme="minorHAnsi"/>
                 <w:color w:val="2e75b5" w:themeColor="accent1" w:themeShade="BF"/>
-                <w:sz w:val="16"/>
-                <w:szCs w:val="16"/>
+                <w:sz w:val="20"/>
+                <w:szCs w:val="20"/>
               </w:rPr>
             </w:pPr>
             <w:r>
               <w:rPr>
                 <w:color w:val="2e75b5" w:themeColor="accent1" w:themeShade="BF"/>
+                <w:sz w:val="20"/>
+                <w:szCs w:val="20"/>
               </w:rPr>
               <w:fldChar w:fldCharType="begin"/>
               <w:instrText xml:space="preserve"> HYPERLINK "mailto:sandeepnadella.engineer@gmail.com" </w:instrText>
@@ -54,26 +56,28 @@
             <w:r>
               <w:rPr>
                 <w:color w:val="2e75b5" w:themeColor="accent1" w:themeShade="BF"/>
+                <w:sz w:val="20"/>
+                <w:szCs w:val="20"/>
               </w:rPr>
               <w:fldChar w:fldCharType="separate"/>
             </w:r>
             <w:r>
               <w:rPr>
-                <w:rStyle w:val="711"/>
+                <w:rStyle w:val="941"/>
                 <w:rFonts w:asciiTheme="minorHAnsi" w:hAnsiTheme="minorHAnsi"/>
                 <w:color w:val="2e75b5" w:themeColor="accent1" w:themeShade="BF"/>
-                <w:sz w:val="16"/>
-                <w:szCs w:val="16"/>
+                <w:sz w:val="20"/>
+                <w:szCs w:val="20"/>
               </w:rPr>
               <w:t xml:space="preserve">sandeepnadella.engineer@gmail.com</w:t>
             </w:r>
             <w:r>
               <w:rPr>
-                <w:rStyle w:val="711"/>
+                <w:rStyle w:val="941"/>
                 <w:rFonts w:asciiTheme="minorHAnsi" w:hAnsiTheme="minorHAnsi"/>
                 <w:color w:val="2e75b5" w:themeColor="accent1" w:themeShade="BF"/>
-                <w:sz w:val="16"/>
-                <w:szCs w:val="16"/>
+                <w:sz w:val="20"/>
+                <w:szCs w:val="20"/>
               </w:rPr>
               <w:fldChar w:fldCharType="end"/>
             </w:r>
@@ -81,14 +85,22 @@
               <w:rPr>
                 <w:rFonts w:asciiTheme="minorHAnsi" w:hAnsiTheme="minorHAnsi"/>
                 <w:color w:val="2e75b5" w:themeColor="accent1" w:themeShade="BF"/>
-                <w:sz w:val="16"/>
-                <w:szCs w:val="16"/>
+                <w:sz w:val="20"/>
+                <w:szCs w:val="20"/>
+              </w:rPr>
+            </w:r>
+            <w:r>
+              <w:rPr>
+                <w:rFonts w:asciiTheme="minorHAnsi" w:hAnsiTheme="minorHAnsi"/>
+                <w:color w:val="2e75b5" w:themeColor="accent1" w:themeShade="BF"/>
+                <w:sz w:val="20"/>
+                <w:szCs w:val="20"/>
               </w:rPr>
             </w:r>
           </w:p>
           <w:p>
             <w:pPr>
-              <w:pStyle w:val="709"/>
+              <w:pStyle w:val="939"/>
               <w:spacing w:before="40" w:line="276" w:lineRule="auto"/>
               <w:ind/>
               <w:rPr>
@@ -101,23 +113,28 @@
             <w:r>
               <w:rPr>
                 <w:color w:val="2e75b5" w:themeColor="accent1" w:themeShade="BF"/>
+                <w:sz w:val="20"/>
+                <w:szCs w:val="20"/>
               </w:rPr>
             </w:r>
             <w:hyperlink r:id="rId9" w:tooltip="http://linkedin.com/in/sandeep-nadella" w:history="1">
               <w:r>
                 <w:rPr>
-                  <w:rStyle w:val="711"/>
+                  <w:rStyle w:val="941"/>
                   <w:rFonts w:asciiTheme="minorHAnsi" w:hAnsiTheme="minorHAnsi"/>
                   <w:color w:val="2e75b5" w:themeColor="accent1" w:themeShade="BF"/>
-                  <w:sz w:val="16"/>
-                  <w:szCs w:val="16"/>
+                  <w:sz w:val="20"/>
+                  <w:szCs w:val="20"/>
                 </w:rPr>
                 <w:t xml:space="preserve">linkedin.com/in/sandeep-nadella</w:t>
               </w:r>
             </w:hyperlink>
             <w:r>
               <w:rPr>
+                <w:rFonts w:asciiTheme="minorHAnsi" w:hAnsiTheme="minorHAnsi"/>
                 <w:color w:val="2e75b5" w:themeColor="accent1" w:themeShade="BF"/>
+                <w:sz w:val="20"/>
+                <w:szCs w:val="20"/>
               </w:rPr>
             </w:r>
             <w:r>
@@ -137,7 +154,7 @@
           </w:tcPr>
           <w:p>
             <w:pPr>
-              <w:pStyle w:val="709"/>
+              <w:pStyle w:val="939"/>
               <w:spacing w:line="276" w:lineRule="auto"/>
               <w:ind/>
               <w:jc w:val="center"/>
@@ -167,6 +184,15 @@
                 <w:szCs w:val="20"/>
               </w:rPr>
             </w:r>
+            <w:r>
+              <w:rPr>
+                <w:rFonts w:asciiTheme="minorHAnsi" w:hAnsiTheme="minorHAnsi"/>
+                <w:b/>
+                <w:bCs/>
+                <w:sz w:val="40"/>
+                <w:szCs w:val="20"/>
+              </w:rPr>
+            </w:r>
           </w:p>
         </w:tc>
         <w:tc>
@@ -176,14 +202,14 @@
           </w:tcPr>
           <w:p>
             <w:pPr>
-              <w:pStyle w:val="708"/>
+              <w:pStyle w:val="938"/>
               <w:spacing/>
               <w:ind/>
               <w:jc w:val="right"/>
               <w:rPr>
                 <w:color w:val="2e75b5" w:themeColor="accent1" w:themeShade="BF"/>
-                <w:sz w:val="16"/>
-                <w:szCs w:val="16"/>
+                <w:sz w:val="20"/>
+                <w:szCs w:val="20"/>
                 <w:u w:val="single"/>
                 <w14:ligatures w14:val="none"/>
               </w:rPr>
@@ -191,16 +217,16 @@
             <w:r>
               <w:rPr>
                 <w:color w:val="2e75b5" w:themeColor="accent1" w:themeShade="BF"/>
-                <w:sz w:val="16"/>
-                <w:szCs w:val="16"/>
+                <w:sz w:val="20"/>
+                <w:szCs w:val="20"/>
               </w:rPr>
             </w:r>
             <w:hyperlink r:id="rId10" w:tooltip="https://maps.app.goo.gl/v7o9x3Nnyo9fw44K8" w:history="1">
               <w:r>
                 <w:rPr>
                   <w:color w:val="2e75b5" w:themeColor="accent1" w:themeShade="BF"/>
-                  <w:sz w:val="16"/>
-                  <w:szCs w:val="16"/>
+                  <w:sz w:val="20"/>
+                  <w:szCs w:val="20"/>
                   <w:u w:val="single"/>
                 </w:rPr>
                 <w:t xml:space="preserve">San Francisco Bay Area, CA</w:t>
@@ -209,67 +235,74 @@
             <w:r>
               <w:rPr>
                 <w:color w:val="2e75b5" w:themeColor="accent1" w:themeShade="BF"/>
-                <w:sz w:val="16"/>
-                <w:szCs w:val="16"/>
+                <w:sz w:val="20"/>
+                <w:szCs w:val="20"/>
                 <w:u w:val="single"/>
+                <w14:ligatures w14:val="none"/>
               </w:rPr>
             </w:r>
             <w:r>
               <w:rPr>
                 <w:color w:val="2e75b5" w:themeColor="accent1" w:themeShade="BF"/>
-                <w:sz w:val="16"/>
-                <w:szCs w:val="16"/>
+                <w:sz w:val="20"/>
+                <w:szCs w:val="20"/>
                 <w:u w:val="single"/>
+                <w14:ligatures w14:val="none"/>
               </w:rPr>
             </w:r>
           </w:p>
           <w:p>
             <w:pPr>
-              <w:pStyle w:val="709"/>
+              <w:pStyle w:val="939"/>
               <w:spacing w:before="40" w:line="276" w:lineRule="auto"/>
               <w:ind/>
               <w:jc w:val="right"/>
               <w:rPr>
                 <w:rFonts w:asciiTheme="minorHAnsi" w:hAnsiTheme="minorHAnsi"/>
                 <w:color w:val="2e75b5" w:themeColor="accent1" w:themeShade="BF"/>
-                <w:sz w:val="16"/>
-                <w:szCs w:val="16"/>
+                <w:sz w:val="20"/>
+                <w:szCs w:val="20"/>
               </w:rPr>
             </w:pPr>
             <w:r>
               <w:rPr>
                 <w:color w:val="2e75b5" w:themeColor="accent1" w:themeShade="BF"/>
+                <w:sz w:val="20"/>
+                <w:szCs w:val="20"/>
               </w:rPr>
             </w:r>
             <w:hyperlink r:id="rId11" w:tooltip="http://sandeepnadella.github.io/" w:history="1">
               <w:r>
                 <w:rPr>
-                  <w:rStyle w:val="711"/>
+                  <w:rStyle w:val="941"/>
                   <w:rFonts w:asciiTheme="minorHAnsi" w:hAnsiTheme="minorHAnsi"/>
                   <w:color w:val="2e75b5" w:themeColor="accent1" w:themeShade="BF"/>
-                  <w:sz w:val="16"/>
-                  <w:szCs w:val="16"/>
+                  <w:sz w:val="20"/>
+                  <w:szCs w:val="20"/>
                 </w:rPr>
                 <w:t xml:space="preserve">sandeepnadella.github.io</w:t>
               </w:r>
             </w:hyperlink>
             <w:r>
               <w:rPr>
+                <w:rFonts w:asciiTheme="minorHAnsi" w:hAnsiTheme="minorHAnsi"/>
                 <w:color w:val="2e75b5" w:themeColor="accent1" w:themeShade="BF"/>
+                <w:sz w:val="20"/>
+                <w:szCs w:val="20"/>
               </w:rPr>
             </w:r>
             <w:r>
               <w:rPr>
                 <w:rFonts w:asciiTheme="minorHAnsi" w:hAnsiTheme="minorHAnsi"/>
                 <w:color w:val="2e75b5" w:themeColor="accent1" w:themeShade="BF"/>
-                <w:sz w:val="16"/>
-                <w:szCs w:val="16"/>
+                <w:sz w:val="20"/>
+                <w:szCs w:val="20"/>
               </w:rPr>
             </w:r>
           </w:p>
           <w:p>
             <w:pPr>
-              <w:pStyle w:val="709"/>
+              <w:pStyle w:val="939"/>
               <w:spacing w:before="40" w:line="276" w:lineRule="auto"/>
               <w:ind/>
               <w:jc w:val="right"/>
@@ -279,7 +312,20 @@
                 <w:szCs w:val="20"/>
               </w:rPr>
             </w:pPr>
-            <w:r/>
+            <w:r>
+              <w:rPr>
+                <w:rFonts w:asciiTheme="minorHAnsi" w:hAnsiTheme="minorHAnsi"/>
+                <w:sz w:val="20"/>
+                <w:szCs w:val="20"/>
+              </w:rPr>
+            </w:r>
+            <w:r>
+              <w:rPr>
+                <w:rFonts w:asciiTheme="minorHAnsi" w:hAnsiTheme="minorHAnsi"/>
+                <w:sz w:val="20"/>
+                <w:szCs w:val="20"/>
+              </w:rPr>
+            </w:r>
             <w:r>
               <w:rPr>
                 <w:rFonts w:asciiTheme="minorHAnsi" w:hAnsiTheme="minorHAnsi"/>
@@ -293,7 +339,7 @@
     </w:tbl>
     <w:p>
       <w:pPr>
-        <w:pStyle w:val="715"/>
+        <w:pStyle w:val="945"/>
         <w:spacing/>
         <w:ind/>
         <w:rPr/>
@@ -305,7 +351,7 @@
     </w:p>
     <w:p>
       <w:pPr>
-        <w:pStyle w:val="709"/>
+        <w:pStyle w:val="939"/>
         <w:spacing/>
         <w:ind/>
         <w:jc w:val="both"/>
@@ -320,15 +366,6 @@
           <w:szCs w:val="20"/>
         </w:rPr>
         <w:t xml:space="preserve">Senior Software Engineer with 11+ years of experience designing </w:t>
-      </w:r>
-      <w:r>
-        <w:rPr>
-          <w:rFonts w:asciiTheme="minorHAnsi" w:hAnsiTheme="minorHAnsi" w:cstheme="minorBidi"/>
-          <w:bCs/>
-          <w:color w:val="auto"/>
-          <w:sz w:val="20"/>
-          <w:szCs w:val="20"/>
-        </w:rPr>
       </w:r>
       <w:r>
         <w:rPr>
@@ -348,43 +385,7 @@
           <w:sz w:val="20"/>
           <w:szCs w:val="20"/>
         </w:rPr>
-      </w:r>
-      <w:r>
-        <w:rPr>
-          <w:rFonts w:asciiTheme="minorHAnsi" w:hAnsiTheme="minorHAnsi" w:cstheme="minorBidi"/>
-          <w:bCs/>
-          <w:color w:val="auto"/>
-          <w:sz w:val="20"/>
-          <w:szCs w:val="20"/>
-        </w:rPr>
-      </w:r>
-      <w:r>
-        <w:rPr>
-          <w:rFonts w:asciiTheme="minorHAnsi" w:hAnsiTheme="minorHAnsi" w:cstheme="minorBidi"/>
-          <w:bCs/>
-          <w:color w:val="auto"/>
-          <w:sz w:val="20"/>
-          <w:szCs w:val="20"/>
-        </w:rPr>
         <w:t xml:space="preserve">and cloud-native services utilizing various tech stacks involving </w:t>
-      </w:r>
-      <w:r>
-        <w:rPr>
-          <w:rFonts w:asciiTheme="minorHAnsi" w:hAnsiTheme="minorHAnsi" w:cstheme="minorBidi"/>
-          <w:bCs/>
-          <w:color w:val="auto"/>
-          <w:sz w:val="20"/>
-          <w:szCs w:val="20"/>
-        </w:rPr>
-      </w:r>
-      <w:r>
-        <w:rPr>
-          <w:rFonts w:asciiTheme="minorHAnsi" w:hAnsiTheme="minorHAnsi" w:cstheme="minorBidi"/>
-          <w:bCs/>
-          <w:color w:val="auto"/>
-          <w:sz w:val="20"/>
-          <w:szCs w:val="20"/>
-        </w:rPr>
       </w:r>
       <w:r>
         <w:rPr>
@@ -404,24 +405,6 @@
           <w:sz w:val="20"/>
           <w:szCs w:val="20"/>
         </w:rPr>
-      </w:r>
-      <w:r>
-        <w:rPr>
-          <w:rFonts w:asciiTheme="minorHAnsi" w:hAnsiTheme="minorHAnsi" w:cstheme="minorBidi"/>
-          <w:bCs/>
-          <w:color w:val="auto"/>
-          <w:sz w:val="20"/>
-          <w:szCs w:val="20"/>
-        </w:rPr>
-      </w:r>
-      <w:r>
-        <w:rPr>
-          <w:rFonts w:asciiTheme="minorHAnsi" w:hAnsiTheme="minorHAnsi" w:cstheme="minorBidi"/>
-          <w:bCs/>
-          <w:color w:val="auto"/>
-          <w:sz w:val="20"/>
-          <w:szCs w:val="20"/>
-        </w:rPr>
         <w:t xml:space="preserve">driven architectures, APIs, performance optimization, and cross-</w:t>
       </w:r>
       <w:r>
@@ -432,43 +415,7 @@
           <w:sz w:val="20"/>
           <w:szCs w:val="20"/>
         </w:rPr>
-      </w:r>
-      <w:r>
-        <w:rPr>
-          <w:rFonts w:asciiTheme="minorHAnsi" w:hAnsiTheme="minorHAnsi" w:cstheme="minorBidi"/>
-          <w:bCs/>
-          <w:color w:val="auto"/>
-          <w:sz w:val="20"/>
-          <w:szCs w:val="20"/>
-        </w:rPr>
-      </w:r>
-      <w:r>
-        <w:rPr>
-          <w:rFonts w:asciiTheme="minorHAnsi" w:hAnsiTheme="minorHAnsi" w:cstheme="minorBidi"/>
-          <w:bCs/>
-          <w:color w:val="auto"/>
-          <w:sz w:val="20"/>
-          <w:szCs w:val="20"/>
-        </w:rPr>
         <w:t xml:space="preserve">functional technical leadership, with a growing focus on AI-powered </w:t>
-      </w:r>
-      <w:r>
-        <w:rPr>
-          <w:rFonts w:asciiTheme="minorHAnsi" w:hAnsiTheme="minorHAnsi" w:cstheme="minorBidi"/>
-          <w:bCs/>
-          <w:color w:val="auto"/>
-          <w:sz w:val="20"/>
-          <w:szCs w:val="20"/>
-        </w:rPr>
-      </w:r>
-      <w:r>
-        <w:rPr>
-          <w:rFonts w:asciiTheme="minorHAnsi" w:hAnsiTheme="minorHAnsi" w:cstheme="minorBidi"/>
-          <w:bCs/>
-          <w:color w:val="auto"/>
-          <w:sz w:val="20"/>
-          <w:szCs w:val="20"/>
-        </w:rPr>
       </w:r>
       <w:r>
         <w:rPr>
@@ -489,36 +436,11 @@
           <w:szCs w:val="20"/>
         </w:rPr>
       </w:r>
-      <w:r>
-        <w:rPr>
-          <w:rFonts w:asciiTheme="minorHAnsi" w:hAnsiTheme="minorHAnsi" w:cstheme="minorBidi"/>
-          <w:bCs/>
-          <w:color w:val="auto"/>
-          <w:sz w:val="20"/>
-          <w:szCs w:val="20"/>
-        </w:rPr>
-      </w:r>
-      <w:r>
-        <w:rPr>
-          <w:rFonts w:asciiTheme="minorHAnsi" w:hAnsiTheme="minorHAnsi" w:cstheme="minorBidi"/>
-          <w:bCs/>
-          <w:sz w:val="20"/>
-          <w:szCs w:val="20"/>
-        </w:rPr>
-      </w:r>
-      <w:r>
-        <w:rPr>
-          <w:rFonts w:asciiTheme="minorHAnsi" w:hAnsiTheme="minorHAnsi" w:cstheme="minorBidi"/>
-          <w:bCs/>
-          <w:color w:val="auto"/>
-          <w:sz w:val="20"/>
-          <w:szCs w:val="20"/>
-        </w:rPr>
-      </w:r>
+      <w:r/>
     </w:p>
     <w:p>
       <w:pPr>
-        <w:pStyle w:val="715"/>
+        <w:pStyle w:val="945"/>
         <w:spacing/>
         <w:ind/>
         <w:rPr/>
@@ -533,16 +455,6 @@
       </w:pPr>
       <w:r>
         <w:t xml:space="preserve">TECHNICAL SKILLS</w:t>
-      </w:r>
-      <w:r/>
-      <w:r>
-        <w:rPr>
-          <w:rFonts w:asciiTheme="minorHAnsi" w:hAnsiTheme="minorHAnsi" w:cstheme="minorBidi"/>
-          <w:bCs/>
-          <w:color w:val="auto"/>
-          <w:sz w:val="20"/>
-          <w:szCs w:val="20"/>
-        </w:rPr>
       </w:r>
       <w:r>
         <w:rPr>
@@ -557,7 +469,7 @@
     </w:p>
     <w:p>
       <w:pPr>
-        <w:pStyle w:val="709"/>
+        <w:pStyle w:val="939"/>
         <w:spacing/>
         <w:ind/>
         <w:jc w:val="left"/>
@@ -590,17 +502,6 @@
           <w:szCs w:val="20"/>
         </w:rPr>
         <w:t xml:space="preserve">skills</w:t>
-      </w:r>
-      <w:r/>
-      <w:r>
-        <w:rPr>
-          <w:rFonts w:asciiTheme="minorHAnsi" w:hAnsiTheme="minorHAnsi" w:cstheme="minorBidi"/>
-          <w:b w:val="0"/>
-          <w:bCs w:val="0"/>
-          <w:color w:val="auto"/>
-          <w:sz w:val="20"/>
-          <w:szCs w:val="20"/>
-        </w:rPr>
       </w:r>
       <w:r>
         <w:rPr>
@@ -650,10 +551,19 @@
           <w:szCs w:val="20"/>
         </w:rPr>
       </w:r>
+      <w:r>
+        <w:rPr>
+          <w:rFonts w:asciiTheme="minorHAnsi" w:hAnsiTheme="minorHAnsi" w:cstheme="minorBidi"/>
+          <w:bCs/>
+          <w:color w:val="auto"/>
+          <w:sz w:val="20"/>
+          <w:szCs w:val="20"/>
+        </w:rPr>
+      </w:r>
     </w:p>
     <w:p>
       <w:pPr>
-        <w:pStyle w:val="709"/>
+        <w:pStyle w:val="939"/>
         <w:spacing/>
         <w:ind/>
         <w:jc w:val="both"/>
@@ -712,14 +622,6 @@
           <w:sz w:val="20"/>
           <w:szCs w:val="20"/>
         </w:rPr>
-      </w:r>
-      <w:r>
-        <w:rPr>
-          <w:rFonts w:asciiTheme="minorHAnsi" w:hAnsiTheme="minorHAnsi" w:cstheme="minorBidi"/>
-          <w:color w:val="auto"/>
-          <w:sz w:val="20"/>
-          <w:szCs w:val="20"/>
-        </w:rPr>
         <w:t xml:space="preserve">Kubernetes (K8s)</w:t>
       </w:r>
       <w:r>
@@ -731,7 +633,6 @@
         </w:rPr>
         <w:t xml:space="preserve">, Claude Code, HTML5, CSS</w:t>
       </w:r>
-      <w:r/>
       <w:r>
         <w:rPr>
           <w:rFonts w:asciiTheme="minorHAnsi" w:hAnsiTheme="minorHAnsi" w:cstheme="minorBidi"/>
@@ -744,22 +645,12 @@
       <w:r>
         <w:rPr>
           <w:rFonts w:asciiTheme="minorHAnsi" w:hAnsiTheme="minorHAnsi" w:cstheme="minorBidi"/>
-          <w:bCs/>
-          <w:color w:val="auto"/>
-          <w:sz w:val="20"/>
-          <w:szCs w:val="20"/>
-        </w:rPr>
-      </w:r>
-      <w:r>
-        <w:rPr>
-          <w:rFonts w:asciiTheme="minorHAnsi" w:hAnsiTheme="minorHAnsi" w:cstheme="minorBidi"/>
           <w:color w:val="auto"/>
           <w:sz w:val="20"/>
           <w:szCs w:val="20"/>
         </w:rPr>
         <w:t xml:space="preserve">Cube.js, </w:t>
       </w:r>
-      <w:r/>
       <w:r>
         <w:rPr>
           <w:rFonts w:asciiTheme="minorHAnsi" w:hAnsiTheme="minorHAnsi" w:cstheme="minorBidi"/>
@@ -921,10 +812,18 @@
           <w:szCs w:val="20"/>
         </w:rPr>
       </w:r>
+      <w:r>
+        <w:rPr>
+          <w:rFonts w:asciiTheme="minorHAnsi" w:hAnsiTheme="minorHAnsi" w:cstheme="minorBidi"/>
+          <w:color w:val="auto"/>
+          <w:sz w:val="20"/>
+          <w:szCs w:val="20"/>
+        </w:rPr>
+      </w:r>
     </w:p>
     <w:p>
       <w:pPr>
-        <w:pStyle w:val="709"/>
+        <w:pStyle w:val="939"/>
         <w:spacing/>
         <w:ind/>
         <w:jc w:val="both"/>
@@ -967,10 +866,20 @@
           <w:szCs w:val="20"/>
         </w:rPr>
       </w:r>
+      <w:r>
+        <w:rPr>
+          <w:rFonts w:asciiTheme="minorHAnsi" w:hAnsiTheme="minorHAnsi" w:cstheme="minorBidi"/>
+          <w:b/>
+          <w:bCs/>
+          <w:color w:val="auto"/>
+          <w:sz w:val="20"/>
+          <w:szCs w:val="20"/>
+        </w:rPr>
+      </w:r>
     </w:p>
     <w:p>
       <w:pPr>
-        <w:pStyle w:val="715"/>
+        <w:pStyle w:val="945"/>
         <w:spacing/>
         <w:ind/>
         <w:rPr/>
@@ -982,7 +891,7 @@
     </w:p>
     <w:p>
       <w:pPr>
-        <w:pStyle w:val="716"/>
+        <w:pStyle w:val="946"/>
         <w:spacing/>
         <w:ind/>
         <w:rPr/>
@@ -1028,7 +937,7 @@
     </w:p>
     <w:p>
       <w:pPr>
-        <w:pStyle w:val="710"/>
+        <w:pStyle w:val="940"/>
         <w:numPr>
           <w:ilvl w:val="0"/>
           <w:numId w:val="15"/>
@@ -1054,23 +963,7 @@
           <w:szCs w:val="20"/>
           <w:highlight w:val="none"/>
         </w:rPr>
-      </w:r>
-      <w:r>
-        <w:rPr>
-          <w:rFonts w:cs="Garamond"/>
-          <w:sz w:val="20"/>
-          <w:szCs w:val="20"/>
-          <w:highlight w:val="none"/>
-        </w:rPr>
         <w:t xml:space="preserve">replace Tibco using node sandbox eliminating the need for point-to-point </w:t>
-      </w:r>
-      <w:r>
-        <w:rPr>
-          <w:rFonts w:cs="Garamond"/>
-          <w:sz w:val="20"/>
-          <w:szCs w:val="20"/>
-          <w:highlight w:val="none"/>
-        </w:rPr>
       </w:r>
       <w:r>
         <w:rPr>
@@ -1107,18 +1000,11 @@
           <w:highlight w:val="none"/>
         </w:rPr>
       </w:r>
-      <w:r>
-        <w:rPr>
-          <w:rFonts w:cs="Garamond"/>
-          <w:sz w:val="20"/>
-          <w:szCs w:val="20"/>
-          <w:highlight w:val="none"/>
-        </w:rPr>
-      </w:r>
+      <w:r/>
     </w:p>
     <w:p>
       <w:pPr>
-        <w:pStyle w:val="710"/>
+        <w:pStyle w:val="940"/>
         <w:numPr>
           <w:ilvl w:val="0"/>
           <w:numId w:val="15"/>
@@ -1140,7 +1026,7 @@
           <w:szCs w:val="20"/>
           <w:highlight w:val="none"/>
         </w:rPr>
-        <w:t xml:space="preserve">Built Data Integrity Check dashboards for identifying and conducting large scale data corrections on production systems through AI assisted coding using Claude Code and integrated with AWS Bedrock.</w:t>
+        <w:t xml:space="preserve">Built Data Integrity Check dashboards for identifying and conducting large scale data corrections on production systems through AI assisted coding using Claude Code and integrated with Large Language Models(LLMs) in AWS Bedrock.</w:t>
       </w:r>
       <w:r>
         <w:rPr>
@@ -1161,7 +1047,7 @@
     </w:p>
     <w:p>
       <w:pPr>
-        <w:pStyle w:val="710"/>
+        <w:pStyle w:val="940"/>
         <w:numPr>
           <w:ilvl w:val="0"/>
           <w:numId w:val="15"/>
@@ -1204,7 +1090,7 @@
     </w:p>
     <w:p>
       <w:pPr>
-        <w:pStyle w:val="710"/>
+        <w:pStyle w:val="940"/>
         <w:numPr>
           <w:ilvl w:val="0"/>
           <w:numId w:val="15"/>
@@ -1222,14 +1108,6 @@
           <w:highlight w:val="none"/>
         </w:rPr>
         <w:t xml:space="preserve">Designed and built GraphQL schemas and resolvers, RESTful and Non-</w:t>
-      </w:r>
-      <w:r>
-        <w:rPr>
-          <w:rFonts w:cs="Garamond"/>
-          <w:sz w:val="20"/>
-          <w:szCs w:val="20"/>
-          <w:highlight w:val="none"/>
-        </w:rPr>
       </w:r>
       <w:r>
         <w:rPr>
@@ -1247,22 +1125,6 @@
           <w:szCs w:val="20"/>
           <w:highlight w:val="none"/>
         </w:rPr>
-      </w:r>
-      <w:r>
-        <w:rPr>
-          <w:rFonts w:cs="Garamond"/>
-          <w:sz w:val="20"/>
-          <w:szCs w:val="20"/>
-          <w:highlight w:val="none"/>
-        </w:rPr>
-      </w:r>
-      <w:r>
-        <w:rPr>
-          <w:rFonts w:cs="Garamond"/>
-          <w:sz w:val="20"/>
-          <w:szCs w:val="20"/>
-          <w:highlight w:val="none"/>
-        </w:rPr>
         <w:t xml:space="preserve">across Virtual Care, Subscriptions Portal, Align Special Markets Portal, Align </w:t>
       </w:r>
       <w:r>
@@ -1272,31 +1134,7 @@
           <w:szCs w:val="20"/>
           <w:highlight w:val="none"/>
         </w:rPr>
-      </w:r>
-      <w:r>
-        <w:rPr>
-          <w:rFonts w:cs="Garamond"/>
-          <w:sz w:val="20"/>
-          <w:szCs w:val="20"/>
-          <w:highlight w:val="none"/>
-        </w:rPr>
         <w:t xml:space="preserve">Diagnostics Subscription, Align Admin Back Office, My Invisalign Web, iOS, </w:t>
-      </w:r>
-      <w:r>
-        <w:rPr>
-          <w:rFonts w:cs="Garamond"/>
-          <w:sz w:val="20"/>
-          <w:szCs w:val="20"/>
-          <w:highlight w:val="none"/>
-        </w:rPr>
-      </w:r>
-      <w:r>
-        <w:rPr>
-          <w:rFonts w:cs="Garamond"/>
-          <w:sz w:val="20"/>
-          <w:szCs w:val="20"/>
-          <w:highlight w:val="none"/>
-        </w:rPr>
       </w:r>
       <w:r>
         <w:rPr>
@@ -1315,18 +1153,11 @@
           <w:highlight w:val="none"/>
         </w:rPr>
       </w:r>
-      <w:r>
-        <w:rPr>
-          <w:rFonts w:cs="Garamond"/>
-          <w:sz w:val="20"/>
-          <w:szCs w:val="20"/>
-          <w:highlight w:val="none"/>
-        </w:rPr>
-      </w:r>
+      <w:r/>
     </w:p>
     <w:p>
       <w:pPr>
-        <w:pStyle w:val="710"/>
+        <w:pStyle w:val="940"/>
         <w:numPr>
           <w:ilvl w:val="0"/>
           <w:numId w:val="15"/>
@@ -1361,22 +1192,6 @@
           <w:szCs w:val="20"/>
           <w:highlight w:val="none"/>
         </w:rPr>
-      </w:r>
-      <w:r>
-        <w:rPr>
-          <w:rFonts w:cs="Garamond"/>
-          <w:sz w:val="20"/>
-          <w:szCs w:val="20"/>
-          <w:highlight w:val="none"/>
-        </w:rPr>
-      </w:r>
-      <w:r>
-        <w:rPr>
-          <w:rFonts w:cs="Garamond"/>
-          <w:sz w:val="20"/>
-          <w:szCs w:val="20"/>
-          <w:highlight w:val="none"/>
-        </w:rPr>
         <w:t xml:space="preserve">global teams</w:t>
       </w:r>
       <w:r>
@@ -1387,18 +1202,11 @@
           <w:highlight w:val="none"/>
         </w:rPr>
       </w:r>
-      <w:r>
-        <w:rPr>
-          <w:rFonts w:cs="Garamond"/>
-          <w:sz w:val="20"/>
-          <w:szCs w:val="20"/>
-          <w:highlight w:val="none"/>
-        </w:rPr>
-      </w:r>
+      <w:r/>
     </w:p>
     <w:p>
       <w:pPr>
-        <w:pStyle w:val="710"/>
+        <w:pStyle w:val="940"/>
         <w:numPr>
           <w:ilvl w:val="0"/>
           <w:numId w:val="15"/>
@@ -1434,18 +1242,11 @@
           <w:highlight w:val="none"/>
         </w:rPr>
       </w:r>
-      <w:r>
-        <w:rPr>
-          <w:rFonts w:cs="Garamond"/>
-          <w:sz w:val="20"/>
-          <w:szCs w:val="20"/>
-          <w:highlight w:val="none"/>
-        </w:rPr>
-      </w:r>
+      <w:r/>
     </w:p>
     <w:p>
       <w:pPr>
-        <w:pStyle w:val="710"/>
+        <w:pStyle w:val="940"/>
         <w:numPr>
           <w:ilvl w:val="0"/>
           <w:numId w:val="15"/>
@@ -1463,14 +1264,6 @@
           <w:highlight w:val="none"/>
         </w:rPr>
         <w:t xml:space="preserve">Significantly contributed towards Ruby on Rails, NodeJS microservices at the </w:t>
-      </w:r>
-      <w:r>
-        <w:rPr>
-          <w:rFonts w:cs="Garamond"/>
-          <w:sz w:val="20"/>
-          <w:szCs w:val="20"/>
-          <w:highlight w:val="none"/>
-        </w:rPr>
       </w:r>
       <w:r>
         <w:rPr>
@@ -1489,18 +1282,11 @@
           <w:highlight w:val="none"/>
         </w:rPr>
       </w:r>
-      <w:r>
-        <w:rPr>
-          <w:rFonts w:cs="Garamond"/>
-          <w:sz w:val="20"/>
-          <w:szCs w:val="20"/>
-          <w:highlight w:val="none"/>
-        </w:rPr>
-      </w:r>
+      <w:r/>
     </w:p>
     <w:p>
       <w:pPr>
-        <w:pStyle w:val="710"/>
+        <w:pStyle w:val="940"/>
         <w:numPr>
           <w:ilvl w:val="0"/>
           <w:numId w:val="15"/>
@@ -1535,31 +1321,7 @@
           <w:szCs w:val="20"/>
           <w:highlight w:val="none"/>
         </w:rPr>
-      </w:r>
-      <w:r>
-        <w:rPr>
-          <w:rFonts w:cs="Garamond"/>
-          <w:sz w:val="20"/>
-          <w:szCs w:val="20"/>
-          <w:highlight w:val="none"/>
-        </w:rPr>
         <w:t xml:space="preserve">optimizations, and through requirement cut-downs when necessary while </w:t>
-      </w:r>
-      <w:r>
-        <w:rPr>
-          <w:rFonts w:cs="Garamond"/>
-          <w:sz w:val="20"/>
-          <w:szCs w:val="20"/>
-          <w:highlight w:val="none"/>
-        </w:rPr>
-      </w:r>
-      <w:r>
-        <w:rPr>
-          <w:rFonts w:cs="Garamond"/>
-          <w:sz w:val="20"/>
-          <w:szCs w:val="20"/>
-          <w:highlight w:val="none"/>
-        </w:rPr>
       </w:r>
       <w:r>
         <w:rPr>
@@ -1578,18 +1340,11 @@
           <w:highlight w:val="none"/>
         </w:rPr>
       </w:r>
-      <w:r>
-        <w:rPr>
-          <w:rFonts w:cs="Garamond"/>
-          <w:sz w:val="20"/>
-          <w:szCs w:val="20"/>
-          <w:highlight w:val="none"/>
-        </w:rPr>
-      </w:r>
+      <w:r/>
     </w:p>
     <w:p>
       <w:pPr>
-        <w:pStyle w:val="710"/>
+        <w:pStyle w:val="940"/>
         <w:numPr>
           <w:ilvl w:val="0"/>
           <w:numId w:val="15"/>
@@ -1615,31 +1370,7 @@
           <w:szCs w:val="20"/>
           <w:highlight w:val="none"/>
         </w:rPr>
-      </w:r>
-      <w:r>
-        <w:rPr>
-          <w:rFonts w:cs="Garamond"/>
-          <w:sz w:val="20"/>
-          <w:szCs w:val="20"/>
-          <w:highlight w:val="none"/>
-        </w:rPr>
         <w:t xml:space="preserve">Bamboo CICD ensuring Checkmarx, Snyk Security fixes, Unit Test Case </w:t>
-      </w:r>
-      <w:r>
-        <w:rPr>
-          <w:rFonts w:cs="Garamond"/>
-          <w:sz w:val="20"/>
-          <w:szCs w:val="20"/>
-          <w:highlight w:val="none"/>
-        </w:rPr>
-      </w:r>
-      <w:r>
-        <w:rPr>
-          <w:rFonts w:cs="Garamond"/>
-          <w:sz w:val="20"/>
-          <w:szCs w:val="20"/>
-          <w:highlight w:val="none"/>
-        </w:rPr>
       </w:r>
       <w:r>
         <w:rPr>
@@ -1658,18 +1389,11 @@
           <w:highlight w:val="none"/>
         </w:rPr>
       </w:r>
-      <w:r>
-        <w:rPr>
-          <w:rFonts w:cs="Garamond"/>
-          <w:sz w:val="20"/>
-          <w:szCs w:val="20"/>
-          <w:highlight w:val="none"/>
-        </w:rPr>
-      </w:r>
+      <w:r/>
     </w:p>
     <w:p>
       <w:pPr>
-        <w:pStyle w:val="710"/>
+        <w:pStyle w:val="940"/>
         <w:numPr>
           <w:ilvl w:val="0"/>
           <w:numId w:val="15"/>
@@ -1687,14 +1411,6 @@
           <w:highlight w:val="none"/>
         </w:rPr>
         <w:t xml:space="preserve">Guided and mentored Developers, QA, Analysts, PMs across experience </w:t>
-      </w:r>
-      <w:r>
-        <w:rPr>
-          <w:rFonts w:cs="Garamond"/>
-          <w:sz w:val="20"/>
-          <w:szCs w:val="20"/>
-          <w:highlight w:val="none"/>
-        </w:rPr>
       </w:r>
       <w:r>
         <w:rPr>
@@ -1712,39 +1428,7 @@
           <w:szCs w:val="20"/>
           <w:highlight w:val="none"/>
         </w:rPr>
-      </w:r>
-      <w:r>
-        <w:rPr>
-          <w:rFonts w:cs="Garamond"/>
-          <w:sz w:val="20"/>
-          <w:szCs w:val="20"/>
-          <w:highlight w:val="none"/>
-        </w:rPr>
-      </w:r>
-      <w:r>
-        <w:rPr>
-          <w:rFonts w:cs="Garamond"/>
-          <w:sz w:val="20"/>
-          <w:szCs w:val="20"/>
-          <w:highlight w:val="none"/>
-        </w:rPr>
         <w:t xml:space="preserve">deliveries. </w:t>
-      </w:r>
-      <w:r>
-        <w:rPr>
-          <w:rFonts w:cs="Garamond"/>
-          <w:sz w:val="20"/>
-          <w:szCs w:val="20"/>
-          <w:highlight w:val="none"/>
-        </w:rPr>
-      </w:r>
-      <w:r>
-        <w:rPr>
-          <w:rFonts w:cs="Garamond"/>
-          <w:sz w:val="20"/>
-          <w:szCs w:val="20"/>
-          <w:highlight w:val="none"/>
-        </w:rPr>
       </w:r>
       <w:r>
         <w:rPr>
@@ -1772,10 +1456,11 @@
           <w:highlight w:val="none"/>
         </w:rPr>
       </w:r>
+      <w:r/>
     </w:p>
     <w:p>
       <w:pPr>
-        <w:pStyle w:val="710"/>
+        <w:pStyle w:val="940"/>
         <w:numPr>
           <w:ilvl w:val="0"/>
           <w:numId w:val="15"/>
@@ -1793,14 +1478,6 @@
           <w:highlight w:val="none"/>
         </w:rPr>
         <w:t xml:space="preserve">Built point-to-point integrations involving Google Ad forms and Meta Lead Ad </w:t>
-      </w:r>
-      <w:r>
-        <w:rPr>
-          <w:rFonts w:cs="Garamond"/>
-          <w:sz w:val="20"/>
-          <w:szCs w:val="20"/>
-          <w:highlight w:val="none"/>
-        </w:rPr>
       </w:r>
       <w:r>
         <w:rPr>
@@ -1819,18 +1496,11 @@
           <w:highlight w:val="none"/>
         </w:rPr>
       </w:r>
-      <w:r>
-        <w:rPr>
-          <w:rFonts w:cs="Garamond"/>
-          <w:sz w:val="20"/>
-          <w:szCs w:val="20"/>
-          <w:highlight w:val="none"/>
-        </w:rPr>
-      </w:r>
+      <w:r/>
     </w:p>
     <w:p>
       <w:pPr>
-        <w:pStyle w:val="710"/>
+        <w:pStyle w:val="940"/>
         <w:numPr>
           <w:ilvl w:val="0"/>
           <w:numId w:val="15"/>
@@ -1848,14 +1518,6 @@
           <w:highlight w:val="none"/>
         </w:rPr>
         <w:t xml:space="preserve">Developed Salesforce connector to exchange CDC, platform events over </w:t>
-      </w:r>
-      <w:r>
-        <w:rPr>
-          <w:rFonts w:cs="Garamond"/>
-          <w:sz w:val="20"/>
-          <w:szCs w:val="20"/>
-          <w:highlight w:val="none"/>
-        </w:rPr>
       </w:r>
       <w:r>
         <w:rPr>
@@ -1874,42 +1536,11 @@
           <w:highlight w:val="none"/>
         </w:rPr>
       </w:r>
-      <w:r>
-        <w:rPr>
-          <w:rFonts w:cs="Garamond"/>
-          <w:sz w:val="20"/>
-          <w:szCs w:val="20"/>
-          <w:highlight w:val="none"/>
-        </w:rPr>
-      </w:r>
-      <w:r>
-        <w:rPr>
-          <w:rFonts w:cs="Garamond"/>
-          <w:sz w:val="20"/>
-          <w:szCs w:val="20"/>
-          <w:highlight w:val="none"/>
-        </w:rPr>
-      </w:r>
-      <w:r>
-        <w:rPr>
-          <w:rFonts w:cs="Garamond"/>
-          <w:sz w:val="20"/>
-          <w:szCs w:val="20"/>
-          <w:highlight w:val="none"/>
-        </w:rPr>
-      </w:r>
-      <w:r>
-        <w:rPr>
-          <w:rFonts w:cs="Garamond"/>
-          <w:sz w:val="20"/>
-          <w:szCs w:val="20"/>
-          <w:highlight w:val="none"/>
-        </w:rPr>
-      </w:r>
+      <w:r/>
     </w:p>
     <w:p>
       <w:pPr>
-        <w:pStyle w:val="710"/>
+        <w:pStyle w:val="940"/>
         <w:numPr>
           <w:ilvl w:val="0"/>
           <w:numId w:val="15"/>
@@ -1970,10 +1601,17 @@
           <w:szCs w:val="20"/>
         </w:rPr>
       </w:r>
+      <w:r>
+        <w:rPr>
+          <w:rFonts w:cs="Garamond"/>
+          <w:sz w:val="20"/>
+          <w:szCs w:val="20"/>
+        </w:rPr>
+      </w:r>
     </w:p>
     <w:p>
       <w:pPr>
-        <w:pStyle w:val="710"/>
+        <w:pStyle w:val="940"/>
         <w:numPr>
           <w:ilvl w:val="0"/>
           <w:numId w:val="15"/>
@@ -2026,10 +1664,17 @@
           <w:szCs w:val="20"/>
         </w:rPr>
       </w:r>
+      <w:r>
+        <w:rPr>
+          <w:rFonts w:cs="Garamond"/>
+          <w:sz w:val="20"/>
+          <w:szCs w:val="20"/>
+        </w:rPr>
+      </w:r>
     </w:p>
     <w:p>
       <w:pPr>
-        <w:pStyle w:val="710"/>
+        <w:pStyle w:val="940"/>
         <w:numPr>
           <w:ilvl w:val="0"/>
           <w:numId w:val="15"/>
@@ -2161,41 +1806,10 @@
           <w:szCs w:val="20"/>
         </w:rPr>
       </w:r>
-      <w:r>
-        <w:rPr>
-          <w:rFonts w:cs="Garamond"/>
-          <w:sz w:val="20"/>
-          <w:szCs w:val="20"/>
-          <w:highlight w:val="none"/>
-        </w:rPr>
-      </w:r>
-      <w:r>
-        <w:rPr>
-          <w:rFonts w:cs="Garamond"/>
-          <w:sz w:val="20"/>
-          <w:szCs w:val="20"/>
-          <w:highlight w:val="none"/>
-        </w:rPr>
-      </w:r>
-      <w:r>
-        <w:rPr>
-          <w:rFonts w:cs="Garamond"/>
-          <w:sz w:val="20"/>
-          <w:szCs w:val="20"/>
-          <w:highlight w:val="none"/>
-        </w:rPr>
-      </w:r>
-      <w:r>
-        <w:rPr>
-          <w:rFonts w:cs="Garamond"/>
-          <w:sz w:val="20"/>
-          <w:szCs w:val="20"/>
-        </w:rPr>
-      </w:r>
     </w:p>
     <w:p>
       <w:pPr>
-        <w:pStyle w:val="710"/>
+        <w:pStyle w:val="940"/>
         <w:numPr>
           <w:ilvl w:val="0"/>
           <w:numId w:val="15"/>
@@ -2241,7 +1855,7 @@
     </w:p>
     <w:p>
       <w:pPr>
-        <w:pStyle w:val="716"/>
+        <w:pStyle w:val="946"/>
         <w:spacing/>
         <w:ind/>
         <w:rPr/>
@@ -2280,7 +1894,7 @@
     </w:p>
     <w:p>
       <w:pPr>
-        <w:pStyle w:val="710"/>
+        <w:pStyle w:val="940"/>
         <w:numPr>
           <w:ilvl w:val="0"/>
           <w:numId w:val="15"/>
@@ -2325,10 +1939,11 @@
           <w:highlight w:val="none"/>
         </w:rPr>
       </w:r>
+      <w:r/>
     </w:p>
     <w:p>
       <w:pPr>
-        <w:pStyle w:val="710"/>
+        <w:pStyle w:val="940"/>
         <w:numPr>
           <w:ilvl w:val="0"/>
           <w:numId w:val="15"/>
@@ -2354,31 +1969,7 @@
           <w:szCs w:val="20"/>
           <w:highlight w:val="none"/>
         </w:rPr>
-      </w:r>
-      <w:r>
-        <w:rPr>
-          <w:rFonts w:cs="Garamond"/>
-          <w:sz w:val="20"/>
-          <w:szCs w:val="20"/>
-          <w:highlight w:val="none"/>
-        </w:rPr>
         <w:t xml:space="preserve">application login, Secure file storage in AWS S3, Visual analytics dashboard </w:t>
-      </w:r>
-      <w:r>
-        <w:rPr>
-          <w:rFonts w:cs="Garamond"/>
-          <w:sz w:val="20"/>
-          <w:szCs w:val="20"/>
-          <w:highlight w:val="none"/>
-        </w:rPr>
-      </w:r>
-      <w:r>
-        <w:rPr>
-          <w:rFonts w:cs="Garamond"/>
-          <w:sz w:val="20"/>
-          <w:szCs w:val="20"/>
-          <w:highlight w:val="none"/>
-        </w:rPr>
       </w:r>
       <w:r>
         <w:rPr>
@@ -2397,18 +1988,11 @@
           <w:highlight w:val="none"/>
         </w:rPr>
       </w:r>
-      <w:r>
-        <w:rPr>
-          <w:rFonts w:cs="Garamond"/>
-          <w:sz w:val="20"/>
-          <w:szCs w:val="20"/>
-          <w:highlight w:val="none"/>
-        </w:rPr>
-      </w:r>
+      <w:r/>
     </w:p>
     <w:p>
       <w:pPr>
-        <w:pStyle w:val="710"/>
+        <w:pStyle w:val="940"/>
         <w:numPr>
           <w:ilvl w:val="0"/>
           <w:numId w:val="15"/>
@@ -2426,14 +2010,6 @@
           <w:highlight w:val="none"/>
         </w:rPr>
         <w:t xml:space="preserve">Deployed applications on Amazon Web Services(AWS) and Apache web </w:t>
-      </w:r>
-      <w:r>
-        <w:rPr>
-          <w:rFonts w:cs="Garamond"/>
-          <w:sz w:val="20"/>
-          <w:szCs w:val="20"/>
-          <w:highlight w:val="none"/>
-        </w:rPr>
       </w:r>
       <w:r>
         <w:rPr>
@@ -2452,18 +2028,11 @@
           <w:highlight w:val="none"/>
         </w:rPr>
       </w:r>
-      <w:r>
-        <w:rPr>
-          <w:rFonts w:cs="Garamond"/>
-          <w:sz w:val="20"/>
-          <w:szCs w:val="20"/>
-          <w:highlight w:val="none"/>
-        </w:rPr>
-      </w:r>
+      <w:r/>
     </w:p>
     <w:p>
       <w:pPr>
-        <w:pStyle w:val="710"/>
+        <w:pStyle w:val="940"/>
         <w:numPr>
           <w:ilvl w:val="0"/>
           <w:numId w:val="15"/>
@@ -2481,14 +2050,6 @@
           <w:highlight w:val="none"/>
         </w:rPr>
         <w:t xml:space="preserve">Deployed and Maintained Docker-based Open source software such as </w:t>
-      </w:r>
-      <w:r>
-        <w:rPr>
-          <w:rFonts w:cs="Garamond"/>
-          <w:sz w:val="20"/>
-          <w:szCs w:val="20"/>
-          <w:highlight w:val="none"/>
-        </w:rPr>
       </w:r>
       <w:r>
         <w:rPr>
@@ -2507,18 +2068,11 @@
           <w:highlight w:val="none"/>
         </w:rPr>
       </w:r>
-      <w:r>
-        <w:rPr>
-          <w:rFonts w:cs="Garamond"/>
-          <w:sz w:val="20"/>
-          <w:szCs w:val="20"/>
-          <w:highlight w:val="none"/>
-        </w:rPr>
-      </w:r>
+      <w:r/>
     </w:p>
     <w:p>
       <w:pPr>
-        <w:pStyle w:val="710"/>
+        <w:pStyle w:val="940"/>
         <w:numPr>
           <w:ilvl w:val="0"/>
           <w:numId w:val="15"/>
@@ -2536,14 +2090,6 @@
           <w:highlight w:val="none"/>
         </w:rPr>
         <w:t xml:space="preserve">Integrated Concerto with REDCap(Clinical EDC Software for translational </w:t>
-      </w:r>
-      <w:r>
-        <w:rPr>
-          <w:rFonts w:cs="Garamond"/>
-          <w:sz w:val="20"/>
-          <w:szCs w:val="20"/>
-          <w:highlight w:val="none"/>
-        </w:rPr>
       </w:r>
       <w:r>
         <w:rPr>
@@ -2562,18 +2108,11 @@
           <w:highlight w:val="none"/>
         </w:rPr>
       </w:r>
-      <w:r>
-        <w:rPr>
-          <w:rFonts w:cs="Garamond"/>
-          <w:sz w:val="20"/>
-          <w:szCs w:val="20"/>
-          <w:highlight w:val="none"/>
-        </w:rPr>
-      </w:r>
+      <w:r/>
     </w:p>
     <w:p>
       <w:pPr>
-        <w:pStyle w:val="710"/>
+        <w:pStyle w:val="940"/>
         <w:numPr>
           <w:ilvl w:val="0"/>
           <w:numId w:val="15"/>
@@ -2591,14 +2130,6 @@
           <w:highlight w:val="none"/>
         </w:rPr>
         <w:t xml:space="preserve">Offered technical assistance for the maintenance of High-performance </w:t>
-      </w:r>
-      <w:r>
-        <w:rPr>
-          <w:rFonts w:cs="Garamond"/>
-          <w:sz w:val="20"/>
-          <w:szCs w:val="20"/>
-          <w:highlight w:val="none"/>
-        </w:rPr>
       </w:r>
       <w:r>
         <w:rPr>
@@ -2617,42 +2148,11 @@
           <w:highlight w:val="none"/>
         </w:rPr>
       </w:r>
-      <w:r>
-        <w:rPr>
-          <w:rFonts w:cs="Garamond"/>
-          <w:sz w:val="20"/>
-          <w:szCs w:val="20"/>
-          <w:highlight w:val="none"/>
-        </w:rPr>
-      </w:r>
-      <w:r>
-        <w:rPr>
-          <w:rFonts w:cs="Garamond"/>
-          <w:sz w:val="20"/>
-          <w:szCs w:val="20"/>
-          <w:highlight w:val="none"/>
-        </w:rPr>
-      </w:r>
-      <w:r>
-        <w:rPr>
-          <w:rFonts w:cs="Garamond"/>
-          <w:sz w:val="20"/>
-          <w:szCs w:val="20"/>
-          <w:highlight w:val="none"/>
-        </w:rPr>
-      </w:r>
-      <w:r>
-        <w:rPr>
-          <w:rFonts w:cs="Garamond"/>
-          <w:sz w:val="20"/>
-          <w:szCs w:val="20"/>
-          <w:highlight w:val="none"/>
-        </w:rPr>
-      </w:r>
+      <w:r/>
     </w:p>
     <w:p>
       <w:pPr>
-        <w:pStyle w:val="710"/>
+        <w:pStyle w:val="940"/>
         <w:numPr>
           <w:ilvl w:val="0"/>
           <w:numId w:val="15"/>
@@ -2705,10 +2205,17 @@
           <w:szCs w:val="20"/>
         </w:rPr>
       </w:r>
+      <w:r>
+        <w:rPr>
+          <w:rFonts w:cs="Garamond"/>
+          <w:sz w:val="20"/>
+          <w:szCs w:val="20"/>
+        </w:rPr>
+      </w:r>
     </w:p>
     <w:p>
       <w:pPr>
-        <w:pStyle w:val="716"/>
+        <w:pStyle w:val="946"/>
         <w:spacing/>
         <w:ind/>
         <w:rPr/>
@@ -2738,22 +2245,8 @@
         <w:t xml:space="preserve">8</w:t>
         <w:br/>
       </w:r>
-      <w:r/>
       <w:r>
         <w:t xml:space="preserve">Commerce Cloud Integrations Team</w:t>
-      </w:r>
-      <w:r/>
-      <w:r/>
-      <w:r/>
-      <w:r>
-        <w:rPr>
-          <w:highlight w:val="none"/>
-        </w:rPr>
-      </w:r>
-      <w:r>
-        <w:rPr>
-          <w:highlight w:val="none"/>
-        </w:rPr>
       </w:r>
       <w:r>
         <w:rPr>
@@ -2764,7 +2257,7 @@
     </w:p>
     <w:p>
       <w:pPr>
-        <w:pStyle w:val="709"/>
+        <w:pStyle w:val="939"/>
         <w:numPr>
           <w:ilvl w:val="0"/>
           <w:numId w:val="16"/>
@@ -2799,10 +2292,11 @@
           <w:szCs w:val="20"/>
         </w:rPr>
       </w:r>
+      <w:r/>
     </w:p>
     <w:p>
       <w:pPr>
-        <w:pStyle w:val="709"/>
+        <w:pStyle w:val="939"/>
         <w:numPr>
           <w:ilvl w:val="0"/>
           <w:numId w:val="26"/>
@@ -2838,18 +2332,11 @@
           <w:szCs w:val="20"/>
         </w:rPr>
       </w:r>
-      <w:r>
-        <w:rPr>
-          <w:rFonts w:asciiTheme="minorHAnsi" w:hAnsiTheme="minorHAnsi" w:cstheme="minorBidi"/>
-          <w:color w:val="auto"/>
-          <w:sz w:val="20"/>
-          <w:szCs w:val="20"/>
-        </w:rPr>
-      </w:r>
+      <w:r/>
     </w:p>
     <w:p>
       <w:pPr>
-        <w:pStyle w:val="709"/>
+        <w:pStyle w:val="939"/>
         <w:numPr>
           <w:ilvl w:val="0"/>
           <w:numId w:val="26"/>
@@ -2867,14 +2354,6 @@
           <w:szCs w:val="20"/>
         </w:rPr>
         <w:t xml:space="preserve">Commerce-SiebelCRM: </w:t>
-      </w:r>
-      <w:r>
-        <w:rPr>
-          <w:rFonts w:asciiTheme="minorHAnsi" w:hAnsiTheme="minorHAnsi" w:cstheme="minorBidi"/>
-          <w:color w:val="auto"/>
-          <w:sz w:val="20"/>
-          <w:szCs w:val="20"/>
-        </w:rPr>
       </w:r>
       <w:r>
         <w:rPr>
@@ -2893,18 +2372,11 @@
           <w:szCs w:val="20"/>
         </w:rPr>
       </w:r>
-      <w:r>
-        <w:rPr>
-          <w:rFonts w:asciiTheme="minorHAnsi" w:hAnsiTheme="minorHAnsi" w:cstheme="minorBidi"/>
-          <w:color w:val="auto"/>
-          <w:sz w:val="20"/>
-          <w:szCs w:val="20"/>
-        </w:rPr>
-      </w:r>
+      <w:r/>
     </w:p>
     <w:p>
       <w:pPr>
-        <w:pStyle w:val="709"/>
+        <w:pStyle w:val="939"/>
         <w:numPr>
           <w:ilvl w:val="0"/>
           <w:numId w:val="26"/>
@@ -2922,14 +2394,6 @@
           <w:szCs w:val="20"/>
         </w:rPr>
         <w:t xml:space="preserve">Commerce-Oracle Engagement Cloud for Communications: </w:t>
-      </w:r>
-      <w:r>
-        <w:rPr>
-          <w:rFonts w:asciiTheme="minorHAnsi" w:hAnsiTheme="minorHAnsi" w:cstheme="minorBidi"/>
-          <w:color w:val="auto"/>
-          <w:sz w:val="20"/>
-          <w:szCs w:val="20"/>
-        </w:rPr>
       </w:r>
       <w:r>
         <w:rPr>
@@ -2948,18 +2412,11 @@
           <w:szCs w:val="20"/>
         </w:rPr>
       </w:r>
-      <w:r>
-        <w:rPr>
-          <w:rFonts w:asciiTheme="minorHAnsi" w:hAnsiTheme="minorHAnsi" w:cstheme="minorBidi"/>
-          <w:color w:val="auto"/>
-          <w:sz w:val="20"/>
-          <w:szCs w:val="20"/>
-        </w:rPr>
-      </w:r>
+      <w:r/>
     </w:p>
     <w:p>
       <w:pPr>
-        <w:pStyle w:val="709"/>
+        <w:pStyle w:val="939"/>
         <w:numPr>
           <w:ilvl w:val="0"/>
           <w:numId w:val="26"/>
@@ -2977,14 +2434,6 @@
           <w:szCs w:val="20"/>
         </w:rPr>
         <w:t xml:space="preserve">Commerce-ProductHub: </w:t>
-      </w:r>
-      <w:r>
-        <w:rPr>
-          <w:rFonts w:asciiTheme="minorHAnsi" w:hAnsiTheme="minorHAnsi" w:cstheme="minorBidi"/>
-          <w:color w:val="auto"/>
-          <w:sz w:val="20"/>
-          <w:szCs w:val="20"/>
-        </w:rPr>
       </w:r>
       <w:r>
         <w:rPr>
@@ -3003,18 +2452,11 @@
           <w:szCs w:val="20"/>
         </w:rPr>
       </w:r>
-      <w:r>
-        <w:rPr>
-          <w:rFonts w:asciiTheme="minorHAnsi" w:hAnsiTheme="minorHAnsi" w:cstheme="minorBidi"/>
-          <w:color w:val="auto"/>
-          <w:sz w:val="20"/>
-          <w:szCs w:val="20"/>
-        </w:rPr>
-      </w:r>
+      <w:r/>
     </w:p>
     <w:p>
       <w:pPr>
-        <w:pStyle w:val="709"/>
+        <w:pStyle w:val="939"/>
         <w:numPr>
           <w:ilvl w:val="0"/>
           <w:numId w:val="16"/>
@@ -3033,11 +2475,10 @@
         </w:rPr>
         <w:t xml:space="preserve">Developed </w:t>
       </w:r>
-      <w:r/>
       <w:hyperlink r:id="rId12" w:tooltip="https://docs.oracle.com/en/cloud/paas/integration-cloud/commerce-adapter/understand-oracle-commerce-cloud-adapter.html" w:history="1">
         <w:r>
           <w:rPr>
-            <w:rStyle w:val="711"/>
+            <w:rStyle w:val="941"/>
             <w:rFonts w:asciiTheme="minorHAnsi" w:hAnsiTheme="minorHAnsi" w:cstheme="minorBidi"/>
             <w:sz w:val="20"/>
             <w:szCs w:val="20"/>
@@ -3045,7 +2486,6 @@
           <w:t xml:space="preserve">Commerce Cloud Adapter</w:t>
         </w:r>
       </w:hyperlink>
-      <w:r/>
       <w:r>
         <w:rPr>
           <w:rFonts w:asciiTheme="minorHAnsi" w:hAnsiTheme="minorHAnsi" w:cstheme="minorBidi"/>
@@ -3062,21 +2502,12 @@
           <w:sz w:val="20"/>
           <w:szCs w:val="20"/>
         </w:rPr>
-      </w:r>
-      <w:r>
-        <w:rPr>
-          <w:rFonts w:asciiTheme="minorHAnsi" w:hAnsiTheme="minorHAnsi" w:cstheme="minorBidi"/>
-          <w:color w:val="auto"/>
-          <w:sz w:val="20"/>
-          <w:szCs w:val="20"/>
-        </w:rPr>
         <w:t xml:space="preserve">working on </w:t>
       </w:r>
-      <w:r/>
       <w:hyperlink r:id="rId13" w:tooltip="https://www.oracle.com/middleware/application-integration/application-adapters/" w:history="1">
         <w:r>
           <w:rPr>
-            <w:rStyle w:val="711"/>
+            <w:rStyle w:val="941"/>
             <w:rFonts w:asciiTheme="minorHAnsi" w:hAnsiTheme="minorHAnsi" w:cstheme="minorBidi"/>
             <w:sz w:val="20"/>
             <w:szCs w:val="20"/>
@@ -3084,7 +2515,6 @@
           <w:t xml:space="preserve">Oracle Integration Cloud Services (ICS) SDK</w:t>
         </w:r>
       </w:hyperlink>
-      <w:r/>
       <w:r>
         <w:rPr>
           <w:rFonts w:asciiTheme="minorHAnsi" w:hAnsiTheme="minorHAnsi" w:cstheme="minorBidi"/>
@@ -3093,18 +2523,11 @@
           <w:szCs w:val="20"/>
         </w:rPr>
       </w:r>
-      <w:r>
-        <w:rPr>
-          <w:rFonts w:asciiTheme="minorHAnsi" w:hAnsiTheme="minorHAnsi" w:cstheme="minorBidi"/>
-          <w:color w:val="auto"/>
-          <w:sz w:val="20"/>
-          <w:szCs w:val="20"/>
-        </w:rPr>
-      </w:r>
+      <w:r/>
     </w:p>
     <w:p>
       <w:pPr>
-        <w:pStyle w:val="709"/>
+        <w:pStyle w:val="939"/>
         <w:numPr>
           <w:ilvl w:val="0"/>
           <w:numId w:val="16"/>
@@ -3129,7 +2552,13 @@
       </w:r>
       <w:r>
         <w:rPr>
-          <w:rFonts w:asciiTheme="minorHAnsi" w:hAnsiTheme="minorHAnsi" w:cstheme="minorBidi"/>
+          <w:color w:val="auto"/>
+          <w:sz w:val="20"/>
+          <w:szCs w:val="20"/>
+        </w:rPr>
+      </w:r>
+      <w:r>
+        <w:rPr>
           <w:color w:val="auto"/>
           <w:sz w:val="20"/>
           <w:szCs w:val="20"/>
@@ -3138,7 +2567,7 @@
     </w:p>
     <w:p>
       <w:pPr>
-        <w:pStyle w:val="709"/>
+        <w:pStyle w:val="939"/>
         <w:numPr>
           <w:ilvl w:val="0"/>
           <w:numId w:val="16"/>
@@ -3170,15 +2599,6 @@
         </w:rPr>
         <w:t xml:space="preserve">Used JavaScript and Java to develop the front end and back end designs for </w:t>
       </w:r>
-      <w:r>
-        <w:rPr>
-          <w:rFonts w:asciiTheme="minorHAnsi" w:hAnsiTheme="minorHAnsi" w:cstheme="minorBidi"/>
-          <w:color w:val="auto"/>
-          <w:sz w:val="20"/>
-          <w:szCs w:val="20"/>
-        </w:rPr>
-      </w:r>
-      <w:r/>
       <w:r>
         <w:rPr>
           <w:rFonts w:asciiTheme="minorHAnsi" w:hAnsiTheme="minorHAnsi" w:cstheme="minorBidi"/>
@@ -3207,7 +2627,7 @@
     </w:p>
     <w:p>
       <w:pPr>
-        <w:pStyle w:val="709"/>
+        <w:pStyle w:val="939"/>
         <w:numPr>
           <w:ilvl w:val="0"/>
           <w:numId w:val="16"/>
@@ -3225,14 +2645,6 @@
           <w:szCs w:val="20"/>
         </w:rPr>
         <w:t xml:space="preserve">Designed XSLT templates for mapping data for Oracle FOM, OROMS and </w:t>
-      </w:r>
-      <w:r>
-        <w:rPr>
-          <w:rFonts w:asciiTheme="minorHAnsi" w:hAnsiTheme="minorHAnsi" w:cstheme="minorBidi"/>
-          <w:color w:val="auto"/>
-          <w:sz w:val="20"/>
-          <w:szCs w:val="20"/>
-        </w:rPr>
       </w:r>
       <w:r>
         <w:rPr>
@@ -3251,18 +2663,11 @@
           <w:szCs w:val="20"/>
         </w:rPr>
       </w:r>
-      <w:r>
-        <w:rPr>
-          <w:rFonts w:asciiTheme="minorHAnsi" w:hAnsiTheme="minorHAnsi" w:cstheme="minorBidi"/>
-          <w:color w:val="auto"/>
-          <w:sz w:val="20"/>
-          <w:szCs w:val="20"/>
-        </w:rPr>
-      </w:r>
+      <w:r/>
     </w:p>
     <w:p>
       <w:pPr>
-        <w:pStyle w:val="709"/>
+        <w:pStyle w:val="939"/>
         <w:numPr>
           <w:ilvl w:val="0"/>
           <w:numId w:val="16"/>
@@ -3280,14 +2685,6 @@
           <w:szCs w:val="20"/>
         </w:rPr>
         <w:t xml:space="preserve">Formulated Swagger template based NodeJS custom extensions </w:t>
-      </w:r>
-      <w:r>
-        <w:rPr>
-          <w:rFonts w:asciiTheme="minorHAnsi" w:hAnsiTheme="minorHAnsi" w:cstheme="minorBidi"/>
-          <w:color w:val="auto"/>
-          <w:sz w:val="20"/>
-          <w:szCs w:val="20"/>
-        </w:rPr>
       </w:r>
       <w:r>
         <w:rPr>
@@ -3306,35 +2703,11 @@
           <w:szCs w:val="20"/>
         </w:rPr>
       </w:r>
-      <w:r>
-        <w:rPr>
-          <w:rFonts w:asciiTheme="minorHAnsi" w:hAnsiTheme="minorHAnsi" w:cstheme="minorBidi"/>
-          <w:color w:val="auto"/>
-          <w:sz w:val="20"/>
-          <w:szCs w:val="20"/>
-        </w:rPr>
-      </w:r>
-      <w:r>
-        <w:rPr>
-          <w:rFonts w:asciiTheme="minorHAnsi" w:hAnsiTheme="minorHAnsi" w:cstheme="minorBidi"/>
-          <w:color w:val="auto"/>
-          <w:sz w:val="20"/>
-          <w:szCs w:val="20"/>
-        </w:rPr>
-      </w:r>
       <w:r/>
-      <w:r>
-        <w:rPr>
-          <w:rFonts w:asciiTheme="minorHAnsi" w:hAnsiTheme="minorHAnsi" w:cstheme="minorBidi"/>
-          <w:color w:val="auto"/>
-          <w:sz w:val="20"/>
-          <w:szCs w:val="20"/>
-        </w:rPr>
-      </w:r>
     </w:p>
     <w:p>
       <w:pPr>
-        <w:pStyle w:val="709"/>
+        <w:pStyle w:val="939"/>
         <w:numPr>
           <w:ilvl w:val="0"/>
           <w:numId w:val="16"/>
@@ -3388,7 +2761,7 @@
       <w:hyperlink r:id="rId14" w:tooltip="https://json-schema.org/draft-04/json-schema-hypermedia.html" w:history="1">
         <w:r>
           <w:rPr>
-            <w:rStyle w:val="711"/>
+            <w:rStyle w:val="941"/>
             <w:rFonts w:asciiTheme="minorHAnsi" w:hAnsiTheme="minorHAnsi" w:cstheme="minorBidi"/>
             <w:sz w:val="20"/>
             <w:szCs w:val="20"/>
@@ -3408,7 +2781,7 @@
       <w:hyperlink r:id="rId15" w:tooltip="https://swagger.io/specification/" w:history="1">
         <w:r>
           <w:rPr>
-            <w:rStyle w:val="711"/>
+            <w:rStyle w:val="941"/>
             <w:rFonts w:asciiTheme="minorHAnsi" w:hAnsiTheme="minorHAnsi" w:cstheme="minorBidi"/>
             <w:sz w:val="20"/>
             <w:szCs w:val="20"/>
@@ -3416,7 +2789,14 @@
           <w:t xml:space="preserve">OpenAPI Specification</w:t>
         </w:r>
       </w:hyperlink>
-      <w:r/>
+      <w:r>
+        <w:rPr>
+          <w:rFonts w:asciiTheme="minorHAnsi" w:hAnsiTheme="minorHAnsi" w:cstheme="minorBidi"/>
+          <w:color w:val="auto"/>
+          <w:sz w:val="20"/>
+          <w:szCs w:val="20"/>
+        </w:rPr>
+      </w:r>
       <w:r>
         <w:rPr>
           <w:rFonts w:asciiTheme="minorHAnsi" w:hAnsiTheme="minorHAnsi" w:cstheme="minorBidi"/>
@@ -3428,7 +2808,7 @@
     </w:p>
     <w:p>
       <w:pPr>
-        <w:pStyle w:val="709"/>
+        <w:pStyle w:val="939"/>
         <w:numPr>
           <w:ilvl w:val="0"/>
           <w:numId w:val="16"/>
@@ -3455,7 +2835,7 @@
       <w:hyperlink r:id="rId16" w:tooltip="https://docs.oracle.com/en/cloud/saas/commerce-cloud/occ-responsys-integration/integrating-oracle-commerce-cloud-and-oracle-responsys.pdf" w:history="1">
         <w:r>
           <w:rPr>
-            <w:rStyle w:val="711"/>
+            <w:rStyle w:val="941"/>
             <w:rFonts w:asciiTheme="minorHAnsi" w:hAnsiTheme="minorHAnsi" w:cstheme="minorBidi"/>
             <w:sz w:val="20"/>
             <w:szCs w:val="20"/>
@@ -3475,7 +2855,7 @@
       <w:hyperlink r:id="rId17" w:tooltip="https://docs.oracle.com/cd/E14004_01/books/PDF/OrderMgt.pdf" w:history="1">
         <w:r>
           <w:rPr>
-            <w:rStyle w:val="711"/>
+            <w:rStyle w:val="941"/>
             <w:rFonts w:asciiTheme="minorHAnsi" w:hAnsiTheme="minorHAnsi" w:cstheme="minorBidi"/>
             <w:sz w:val="20"/>
             <w:szCs w:val="20"/>
@@ -3495,7 +2875,7 @@
       <w:hyperlink r:id="rId18" w:tooltip="https://docs.oracle.com/en/cloud/saas/commerce-cloud/20a/occ-cx-comm-integration/understand-integration1.html" w:history="1">
         <w:r>
           <w:rPr>
-            <w:rStyle w:val="711"/>
+            <w:rStyle w:val="941"/>
             <w:rFonts w:asciiTheme="minorHAnsi" w:hAnsiTheme="minorHAnsi" w:cstheme="minorBidi"/>
             <w:sz w:val="20"/>
             <w:szCs w:val="20"/>
@@ -3520,10 +2900,18 @@
           <w:szCs w:val="20"/>
         </w:rPr>
       </w:r>
+      <w:r>
+        <w:rPr>
+          <w:rFonts w:asciiTheme="minorHAnsi" w:hAnsiTheme="minorHAnsi" w:cstheme="minorBidi"/>
+          <w:color w:val="auto"/>
+          <w:sz w:val="20"/>
+          <w:szCs w:val="20"/>
+        </w:rPr>
+      </w:r>
     </w:p>
     <w:p>
       <w:pPr>
-        <w:pStyle w:val="709"/>
+        <w:pStyle w:val="939"/>
         <w:numPr>
           <w:ilvl w:val="0"/>
           <w:numId w:val="16"/>
@@ -3600,10 +2988,18 @@
           <w:szCs w:val="20"/>
         </w:rPr>
       </w:r>
+      <w:r>
+        <w:rPr>
+          <w:rFonts w:asciiTheme="minorHAnsi" w:hAnsiTheme="minorHAnsi" w:cstheme="minorBidi"/>
+          <w:color w:val="auto"/>
+          <w:sz w:val="20"/>
+          <w:szCs w:val="20"/>
+        </w:rPr>
+      </w:r>
     </w:p>
     <w:p>
       <w:pPr>
-        <w:pStyle w:val="709"/>
+        <w:pStyle w:val="939"/>
         <w:pBdr>
           <w:bottom w:val="single" w:color="auto" w:sz="4" w:space="0"/>
         </w:pBdr>
@@ -3646,7 +3042,7 @@
     </w:p>
     <w:p>
       <w:pPr>
-        <w:pStyle w:val="709"/>
+        <w:pStyle w:val="939"/>
         <w:spacing w:before="40"/>
         <w:ind/>
         <w:rPr>
@@ -3769,7 +3165,7 @@
     </w:p>
     <w:p>
       <w:pPr>
-        <w:pStyle w:val="709"/>
+        <w:pStyle w:val="939"/>
         <w:spacing/>
         <w:ind/>
         <w:rPr>
@@ -3925,7 +3321,7 @@
     </w:p>
     <w:p>
       <w:pPr>
-        <w:pStyle w:val="709"/>
+        <w:pStyle w:val="939"/>
         <w:spacing w:before="40"/>
         <w:ind/>
         <w:rPr>
@@ -4100,7 +3496,7 @@
     </w:p>
     <w:p>
       <w:pPr>
-        <w:pStyle w:val="709"/>
+        <w:pStyle w:val="939"/>
         <w:spacing/>
         <w:ind/>
         <w:jc w:val="both"/>
@@ -4295,47 +3691,10 @@
           <w:szCs w:val="20"/>
         </w:rPr>
       </w:r>
-      <w:r>
-        <w:rPr>
-          <w:rFonts w:asciiTheme="minorHAnsi" w:hAnsiTheme="minorHAnsi" w:cstheme="minorBidi"/>
-          <w:color w:val="auto"/>
-          <w:sz w:val="20"/>
-          <w:szCs w:val="20"/>
-          <w:highlight w:val="none"/>
-        </w:rPr>
-      </w:r>
-      <w:r>
-        <w:rPr>
-          <w:rFonts w:asciiTheme="minorHAnsi" w:hAnsiTheme="minorHAnsi" w:cstheme="minorBidi"/>
-          <w:color w:val="auto"/>
-          <w:sz w:val="20"/>
-          <w:szCs w:val="20"/>
-          <w:highlight w:val="none"/>
-        </w:rPr>
-      </w:r>
-      <w:r>
-        <w:rPr>
-          <w:rFonts w:asciiTheme="minorHAnsi" w:hAnsiTheme="minorHAnsi" w:cstheme="minorBidi"/>
-          <w:color w:val="auto"/>
-          <w:sz w:val="20"/>
-          <w:szCs w:val="20"/>
-          <w:highlight w:val="none"/>
-        </w:rPr>
-      </w:r>
-      <w:r>
-        <w:rPr>
-          <w:rFonts w:asciiTheme="minorHAnsi" w:hAnsiTheme="minorHAnsi" w:cstheme="minorBidi"/>
-          <w:b/>
-          <w:bCs/>
-          <w:color w:val="auto"/>
-          <w:sz w:val="20"/>
-          <w:szCs w:val="20"/>
-        </w:rPr>
-      </w:r>
     </w:p>
     <w:p>
       <w:pPr>
-        <w:pStyle w:val="715"/>
+        <w:pStyle w:val="945"/>
         <w:spacing/>
         <w:ind/>
         <w:rPr/>
@@ -4347,7 +3706,7 @@
     </w:p>
     <w:p>
       <w:pPr>
-        <w:pStyle w:val="710"/>
+        <w:pStyle w:val="940"/>
         <w:numPr>
           <w:ilvl w:val="0"/>
           <w:numId w:val="18"/>
@@ -4384,14 +3743,26 @@
       </w:r>
       <w:r>
         <w:rPr>
+          <w:b w:val="0"/>
+          <w:bCs w:val="0"/>
           <w:sz w:val="20"/>
           <w:szCs w:val="20"/>
+          <w:highlight w:val="none"/>
+        </w:rPr>
+      </w:r>
+      <w:r>
+        <w:rPr>
+          <w:b w:val="0"/>
+          <w:bCs w:val="0"/>
+          <w:sz w:val="20"/>
+          <w:szCs w:val="20"/>
+          <w:highlight w:val="none"/>
         </w:rPr>
       </w:r>
     </w:p>
     <w:p>
       <w:pPr>
-        <w:pStyle w:val="710"/>
+        <w:pStyle w:val="940"/>
         <w:numPr>
           <w:ilvl w:val="0"/>
           <w:numId w:val="18"/>
@@ -4434,11 +3805,22 @@
         </w:rPr>
         <w:t xml:space="preserve">. </w:t>
       </w:r>
-      <w:r/>
+      <w:r>
+        <w:rPr>
+          <w:sz w:val="20"/>
+          <w:szCs w:val="20"/>
+        </w:rPr>
+      </w:r>
+      <w:r>
+        <w:rPr>
+          <w:sz w:val="20"/>
+          <w:szCs w:val="20"/>
+        </w:rPr>
+      </w:r>
     </w:p>
     <w:p>
       <w:pPr>
-        <w:pStyle w:val="710"/>
+        <w:pStyle w:val="940"/>
         <w:numPr>
           <w:ilvl w:val="0"/>
           <w:numId w:val="18"/>
@@ -4473,10 +3855,16 @@
           <w:szCs w:val="20"/>
         </w:rPr>
       </w:r>
+      <w:r>
+        <w:rPr>
+          <w:sz w:val="20"/>
+          <w:szCs w:val="20"/>
+        </w:rPr>
+      </w:r>
     </w:p>
     <w:p>
       <w:pPr>
-        <w:pStyle w:val="710"/>
+        <w:pStyle w:val="940"/>
         <w:numPr>
           <w:ilvl w:val="0"/>
           <w:numId w:val="18"/>
@@ -4639,6 +4027,12 @@
           <w:szCs w:val="20"/>
         </w:rPr>
       </w:r>
+      <w:r>
+        <w:rPr>
+          <w:sz w:val="20"/>
+          <w:szCs w:val="20"/>
+        </w:rPr>
+      </w:r>
     </w:p>
     <w:sectPr>
       <w:footnotePr/>
@@ -4661,7 +4055,6 @@
         <w:ind/>
         <w:rPr/>
       </w:pPr>
-      <w:r/>
       <w:r>
         <w:separator/>
       </w:r>
@@ -4675,7 +4068,6 @@
         <w:ind/>
         <w:rPr/>
       </w:pPr>
-      <w:r/>
       <w:r>
         <w:continuationSeparator/>
       </w:r>
@@ -4694,7 +4086,6 @@
         <w:ind/>
         <w:rPr/>
       </w:pPr>
-      <w:r/>
       <w:r>
         <w:separator/>
       </w:r>
@@ -4708,7 +4099,6 @@
         <w:ind/>
         <w:rPr/>
       </w:pPr>
-      <w:r/>
       <w:r>
         <w:continuationSeparator/>
       </w:r>
@@ -8931,9 +8321,9 @@
     <w:lsdException w:name="Bibliography" w:uiPriority="37"/>
     <w:lsdException w:name="TOC Heading" w:uiPriority="39" w:qFormat="1"/>
   </w:latentStyles>
-  <w:style w:type="table" w:styleId="13">
+  <w:style w:type="table" w:styleId="755">
     <w:name w:val="Table Grid Light"/>
-    <w:basedOn w:val="706"/>
+    <w:basedOn w:val="936"/>
     <w:uiPriority w:val="59"/>
     <w:pPr>
       <w:pBdr/>
@@ -9130,9 +8520,9 @@
       </w:tcPr>
     </w:tblStylePr>
   </w:style>
-  <w:style w:type="table" w:styleId="14">
+  <w:style w:type="table" w:styleId="756">
     <w:name w:val="Plain Table 1"/>
-    <w:basedOn w:val="706"/>
+    <w:basedOn w:val="936"/>
     <w:uiPriority w:val="59"/>
     <w:pPr>
       <w:pBdr/>
@@ -9355,9 +8745,9 @@
       </w:tcPr>
     </w:tblStylePr>
   </w:style>
-  <w:style w:type="table" w:styleId="15">
+  <w:style w:type="table" w:styleId="757">
     <w:name w:val="Plain Table 2"/>
-    <w:basedOn w:val="706"/>
+    <w:basedOn w:val="936"/>
     <w:uiPriority w:val="59"/>
     <w:pPr>
       <w:pBdr/>
@@ -9588,9 +8978,9 @@
       </w:tcPr>
     </w:tblStylePr>
   </w:style>
-  <w:style w:type="table" w:styleId="16">
+  <w:style w:type="table" w:styleId="758">
     <w:name w:val="Plain Table 3"/>
-    <w:basedOn w:val="706"/>
+    <w:basedOn w:val="936"/>
     <w:uiPriority w:val="99"/>
     <w:pPr>
       <w:pBdr/>
@@ -9818,9 +9208,9 @@
       </w:tcPr>
     </w:tblStylePr>
   </w:style>
-  <w:style w:type="table" w:styleId="17">
+  <w:style w:type="table" w:styleId="759">
     <w:name w:val="Plain Table 4"/>
-    <w:basedOn w:val="706"/>
+    <w:basedOn w:val="936"/>
     <w:uiPriority w:val="99"/>
     <w:pPr>
       <w:pBdr/>
@@ -10034,9 +9424,9 @@
       </w:tcPr>
     </w:tblStylePr>
   </w:style>
-  <w:style w:type="table" w:styleId="18">
+  <w:style w:type="table" w:styleId="760">
     <w:name w:val="Plain Table 5"/>
-    <w:basedOn w:val="706"/>
+    <w:basedOn w:val="936"/>
     <w:uiPriority w:val="99"/>
     <w:pPr>
       <w:pBdr/>
@@ -10267,9 +9657,9 @@
       </w:tcPr>
     </w:tblStylePr>
   </w:style>
-  <w:style w:type="table" w:styleId="19">
+  <w:style w:type="table" w:styleId="761">
     <w:name w:val="Grid Table 1 Light"/>
-    <w:basedOn w:val="706"/>
+    <w:basedOn w:val="936"/>
     <w:uiPriority w:val="99"/>
     <w:pPr>
       <w:pBdr/>
@@ -10490,9 +9880,9 @@
       </w:tcPr>
     </w:tblStylePr>
   </w:style>
-  <w:style w:type="table" w:styleId="20">
+  <w:style w:type="table" w:styleId="762">
     <w:name w:val="Grid Table 1 Light - Accent 1"/>
-    <w:basedOn w:val="706"/>
+    <w:basedOn w:val="936"/>
     <w:uiPriority w:val="99"/>
     <w:pPr>
       <w:pBdr/>
@@ -10713,9 +10103,9 @@
       </w:tcPr>
     </w:tblStylePr>
   </w:style>
-  <w:style w:type="table" w:styleId="21">
+  <w:style w:type="table" w:styleId="763">
     <w:name w:val="Grid Table 1 Light - Accent 2"/>
-    <w:basedOn w:val="706"/>
+    <w:basedOn w:val="936"/>
     <w:uiPriority w:val="99"/>
     <w:pPr>
       <w:pBdr/>
@@ -10936,9 +10326,9 @@
       </w:tcPr>
     </w:tblStylePr>
   </w:style>
-  <w:style w:type="table" w:styleId="22">
+  <w:style w:type="table" w:styleId="764">
     <w:name w:val="Grid Table 1 Light - Accent 3"/>
-    <w:basedOn w:val="706"/>
+    <w:basedOn w:val="936"/>
     <w:uiPriority w:val="99"/>
     <w:pPr>
       <w:pBdr/>
@@ -11159,9 +10549,9 @@
       </w:tcPr>
     </w:tblStylePr>
   </w:style>
-  <w:style w:type="table" w:styleId="23">
+  <w:style w:type="table" w:styleId="765">
     <w:name w:val="Grid Table 1 Light - Accent 4"/>
-    <w:basedOn w:val="706"/>
+    <w:basedOn w:val="936"/>
     <w:uiPriority w:val="99"/>
     <w:pPr>
       <w:pBdr/>
@@ -11382,9 +10772,9 @@
       </w:tcPr>
     </w:tblStylePr>
   </w:style>
-  <w:style w:type="table" w:styleId="24">
+  <w:style w:type="table" w:styleId="766">
     <w:name w:val="Grid Table 1 Light - Accent 5"/>
-    <w:basedOn w:val="706"/>
+    <w:basedOn w:val="936"/>
     <w:uiPriority w:val="99"/>
     <w:pPr>
       <w:pBdr/>
@@ -11605,9 +10995,9 @@
       </w:tcPr>
     </w:tblStylePr>
   </w:style>
-  <w:style w:type="table" w:styleId="25">
+  <w:style w:type="table" w:styleId="767">
     <w:name w:val="Grid Table 1 Light - Accent 6"/>
-    <w:basedOn w:val="706"/>
+    <w:basedOn w:val="936"/>
     <w:uiPriority w:val="99"/>
     <w:pPr>
       <w:pBdr/>
@@ -11828,9 +11218,9 @@
       </w:tcPr>
     </w:tblStylePr>
   </w:style>
-  <w:style w:type="table" w:styleId="26">
+  <w:style w:type="table" w:styleId="768">
     <w:name w:val="Grid Table 2"/>
-    <w:basedOn w:val="706"/>
+    <w:basedOn w:val="936"/>
     <w:uiPriority w:val="99"/>
     <w:pPr>
       <w:pBdr/>
@@ -12060,9 +11450,9 @@
       </w:tcPr>
     </w:tblStylePr>
   </w:style>
-  <w:style w:type="table" w:styleId="27">
+  <w:style w:type="table" w:styleId="769">
     <w:name w:val="Grid Table 2 - Accent 1"/>
-    <w:basedOn w:val="706"/>
+    <w:basedOn w:val="936"/>
     <w:uiPriority w:val="99"/>
     <w:pPr>
       <w:pBdr/>
@@ -12292,9 +11682,9 @@
       </w:tcPr>
     </w:tblStylePr>
   </w:style>
-  <w:style w:type="table" w:styleId="28">
+  <w:style w:type="table" w:styleId="770">
     <w:name w:val="Grid Table 2 - Accent 2"/>
-    <w:basedOn w:val="706"/>
+    <w:basedOn w:val="936"/>
     <w:uiPriority w:val="99"/>
     <w:pPr>
       <w:pBdr/>
@@ -12524,9 +11914,9 @@
       </w:tcPr>
     </w:tblStylePr>
   </w:style>
-  <w:style w:type="table" w:styleId="29">
+  <w:style w:type="table" w:styleId="771">
     <w:name w:val="Grid Table 2 - Accent 3"/>
-    <w:basedOn w:val="706"/>
+    <w:basedOn w:val="936"/>
     <w:uiPriority w:val="99"/>
     <w:pPr>
       <w:pBdr/>
@@ -12756,9 +12146,9 @@
       </w:tcPr>
     </w:tblStylePr>
   </w:style>
-  <w:style w:type="table" w:styleId="30">
+  <w:style w:type="table" w:styleId="772">
     <w:name w:val="Grid Table 2 - Accent 4"/>
-    <w:basedOn w:val="706"/>
+    <w:basedOn w:val="936"/>
     <w:uiPriority w:val="99"/>
     <w:pPr>
       <w:pBdr/>
@@ -12988,9 +12378,9 @@
       </w:tcPr>
     </w:tblStylePr>
   </w:style>
-  <w:style w:type="table" w:styleId="31">
+  <w:style w:type="table" w:styleId="773">
     <w:name w:val="Grid Table 2 - Accent 5"/>
-    <w:basedOn w:val="706"/>
+    <w:basedOn w:val="936"/>
     <w:uiPriority w:val="99"/>
     <w:pPr>
       <w:pBdr/>
@@ -13220,9 +12610,9 @@
       </w:tcPr>
     </w:tblStylePr>
   </w:style>
-  <w:style w:type="table" w:styleId="32">
+  <w:style w:type="table" w:styleId="774">
     <w:name w:val="Grid Table 2 - Accent 6"/>
-    <w:basedOn w:val="706"/>
+    <w:basedOn w:val="936"/>
     <w:uiPriority w:val="99"/>
     <w:pPr>
       <w:pBdr/>
@@ -13452,9 +12842,9 @@
       </w:tcPr>
     </w:tblStylePr>
   </w:style>
-  <w:style w:type="table" w:styleId="33">
+  <w:style w:type="table" w:styleId="775">
     <w:name w:val="Grid Table 3"/>
-    <w:basedOn w:val="706"/>
+    <w:basedOn w:val="936"/>
     <w:uiPriority w:val="99"/>
     <w:pPr>
       <w:pBdr/>
@@ -13553,29 +12943,6 @@
         <w:tblBorders/>
       </w:tblPr>
       <w:tcPr>
-        <w:shd w:color="ffffff"/>
-        <w:tcBorders>
-          <w:top w:val="none" w:color="000000" w:sz="4" w:space="0"/>
-          <w:left w:val="none" w:color="000000" w:sz="4" w:space="0"/>
-          <w:bottom w:val="none" w:color="000000" w:sz="4" w:space="0"/>
-          <w:right w:val="none" w:color="000000" w:sz="4" w:space="0"/>
-        </w:tcBorders>
-      </w:tcPr>
-    </w:tblStylePr>
-    <w:tblStylePr w:type="firstRow">
-      <w:rPr>
-        <w:b/>
-        <w:color w:val="404040"/>
-      </w:rPr>
-      <w:pPr>
-        <w:pBdr/>
-        <w:spacing/>
-        <w:ind/>
-      </w:pPr>
-      <w:tblPr>
-        <w:tblBorders/>
-      </w:tblPr>
-      <w:tcPr>
         <w:shd w:val="clear" w:color="ffffff"/>
         <w:tcBorders>
           <w:top w:val="none" w:color="000000" w:sz="4" w:space="0"/>
@@ -13585,30 +12952,7 @@
         </w:tcBorders>
       </w:tcPr>
     </w:tblStylePr>
-    <w:tblStylePr w:type="lastCol">
-      <w:rPr>
-        <w:i/>
-        <w:color w:val="404040"/>
-      </w:rPr>
-      <w:pPr>
-        <w:pBdr/>
-        <w:spacing/>
-        <w:ind/>
-      </w:pPr>
-      <w:tblPr>
-        <w:tblBorders/>
-      </w:tblPr>
-      <w:tcPr>
-        <w:shd w:color="ffffff"/>
-        <w:tcBorders>
-          <w:top w:val="none" w:color="000000" w:sz="4" w:space="0"/>
-          <w:left w:val="none" w:color="000000" w:sz="4" w:space="0"/>
-          <w:bottom w:val="none" w:color="000000" w:sz="4" w:space="0"/>
-          <w:right w:val="none" w:color="000000" w:sz="4" w:space="0"/>
-        </w:tcBorders>
-      </w:tcPr>
-    </w:tblStylePr>
-    <w:tblStylePr w:type="lastRow">
+    <w:tblStylePr w:type="firstRow">
       <w:rPr>
         <w:b/>
         <w:color w:val="404040"/>
@@ -13631,6 +12975,52 @@
         </w:tcBorders>
       </w:tcPr>
     </w:tblStylePr>
+    <w:tblStylePr w:type="lastCol">
+      <w:rPr>
+        <w:i/>
+        <w:color w:val="404040"/>
+      </w:rPr>
+      <w:pPr>
+        <w:pBdr/>
+        <w:spacing/>
+        <w:ind/>
+      </w:pPr>
+      <w:tblPr>
+        <w:tblBorders/>
+      </w:tblPr>
+      <w:tcPr>
+        <w:shd w:val="clear" w:color="ffffff"/>
+        <w:tcBorders>
+          <w:top w:val="none" w:color="000000" w:sz="4" w:space="0"/>
+          <w:left w:val="none" w:color="000000" w:sz="4" w:space="0"/>
+          <w:bottom w:val="none" w:color="000000" w:sz="4" w:space="0"/>
+          <w:right w:val="none" w:color="000000" w:sz="4" w:space="0"/>
+        </w:tcBorders>
+      </w:tcPr>
+    </w:tblStylePr>
+    <w:tblStylePr w:type="lastRow">
+      <w:rPr>
+        <w:b/>
+        <w:color w:val="404040"/>
+      </w:rPr>
+      <w:pPr>
+        <w:pBdr/>
+        <w:spacing/>
+        <w:ind/>
+      </w:pPr>
+      <w:tblPr>
+        <w:tblBorders/>
+      </w:tblPr>
+      <w:tcPr>
+        <w:shd w:val="clear" w:color="ffffff"/>
+        <w:tcBorders>
+          <w:top w:val="none" w:color="000000" w:sz="4" w:space="0"/>
+          <w:left w:val="none" w:color="000000" w:sz="4" w:space="0"/>
+          <w:bottom w:val="none" w:color="000000" w:sz="4" w:space="0"/>
+          <w:right w:val="none" w:color="000000" w:sz="4" w:space="0"/>
+        </w:tcBorders>
+      </w:tcPr>
+    </w:tblStylePr>
     <w:tblStylePr w:type="nwCell">
       <w:pPr>
         <w:pBdr/>
@@ -13697,9 +13087,9 @@
       </w:tcPr>
     </w:tblStylePr>
   </w:style>
-  <w:style w:type="table" w:styleId="34">
+  <w:style w:type="table" w:styleId="776">
     <w:name w:val="Grid Table 3 - Accent 1"/>
-    <w:basedOn w:val="706"/>
+    <w:basedOn w:val="936"/>
     <w:uiPriority w:val="99"/>
     <w:pPr>
       <w:pBdr/>
@@ -13798,29 +13188,6 @@
         <w:tblBorders/>
       </w:tblPr>
       <w:tcPr>
-        <w:shd w:color="ffffff"/>
-        <w:tcBorders>
-          <w:top w:val="none" w:color="000000" w:sz="4" w:space="0"/>
-          <w:left w:val="none" w:color="000000" w:sz="4" w:space="0"/>
-          <w:bottom w:val="none" w:color="000000" w:sz="4" w:space="0"/>
-          <w:right w:val="none" w:color="000000" w:sz="4" w:space="0"/>
-        </w:tcBorders>
-      </w:tcPr>
-    </w:tblStylePr>
-    <w:tblStylePr w:type="firstRow">
-      <w:rPr>
-        <w:b/>
-        <w:color w:val="404040"/>
-      </w:rPr>
-      <w:pPr>
-        <w:pBdr/>
-        <w:spacing/>
-        <w:ind/>
-      </w:pPr>
-      <w:tblPr>
-        <w:tblBorders/>
-      </w:tblPr>
-      <w:tcPr>
         <w:shd w:val="clear" w:color="ffffff"/>
         <w:tcBorders>
           <w:top w:val="none" w:color="000000" w:sz="4" w:space="0"/>
@@ -13830,30 +13197,7 @@
         </w:tcBorders>
       </w:tcPr>
     </w:tblStylePr>
-    <w:tblStylePr w:type="lastCol">
-      <w:rPr>
-        <w:i/>
-        <w:color w:val="404040"/>
-      </w:rPr>
-      <w:pPr>
-        <w:pBdr/>
-        <w:spacing/>
-        <w:ind/>
-      </w:pPr>
-      <w:tblPr>
-        <w:tblBorders/>
-      </w:tblPr>
-      <w:tcPr>
-        <w:shd w:color="ffffff"/>
-        <w:tcBorders>
-          <w:top w:val="none" w:color="000000" w:sz="4" w:space="0"/>
-          <w:left w:val="none" w:color="000000" w:sz="4" w:space="0"/>
-          <w:bottom w:val="none" w:color="000000" w:sz="4" w:space="0"/>
-          <w:right w:val="none" w:color="000000" w:sz="4" w:space="0"/>
-        </w:tcBorders>
-      </w:tcPr>
-    </w:tblStylePr>
-    <w:tblStylePr w:type="lastRow">
+    <w:tblStylePr w:type="firstRow">
       <w:rPr>
         <w:b/>
         <w:color w:val="404040"/>
@@ -13876,6 +13220,52 @@
         </w:tcBorders>
       </w:tcPr>
     </w:tblStylePr>
+    <w:tblStylePr w:type="lastCol">
+      <w:rPr>
+        <w:i/>
+        <w:color w:val="404040"/>
+      </w:rPr>
+      <w:pPr>
+        <w:pBdr/>
+        <w:spacing/>
+        <w:ind/>
+      </w:pPr>
+      <w:tblPr>
+        <w:tblBorders/>
+      </w:tblPr>
+      <w:tcPr>
+        <w:shd w:val="clear" w:color="ffffff"/>
+        <w:tcBorders>
+          <w:top w:val="none" w:color="000000" w:sz="4" w:space="0"/>
+          <w:left w:val="none" w:color="000000" w:sz="4" w:space="0"/>
+          <w:bottom w:val="none" w:color="000000" w:sz="4" w:space="0"/>
+          <w:right w:val="none" w:color="000000" w:sz="4" w:space="0"/>
+        </w:tcBorders>
+      </w:tcPr>
+    </w:tblStylePr>
+    <w:tblStylePr w:type="lastRow">
+      <w:rPr>
+        <w:b/>
+        <w:color w:val="404040"/>
+      </w:rPr>
+      <w:pPr>
+        <w:pBdr/>
+        <w:spacing/>
+        <w:ind/>
+      </w:pPr>
+      <w:tblPr>
+        <w:tblBorders/>
+      </w:tblPr>
+      <w:tcPr>
+        <w:shd w:val="clear" w:color="ffffff"/>
+        <w:tcBorders>
+          <w:top w:val="none" w:color="000000" w:sz="4" w:space="0"/>
+          <w:left w:val="none" w:color="000000" w:sz="4" w:space="0"/>
+          <w:bottom w:val="none" w:color="000000" w:sz="4" w:space="0"/>
+          <w:right w:val="none" w:color="000000" w:sz="4" w:space="0"/>
+        </w:tcBorders>
+      </w:tcPr>
+    </w:tblStylePr>
     <w:tblStylePr w:type="nwCell">
       <w:pPr>
         <w:pBdr/>
@@ -13942,9 +13332,9 @@
       </w:tcPr>
     </w:tblStylePr>
   </w:style>
-  <w:style w:type="table" w:styleId="35">
+  <w:style w:type="table" w:styleId="777">
     <w:name w:val="Grid Table 3 - Accent 2"/>
-    <w:basedOn w:val="706"/>
+    <w:basedOn w:val="936"/>
     <w:uiPriority w:val="99"/>
     <w:pPr>
       <w:pBdr/>
@@ -14043,29 +13433,6 @@
         <w:tblBorders/>
       </w:tblPr>
       <w:tcPr>
-        <w:shd w:color="ffffff"/>
-        <w:tcBorders>
-          <w:top w:val="none" w:color="000000" w:sz="4" w:space="0"/>
-          <w:left w:val="none" w:color="000000" w:sz="4" w:space="0"/>
-          <w:bottom w:val="none" w:color="000000" w:sz="4" w:space="0"/>
-          <w:right w:val="none" w:color="000000" w:sz="4" w:space="0"/>
-        </w:tcBorders>
-      </w:tcPr>
-    </w:tblStylePr>
-    <w:tblStylePr w:type="firstRow">
-      <w:rPr>
-        <w:b/>
-        <w:color w:val="404040"/>
-      </w:rPr>
-      <w:pPr>
-        <w:pBdr/>
-        <w:spacing/>
-        <w:ind/>
-      </w:pPr>
-      <w:tblPr>
-        <w:tblBorders/>
-      </w:tblPr>
-      <w:tcPr>
         <w:shd w:val="clear" w:color="ffffff"/>
         <w:tcBorders>
           <w:top w:val="none" w:color="000000" w:sz="4" w:space="0"/>
@@ -14075,30 +13442,7 @@
         </w:tcBorders>
       </w:tcPr>
     </w:tblStylePr>
-    <w:tblStylePr w:type="lastCol">
-      <w:rPr>
-        <w:i/>
-        <w:color w:val="404040"/>
-      </w:rPr>
-      <w:pPr>
-        <w:pBdr/>
-        <w:spacing/>
-        <w:ind/>
-      </w:pPr>
-      <w:tblPr>
-        <w:tblBorders/>
-      </w:tblPr>
-      <w:tcPr>
-        <w:shd w:color="ffffff"/>
-        <w:tcBorders>
-          <w:top w:val="none" w:color="000000" w:sz="4" w:space="0"/>
-          <w:left w:val="none" w:color="000000" w:sz="4" w:space="0"/>
-          <w:bottom w:val="none" w:color="000000" w:sz="4" w:space="0"/>
-          <w:right w:val="none" w:color="000000" w:sz="4" w:space="0"/>
-        </w:tcBorders>
-      </w:tcPr>
-    </w:tblStylePr>
-    <w:tblStylePr w:type="lastRow">
+    <w:tblStylePr w:type="firstRow">
       <w:rPr>
         <w:b/>
         <w:color w:val="404040"/>
@@ -14121,6 +13465,52 @@
         </w:tcBorders>
       </w:tcPr>
     </w:tblStylePr>
+    <w:tblStylePr w:type="lastCol">
+      <w:rPr>
+        <w:i/>
+        <w:color w:val="404040"/>
+      </w:rPr>
+      <w:pPr>
+        <w:pBdr/>
+        <w:spacing/>
+        <w:ind/>
+      </w:pPr>
+      <w:tblPr>
+        <w:tblBorders/>
+      </w:tblPr>
+      <w:tcPr>
+        <w:shd w:val="clear" w:color="ffffff"/>
+        <w:tcBorders>
+          <w:top w:val="none" w:color="000000" w:sz="4" w:space="0"/>
+          <w:left w:val="none" w:color="000000" w:sz="4" w:space="0"/>
+          <w:bottom w:val="none" w:color="000000" w:sz="4" w:space="0"/>
+          <w:right w:val="none" w:color="000000" w:sz="4" w:space="0"/>
+        </w:tcBorders>
+      </w:tcPr>
+    </w:tblStylePr>
+    <w:tblStylePr w:type="lastRow">
+      <w:rPr>
+        <w:b/>
+        <w:color w:val="404040"/>
+      </w:rPr>
+      <w:pPr>
+        <w:pBdr/>
+        <w:spacing/>
+        <w:ind/>
+      </w:pPr>
+      <w:tblPr>
+        <w:tblBorders/>
+      </w:tblPr>
+      <w:tcPr>
+        <w:shd w:val="clear" w:color="ffffff"/>
+        <w:tcBorders>
+          <w:top w:val="none" w:color="000000" w:sz="4" w:space="0"/>
+          <w:left w:val="none" w:color="000000" w:sz="4" w:space="0"/>
+          <w:bottom w:val="none" w:color="000000" w:sz="4" w:space="0"/>
+          <w:right w:val="none" w:color="000000" w:sz="4" w:space="0"/>
+        </w:tcBorders>
+      </w:tcPr>
+    </w:tblStylePr>
     <w:tblStylePr w:type="nwCell">
       <w:pPr>
         <w:pBdr/>
@@ -14187,9 +13577,9 @@
       </w:tcPr>
     </w:tblStylePr>
   </w:style>
-  <w:style w:type="table" w:styleId="36">
+  <w:style w:type="table" w:styleId="778">
     <w:name w:val="Grid Table 3 - Accent 3"/>
-    <w:basedOn w:val="706"/>
+    <w:basedOn w:val="936"/>
     <w:uiPriority w:val="99"/>
     <w:pPr>
       <w:pBdr/>
@@ -14288,29 +13678,6 @@
         <w:tblBorders/>
       </w:tblPr>
       <w:tcPr>
-        <w:shd w:color="ffffff"/>
-        <w:tcBorders>
-          <w:top w:val="none" w:color="000000" w:sz="4" w:space="0"/>
-          <w:left w:val="none" w:color="000000" w:sz="4" w:space="0"/>
-          <w:bottom w:val="none" w:color="000000" w:sz="4" w:space="0"/>
-          <w:right w:val="none" w:color="000000" w:sz="4" w:space="0"/>
-        </w:tcBorders>
-      </w:tcPr>
-    </w:tblStylePr>
-    <w:tblStylePr w:type="firstRow">
-      <w:rPr>
-        <w:b/>
-        <w:color w:val="404040"/>
-      </w:rPr>
-      <w:pPr>
-        <w:pBdr/>
-        <w:spacing/>
-        <w:ind/>
-      </w:pPr>
-      <w:tblPr>
-        <w:tblBorders/>
-      </w:tblPr>
-      <w:tcPr>
         <w:shd w:val="clear" w:color="ffffff"/>
         <w:tcBorders>
           <w:top w:val="none" w:color="000000" w:sz="4" w:space="0"/>
@@ -14320,30 +13687,7 @@
         </w:tcBorders>
       </w:tcPr>
     </w:tblStylePr>
-    <w:tblStylePr w:type="lastCol">
-      <w:rPr>
-        <w:i/>
-        <w:color w:val="404040"/>
-      </w:rPr>
-      <w:pPr>
-        <w:pBdr/>
-        <w:spacing/>
-        <w:ind/>
-      </w:pPr>
-      <w:tblPr>
-        <w:tblBorders/>
-      </w:tblPr>
-      <w:tcPr>
-        <w:shd w:color="ffffff"/>
-        <w:tcBorders>
-          <w:top w:val="none" w:color="000000" w:sz="4" w:space="0"/>
-          <w:left w:val="none" w:color="000000" w:sz="4" w:space="0"/>
-          <w:bottom w:val="none" w:color="000000" w:sz="4" w:space="0"/>
-          <w:right w:val="none" w:color="000000" w:sz="4" w:space="0"/>
-        </w:tcBorders>
-      </w:tcPr>
-    </w:tblStylePr>
-    <w:tblStylePr w:type="lastRow">
+    <w:tblStylePr w:type="firstRow">
       <w:rPr>
         <w:b/>
         <w:color w:val="404040"/>
@@ -14366,6 +13710,52 @@
         </w:tcBorders>
       </w:tcPr>
     </w:tblStylePr>
+    <w:tblStylePr w:type="lastCol">
+      <w:rPr>
+        <w:i/>
+        <w:color w:val="404040"/>
+      </w:rPr>
+      <w:pPr>
+        <w:pBdr/>
+        <w:spacing/>
+        <w:ind/>
+      </w:pPr>
+      <w:tblPr>
+        <w:tblBorders/>
+      </w:tblPr>
+      <w:tcPr>
+        <w:shd w:val="clear" w:color="ffffff"/>
+        <w:tcBorders>
+          <w:top w:val="none" w:color="000000" w:sz="4" w:space="0"/>
+          <w:left w:val="none" w:color="000000" w:sz="4" w:space="0"/>
+          <w:bottom w:val="none" w:color="000000" w:sz="4" w:space="0"/>
+          <w:right w:val="none" w:color="000000" w:sz="4" w:space="0"/>
+        </w:tcBorders>
+      </w:tcPr>
+    </w:tblStylePr>
+    <w:tblStylePr w:type="lastRow">
+      <w:rPr>
+        <w:b/>
+        <w:color w:val="404040"/>
+      </w:rPr>
+      <w:pPr>
+        <w:pBdr/>
+        <w:spacing/>
+        <w:ind/>
+      </w:pPr>
+      <w:tblPr>
+        <w:tblBorders/>
+      </w:tblPr>
+      <w:tcPr>
+        <w:shd w:val="clear" w:color="ffffff"/>
+        <w:tcBorders>
+          <w:top w:val="none" w:color="000000" w:sz="4" w:space="0"/>
+          <w:left w:val="none" w:color="000000" w:sz="4" w:space="0"/>
+          <w:bottom w:val="none" w:color="000000" w:sz="4" w:space="0"/>
+          <w:right w:val="none" w:color="000000" w:sz="4" w:space="0"/>
+        </w:tcBorders>
+      </w:tcPr>
+    </w:tblStylePr>
     <w:tblStylePr w:type="nwCell">
       <w:pPr>
         <w:pBdr/>
@@ -14432,9 +13822,9 @@
       </w:tcPr>
     </w:tblStylePr>
   </w:style>
-  <w:style w:type="table" w:styleId="37">
+  <w:style w:type="table" w:styleId="779">
     <w:name w:val="Grid Table 3 - Accent 4"/>
-    <w:basedOn w:val="706"/>
+    <w:basedOn w:val="936"/>
     <w:uiPriority w:val="99"/>
     <w:pPr>
       <w:pBdr/>
@@ -14533,29 +13923,6 @@
         <w:tblBorders/>
       </w:tblPr>
       <w:tcPr>
-        <w:shd w:color="ffffff"/>
-        <w:tcBorders>
-          <w:top w:val="none" w:color="000000" w:sz="4" w:space="0"/>
-          <w:left w:val="none" w:color="000000" w:sz="4" w:space="0"/>
-          <w:bottom w:val="none" w:color="000000" w:sz="4" w:space="0"/>
-          <w:right w:val="none" w:color="000000" w:sz="4" w:space="0"/>
-        </w:tcBorders>
-      </w:tcPr>
-    </w:tblStylePr>
-    <w:tblStylePr w:type="firstRow">
-      <w:rPr>
-        <w:b/>
-        <w:color w:val="404040"/>
-      </w:rPr>
-      <w:pPr>
-        <w:pBdr/>
-        <w:spacing/>
-        <w:ind/>
-      </w:pPr>
-      <w:tblPr>
-        <w:tblBorders/>
-      </w:tblPr>
-      <w:tcPr>
         <w:shd w:val="clear" w:color="ffffff"/>
         <w:tcBorders>
           <w:top w:val="none" w:color="000000" w:sz="4" w:space="0"/>
@@ -14565,30 +13932,7 @@
         </w:tcBorders>
       </w:tcPr>
     </w:tblStylePr>
-    <w:tblStylePr w:type="lastCol">
-      <w:rPr>
-        <w:i/>
-        <w:color w:val="404040"/>
-      </w:rPr>
-      <w:pPr>
-        <w:pBdr/>
-        <w:spacing/>
-        <w:ind/>
-      </w:pPr>
-      <w:tblPr>
-        <w:tblBorders/>
-      </w:tblPr>
-      <w:tcPr>
-        <w:shd w:color="ffffff"/>
-        <w:tcBorders>
-          <w:top w:val="none" w:color="000000" w:sz="4" w:space="0"/>
-          <w:left w:val="none" w:color="000000" w:sz="4" w:space="0"/>
-          <w:bottom w:val="none" w:color="000000" w:sz="4" w:space="0"/>
-          <w:right w:val="none" w:color="000000" w:sz="4" w:space="0"/>
-        </w:tcBorders>
-      </w:tcPr>
-    </w:tblStylePr>
-    <w:tblStylePr w:type="lastRow">
+    <w:tblStylePr w:type="firstRow">
       <w:rPr>
         <w:b/>
         <w:color w:val="404040"/>
@@ -14611,6 +13955,52 @@
         </w:tcBorders>
       </w:tcPr>
     </w:tblStylePr>
+    <w:tblStylePr w:type="lastCol">
+      <w:rPr>
+        <w:i/>
+        <w:color w:val="404040"/>
+      </w:rPr>
+      <w:pPr>
+        <w:pBdr/>
+        <w:spacing/>
+        <w:ind/>
+      </w:pPr>
+      <w:tblPr>
+        <w:tblBorders/>
+      </w:tblPr>
+      <w:tcPr>
+        <w:shd w:val="clear" w:color="ffffff"/>
+        <w:tcBorders>
+          <w:top w:val="none" w:color="000000" w:sz="4" w:space="0"/>
+          <w:left w:val="none" w:color="000000" w:sz="4" w:space="0"/>
+          <w:bottom w:val="none" w:color="000000" w:sz="4" w:space="0"/>
+          <w:right w:val="none" w:color="000000" w:sz="4" w:space="0"/>
+        </w:tcBorders>
+      </w:tcPr>
+    </w:tblStylePr>
+    <w:tblStylePr w:type="lastRow">
+      <w:rPr>
+        <w:b/>
+        <w:color w:val="404040"/>
+      </w:rPr>
+      <w:pPr>
+        <w:pBdr/>
+        <w:spacing/>
+        <w:ind/>
+      </w:pPr>
+      <w:tblPr>
+        <w:tblBorders/>
+      </w:tblPr>
+      <w:tcPr>
+        <w:shd w:val="clear" w:color="ffffff"/>
+        <w:tcBorders>
+          <w:top w:val="none" w:color="000000" w:sz="4" w:space="0"/>
+          <w:left w:val="none" w:color="000000" w:sz="4" w:space="0"/>
+          <w:bottom w:val="none" w:color="000000" w:sz="4" w:space="0"/>
+          <w:right w:val="none" w:color="000000" w:sz="4" w:space="0"/>
+        </w:tcBorders>
+      </w:tcPr>
+    </w:tblStylePr>
     <w:tblStylePr w:type="nwCell">
       <w:pPr>
         <w:pBdr/>
@@ -14677,9 +14067,9 @@
       </w:tcPr>
     </w:tblStylePr>
   </w:style>
-  <w:style w:type="table" w:styleId="38">
+  <w:style w:type="table" w:styleId="780">
     <w:name w:val="Grid Table 3 - Accent 5"/>
-    <w:basedOn w:val="706"/>
+    <w:basedOn w:val="936"/>
     <w:uiPriority w:val="99"/>
     <w:pPr>
       <w:pBdr/>
@@ -14778,29 +14168,6 @@
         <w:tblBorders/>
       </w:tblPr>
       <w:tcPr>
-        <w:shd w:color="ffffff"/>
-        <w:tcBorders>
-          <w:top w:val="none" w:color="000000" w:sz="4" w:space="0"/>
-          <w:left w:val="none" w:color="000000" w:sz="4" w:space="0"/>
-          <w:bottom w:val="none" w:color="000000" w:sz="4" w:space="0"/>
-          <w:right w:val="none" w:color="000000" w:sz="4" w:space="0"/>
-        </w:tcBorders>
-      </w:tcPr>
-    </w:tblStylePr>
-    <w:tblStylePr w:type="firstRow">
-      <w:rPr>
-        <w:b/>
-        <w:color w:val="404040"/>
-      </w:rPr>
-      <w:pPr>
-        <w:pBdr/>
-        <w:spacing/>
-        <w:ind/>
-      </w:pPr>
-      <w:tblPr>
-        <w:tblBorders/>
-      </w:tblPr>
-      <w:tcPr>
         <w:shd w:val="clear" w:color="ffffff"/>
         <w:tcBorders>
           <w:top w:val="none" w:color="000000" w:sz="4" w:space="0"/>
@@ -14810,30 +14177,7 @@
         </w:tcBorders>
       </w:tcPr>
     </w:tblStylePr>
-    <w:tblStylePr w:type="lastCol">
-      <w:rPr>
-        <w:i/>
-        <w:color w:val="404040"/>
-      </w:rPr>
-      <w:pPr>
-        <w:pBdr/>
-        <w:spacing/>
-        <w:ind/>
-      </w:pPr>
-      <w:tblPr>
-        <w:tblBorders/>
-      </w:tblPr>
-      <w:tcPr>
-        <w:shd w:color="ffffff"/>
-        <w:tcBorders>
-          <w:top w:val="none" w:color="000000" w:sz="4" w:space="0"/>
-          <w:left w:val="none" w:color="000000" w:sz="4" w:space="0"/>
-          <w:bottom w:val="none" w:color="000000" w:sz="4" w:space="0"/>
-          <w:right w:val="none" w:color="000000" w:sz="4" w:space="0"/>
-        </w:tcBorders>
-      </w:tcPr>
-    </w:tblStylePr>
-    <w:tblStylePr w:type="lastRow">
+    <w:tblStylePr w:type="firstRow">
       <w:rPr>
         <w:b/>
         <w:color w:val="404040"/>
@@ -14856,6 +14200,52 @@
         </w:tcBorders>
       </w:tcPr>
     </w:tblStylePr>
+    <w:tblStylePr w:type="lastCol">
+      <w:rPr>
+        <w:i/>
+        <w:color w:val="404040"/>
+      </w:rPr>
+      <w:pPr>
+        <w:pBdr/>
+        <w:spacing/>
+        <w:ind/>
+      </w:pPr>
+      <w:tblPr>
+        <w:tblBorders/>
+      </w:tblPr>
+      <w:tcPr>
+        <w:shd w:val="clear" w:color="ffffff"/>
+        <w:tcBorders>
+          <w:top w:val="none" w:color="000000" w:sz="4" w:space="0"/>
+          <w:left w:val="none" w:color="000000" w:sz="4" w:space="0"/>
+          <w:bottom w:val="none" w:color="000000" w:sz="4" w:space="0"/>
+          <w:right w:val="none" w:color="000000" w:sz="4" w:space="0"/>
+        </w:tcBorders>
+      </w:tcPr>
+    </w:tblStylePr>
+    <w:tblStylePr w:type="lastRow">
+      <w:rPr>
+        <w:b/>
+        <w:color w:val="404040"/>
+      </w:rPr>
+      <w:pPr>
+        <w:pBdr/>
+        <w:spacing/>
+        <w:ind/>
+      </w:pPr>
+      <w:tblPr>
+        <w:tblBorders/>
+      </w:tblPr>
+      <w:tcPr>
+        <w:shd w:val="clear" w:color="ffffff"/>
+        <w:tcBorders>
+          <w:top w:val="none" w:color="000000" w:sz="4" w:space="0"/>
+          <w:left w:val="none" w:color="000000" w:sz="4" w:space="0"/>
+          <w:bottom w:val="none" w:color="000000" w:sz="4" w:space="0"/>
+          <w:right w:val="none" w:color="000000" w:sz="4" w:space="0"/>
+        </w:tcBorders>
+      </w:tcPr>
+    </w:tblStylePr>
     <w:tblStylePr w:type="nwCell">
       <w:pPr>
         <w:pBdr/>
@@ -14922,9 +14312,9 @@
       </w:tcPr>
     </w:tblStylePr>
   </w:style>
-  <w:style w:type="table" w:styleId="39">
+  <w:style w:type="table" w:styleId="781">
     <w:name w:val="Grid Table 3 - Accent 6"/>
-    <w:basedOn w:val="706"/>
+    <w:basedOn w:val="936"/>
     <w:uiPriority w:val="99"/>
     <w:pPr>
       <w:pBdr/>
@@ -15023,29 +14413,6 @@
         <w:tblBorders/>
       </w:tblPr>
       <w:tcPr>
-        <w:shd w:color="ffffff"/>
-        <w:tcBorders>
-          <w:top w:val="none" w:color="000000" w:sz="4" w:space="0"/>
-          <w:left w:val="none" w:color="000000" w:sz="4" w:space="0"/>
-          <w:bottom w:val="none" w:color="000000" w:sz="4" w:space="0"/>
-          <w:right w:val="none" w:color="000000" w:sz="4" w:space="0"/>
-        </w:tcBorders>
-      </w:tcPr>
-    </w:tblStylePr>
-    <w:tblStylePr w:type="firstRow">
-      <w:rPr>
-        <w:b/>
-        <w:color w:val="404040"/>
-      </w:rPr>
-      <w:pPr>
-        <w:pBdr/>
-        <w:spacing/>
-        <w:ind/>
-      </w:pPr>
-      <w:tblPr>
-        <w:tblBorders/>
-      </w:tblPr>
-      <w:tcPr>
         <w:shd w:val="clear" w:color="ffffff"/>
         <w:tcBorders>
           <w:top w:val="none" w:color="000000" w:sz="4" w:space="0"/>
@@ -15055,30 +14422,7 @@
         </w:tcBorders>
       </w:tcPr>
     </w:tblStylePr>
-    <w:tblStylePr w:type="lastCol">
-      <w:rPr>
-        <w:i/>
-        <w:color w:val="404040"/>
-      </w:rPr>
-      <w:pPr>
-        <w:pBdr/>
-        <w:spacing/>
-        <w:ind/>
-      </w:pPr>
-      <w:tblPr>
-        <w:tblBorders/>
-      </w:tblPr>
-      <w:tcPr>
-        <w:shd w:color="ffffff"/>
-        <w:tcBorders>
-          <w:top w:val="none" w:color="000000" w:sz="4" w:space="0"/>
-          <w:left w:val="none" w:color="000000" w:sz="4" w:space="0"/>
-          <w:bottom w:val="none" w:color="000000" w:sz="4" w:space="0"/>
-          <w:right w:val="none" w:color="000000" w:sz="4" w:space="0"/>
-        </w:tcBorders>
-      </w:tcPr>
-    </w:tblStylePr>
-    <w:tblStylePr w:type="lastRow">
+    <w:tblStylePr w:type="firstRow">
       <w:rPr>
         <w:b/>
         <w:color w:val="404040"/>
@@ -15101,6 +14445,52 @@
         </w:tcBorders>
       </w:tcPr>
     </w:tblStylePr>
+    <w:tblStylePr w:type="lastCol">
+      <w:rPr>
+        <w:i/>
+        <w:color w:val="404040"/>
+      </w:rPr>
+      <w:pPr>
+        <w:pBdr/>
+        <w:spacing/>
+        <w:ind/>
+      </w:pPr>
+      <w:tblPr>
+        <w:tblBorders/>
+      </w:tblPr>
+      <w:tcPr>
+        <w:shd w:val="clear" w:color="ffffff"/>
+        <w:tcBorders>
+          <w:top w:val="none" w:color="000000" w:sz="4" w:space="0"/>
+          <w:left w:val="none" w:color="000000" w:sz="4" w:space="0"/>
+          <w:bottom w:val="none" w:color="000000" w:sz="4" w:space="0"/>
+          <w:right w:val="none" w:color="000000" w:sz="4" w:space="0"/>
+        </w:tcBorders>
+      </w:tcPr>
+    </w:tblStylePr>
+    <w:tblStylePr w:type="lastRow">
+      <w:rPr>
+        <w:b/>
+        <w:color w:val="404040"/>
+      </w:rPr>
+      <w:pPr>
+        <w:pBdr/>
+        <w:spacing/>
+        <w:ind/>
+      </w:pPr>
+      <w:tblPr>
+        <w:tblBorders/>
+      </w:tblPr>
+      <w:tcPr>
+        <w:shd w:val="clear" w:color="ffffff"/>
+        <w:tcBorders>
+          <w:top w:val="none" w:color="000000" w:sz="4" w:space="0"/>
+          <w:left w:val="none" w:color="000000" w:sz="4" w:space="0"/>
+          <w:bottom w:val="none" w:color="000000" w:sz="4" w:space="0"/>
+          <w:right w:val="none" w:color="000000" w:sz="4" w:space="0"/>
+        </w:tcBorders>
+      </w:tcPr>
+    </w:tblStylePr>
     <w:tblStylePr w:type="nwCell">
       <w:pPr>
         <w:pBdr/>
@@ -15167,9 +14557,9 @@
       </w:tcPr>
     </w:tblStylePr>
   </w:style>
-  <w:style w:type="table" w:styleId="40">
+  <w:style w:type="table" w:styleId="782">
     <w:name w:val="Grid Table 4"/>
-    <w:basedOn w:val="706"/>
+    <w:basedOn w:val="936"/>
     <w:uiPriority w:val="59"/>
     <w:pPr>
       <w:pBdr/>
@@ -15400,9 +14790,9 @@
       </w:tcPr>
     </w:tblStylePr>
   </w:style>
-  <w:style w:type="table" w:styleId="41">
+  <w:style w:type="table" w:styleId="783">
     <w:name w:val="Grid Table 4 - Accent 1"/>
-    <w:basedOn w:val="706"/>
+    <w:basedOn w:val="936"/>
     <w:uiPriority w:val="59"/>
     <w:pPr>
       <w:pBdr/>
@@ -15633,9 +15023,9 @@
       </w:tcPr>
     </w:tblStylePr>
   </w:style>
-  <w:style w:type="table" w:styleId="42">
+  <w:style w:type="table" w:styleId="784">
     <w:name w:val="Grid Table 4 - Accent 2"/>
-    <w:basedOn w:val="706"/>
+    <w:basedOn w:val="936"/>
     <w:uiPriority w:val="59"/>
     <w:pPr>
       <w:pBdr/>
@@ -15866,9 +15256,9 @@
       </w:tcPr>
     </w:tblStylePr>
   </w:style>
-  <w:style w:type="table" w:styleId="43">
+  <w:style w:type="table" w:styleId="785">
     <w:name w:val="Grid Table 4 - Accent 3"/>
-    <w:basedOn w:val="706"/>
+    <w:basedOn w:val="936"/>
     <w:uiPriority w:val="59"/>
     <w:pPr>
       <w:pBdr/>
@@ -16099,9 +15489,9 @@
       </w:tcPr>
     </w:tblStylePr>
   </w:style>
-  <w:style w:type="table" w:styleId="44">
+  <w:style w:type="table" w:styleId="786">
     <w:name w:val="Grid Table 4 - Accent 4"/>
-    <w:basedOn w:val="706"/>
+    <w:basedOn w:val="936"/>
     <w:uiPriority w:val="59"/>
     <w:pPr>
       <w:pBdr/>
@@ -16332,9 +15722,9 @@
       </w:tcPr>
     </w:tblStylePr>
   </w:style>
-  <w:style w:type="table" w:styleId="45">
+  <w:style w:type="table" w:styleId="787">
     <w:name w:val="Grid Table 4 - Accent 5"/>
-    <w:basedOn w:val="706"/>
+    <w:basedOn w:val="936"/>
     <w:uiPriority w:val="59"/>
     <w:pPr>
       <w:pBdr/>
@@ -16565,9 +15955,9 @@
       </w:tcPr>
     </w:tblStylePr>
   </w:style>
-  <w:style w:type="table" w:styleId="46">
+  <w:style w:type="table" w:styleId="788">
     <w:name w:val="Grid Table 4 - Accent 6"/>
-    <w:basedOn w:val="706"/>
+    <w:basedOn w:val="936"/>
     <w:uiPriority w:val="59"/>
     <w:pPr>
       <w:pBdr/>
@@ -16798,9 +16188,9 @@
       </w:tcPr>
     </w:tblStylePr>
   </w:style>
-  <w:style w:type="table" w:styleId="47">
+  <w:style w:type="table" w:styleId="789">
     <w:name w:val="Grid Table 5 Dark"/>
-    <w:basedOn w:val="706"/>
+    <w:basedOn w:val="936"/>
     <w:uiPriority w:val="99"/>
     <w:pPr>
       <w:pBdr/>
@@ -17026,9 +16416,9 @@
       </w:tcPr>
     </w:tblStylePr>
   </w:style>
-  <w:style w:type="table" w:styleId="48">
+  <w:style w:type="table" w:styleId="790">
     <w:name w:val="Grid Table 5 Dark- Accent 1"/>
-    <w:basedOn w:val="706"/>
+    <w:basedOn w:val="936"/>
     <w:uiPriority w:val="99"/>
     <w:pPr>
       <w:pBdr/>
@@ -17254,9 +16644,9 @@
       </w:tcPr>
     </w:tblStylePr>
   </w:style>
-  <w:style w:type="table" w:styleId="49">
+  <w:style w:type="table" w:styleId="791">
     <w:name w:val="Grid Table 5 Dark - Accent 2"/>
-    <w:basedOn w:val="706"/>
+    <w:basedOn w:val="936"/>
     <w:uiPriority w:val="99"/>
     <w:pPr>
       <w:pBdr/>
@@ -17482,9 +16872,9 @@
       </w:tcPr>
     </w:tblStylePr>
   </w:style>
-  <w:style w:type="table" w:styleId="50">
+  <w:style w:type="table" w:styleId="792">
     <w:name w:val="Grid Table 5 Dark - Accent 3"/>
-    <w:basedOn w:val="706"/>
+    <w:basedOn w:val="936"/>
     <w:uiPriority w:val="99"/>
     <w:pPr>
       <w:pBdr/>
@@ -17710,9 +17100,9 @@
       </w:tcPr>
     </w:tblStylePr>
   </w:style>
-  <w:style w:type="table" w:styleId="51">
+  <w:style w:type="table" w:styleId="793">
     <w:name w:val="Grid Table 5 Dark- Accent 4"/>
-    <w:basedOn w:val="706"/>
+    <w:basedOn w:val="936"/>
     <w:uiPriority w:val="99"/>
     <w:pPr>
       <w:pBdr/>
@@ -17938,9 +17328,9 @@
       </w:tcPr>
     </w:tblStylePr>
   </w:style>
-  <w:style w:type="table" w:styleId="52">
+  <w:style w:type="table" w:styleId="794">
     <w:name w:val="Grid Table 5 Dark - Accent 5"/>
-    <w:basedOn w:val="706"/>
+    <w:basedOn w:val="936"/>
     <w:uiPriority w:val="99"/>
     <w:pPr>
       <w:pBdr/>
@@ -18166,9 +17556,9 @@
       </w:tcPr>
     </w:tblStylePr>
   </w:style>
-  <w:style w:type="table" w:styleId="53">
+  <w:style w:type="table" w:styleId="795">
     <w:name w:val="Grid Table 5 Dark - Accent 6"/>
-    <w:basedOn w:val="706"/>
+    <w:basedOn w:val="936"/>
     <w:uiPriority w:val="99"/>
     <w:pPr>
       <w:pBdr/>
@@ -18394,9 +17784,9 @@
       </w:tcPr>
     </w:tblStylePr>
   </w:style>
-  <w:style w:type="table" w:styleId="54">
+  <w:style w:type="table" w:styleId="796">
     <w:name w:val="Grid Table 6 Colorful"/>
-    <w:basedOn w:val="706"/>
+    <w:basedOn w:val="936"/>
     <w:uiPriority w:val="99"/>
     <w:pPr>
       <w:pBdr/>
@@ -18624,9 +18014,9 @@
       </w:tcPr>
     </w:tblStylePr>
   </w:style>
-  <w:style w:type="table" w:styleId="55">
+  <w:style w:type="table" w:styleId="797">
     <w:name w:val="Grid Table 6 Colorful - Accent 1"/>
-    <w:basedOn w:val="706"/>
+    <w:basedOn w:val="936"/>
     <w:uiPriority w:val="99"/>
     <w:pPr>
       <w:pBdr/>
@@ -18854,9 +18244,9 @@
       </w:tcPr>
     </w:tblStylePr>
   </w:style>
-  <w:style w:type="table" w:styleId="56">
+  <w:style w:type="table" w:styleId="798">
     <w:name w:val="Grid Table 6 Colorful - Accent 2"/>
-    <w:basedOn w:val="706"/>
+    <w:basedOn w:val="936"/>
     <w:uiPriority w:val="99"/>
     <w:pPr>
       <w:pBdr/>
@@ -19084,9 +18474,9 @@
       </w:tcPr>
     </w:tblStylePr>
   </w:style>
-  <w:style w:type="table" w:styleId="57">
+  <w:style w:type="table" w:styleId="799">
     <w:name w:val="Grid Table 6 Colorful - Accent 3"/>
-    <w:basedOn w:val="706"/>
+    <w:basedOn w:val="936"/>
     <w:uiPriority w:val="99"/>
     <w:pPr>
       <w:pBdr/>
@@ -19314,9 +18704,9 @@
       </w:tcPr>
     </w:tblStylePr>
   </w:style>
-  <w:style w:type="table" w:styleId="58">
+  <w:style w:type="table" w:styleId="800">
     <w:name w:val="Grid Table 6 Colorful - Accent 4"/>
-    <w:basedOn w:val="706"/>
+    <w:basedOn w:val="936"/>
     <w:uiPriority w:val="99"/>
     <w:pPr>
       <w:pBdr/>
@@ -19544,9 +18934,9 @@
       </w:tcPr>
     </w:tblStylePr>
   </w:style>
-  <w:style w:type="table" w:styleId="59">
+  <w:style w:type="table" w:styleId="801">
     <w:name w:val="Grid Table 6 Colorful - Accent 5"/>
-    <w:basedOn w:val="706"/>
+    <w:basedOn w:val="936"/>
     <w:uiPriority w:val="99"/>
     <w:pPr>
       <w:pBdr/>
@@ -19774,9 +19164,9 @@
       </w:tcPr>
     </w:tblStylePr>
   </w:style>
-  <w:style w:type="table" w:styleId="60">
+  <w:style w:type="table" w:styleId="802">
     <w:name w:val="Grid Table 6 Colorful - Accent 6"/>
-    <w:basedOn w:val="706"/>
+    <w:basedOn w:val="936"/>
     <w:uiPriority w:val="99"/>
     <w:pPr>
       <w:pBdr/>
@@ -20004,9 +19394,9 @@
       </w:tcPr>
     </w:tblStylePr>
   </w:style>
-  <w:style w:type="table" w:styleId="61">
+  <w:style w:type="table" w:styleId="803">
     <w:name w:val="Grid Table 7 Colorful"/>
-    <w:basedOn w:val="706"/>
+    <w:basedOn w:val="936"/>
     <w:uiPriority w:val="99"/>
     <w:pPr>
       <w:pBdr/>
@@ -20108,11 +19498,11 @@
         <w:tblBorders/>
       </w:tblPr>
       <w:tcPr>
-        <w:shd w:color="ffffff"/>
+        <w:shd w:val="clear" w:color="ffffff"/>
         <w:tcBorders>
-          <w:top w:val="none"/>
-          <w:left w:val="none"/>
-          <w:bottom w:val="none"/>
+          <w:top w:val="none" w:color="000000" w:sz="4" w:space="0"/>
+          <w:left w:val="none" w:color="000000" w:sz="4" w:space="0"/>
+          <w:bottom w:val="none" w:color="000000" w:sz="4" w:space="0"/>
           <w:right w:val="single" w:color="000000" w:themeColor="text1" w:themeTint="80" w:sz="4" w:space="0"/>
         </w:tcBorders>
       </w:tcPr>
@@ -20135,10 +19525,10 @@
       <w:tcPr>
         <w:shd w:val="clear" w:color="ffffff" w:themeColor="light1" w:fill="ffffff" w:themeFill="light1"/>
         <w:tcBorders>
-          <w:top w:val="none"/>
-          <w:left w:val="none"/>
+          <w:top w:val="none" w:color="000000" w:sz="4" w:space="0"/>
+          <w:left w:val="none" w:color="000000" w:sz="4" w:space="0"/>
           <w:bottom w:val="single" w:color="000000" w:themeColor="text1" w:themeTint="80" w:sz="4" w:space="0"/>
-          <w:right w:val="none"/>
+          <w:right w:val="none" w:color="000000" w:sz="4" w:space="0"/>
         </w:tcBorders>
       </w:tcPr>
     </w:tblStylePr>
@@ -20158,12 +19548,12 @@
         <w:tblBorders/>
       </w:tblPr>
       <w:tcPr>
-        <w:shd w:color="ffffff"/>
+        <w:shd w:val="clear" w:color="ffffff"/>
         <w:tcBorders>
-          <w:top w:val="none"/>
+          <w:top w:val="none" w:color="000000" w:sz="4" w:space="0"/>
           <w:left w:val="single" w:color="000000" w:themeColor="text1" w:themeTint="80" w:sz="4" w:space="0"/>
-          <w:bottom w:val="none"/>
-          <w:right w:val="none"/>
+          <w:bottom w:val="none" w:color="000000" w:sz="4" w:space="0"/>
+          <w:right w:val="none" w:color="000000" w:sz="4" w:space="0"/>
         </w:tcBorders>
       </w:tcPr>
     </w:tblStylePr>
@@ -20186,9 +19576,9 @@
         <w:shd w:val="clear" w:color="ffffff" w:themeColor="light1" w:fill="ffffff" w:themeFill="light1"/>
         <w:tcBorders>
           <w:top w:val="single" w:color="000000" w:themeColor="text1" w:themeTint="80" w:sz="4" w:space="0"/>
-          <w:left w:val="none"/>
-          <w:bottom w:val="none"/>
-          <w:right w:val="none"/>
+          <w:left w:val="none" w:color="000000" w:sz="4" w:space="0"/>
+          <w:bottom w:val="none" w:color="000000" w:sz="4" w:space="0"/>
+          <w:right w:val="none" w:color="000000" w:sz="4" w:space="0"/>
         </w:tcBorders>
       </w:tcPr>
     </w:tblStylePr>
@@ -20258,9 +19648,9 @@
       </w:tcPr>
     </w:tblStylePr>
   </w:style>
-  <w:style w:type="table" w:styleId="62">
+  <w:style w:type="table" w:styleId="804">
     <w:name w:val="Grid Table 7 Colorful - Accent 1"/>
-    <w:basedOn w:val="706"/>
+    <w:basedOn w:val="936"/>
     <w:uiPriority w:val="99"/>
     <w:pPr>
       <w:pBdr/>
@@ -20362,11 +19752,11 @@
         <w:tblBorders/>
       </w:tblPr>
       <w:tcPr>
-        <w:shd w:color="ffffff"/>
+        <w:shd w:val="clear" w:color="ffffff"/>
         <w:tcBorders>
-          <w:top w:val="none"/>
-          <w:left w:val="none"/>
-          <w:bottom w:val="none"/>
+          <w:top w:val="none" w:color="000000" w:sz="4" w:space="0"/>
+          <w:left w:val="none" w:color="000000" w:sz="4" w:space="0"/>
+          <w:bottom w:val="none" w:color="000000" w:sz="4" w:space="0"/>
           <w:right w:val="single" w:color="000000" w:themeColor="accent1" w:themeTint="80" w:sz="4" w:space="0"/>
         </w:tcBorders>
       </w:tcPr>
@@ -20389,10 +19779,10 @@
       <w:tcPr>
         <w:shd w:val="clear" w:color="ffffff" w:themeColor="light1" w:fill="ffffff" w:themeFill="light1"/>
         <w:tcBorders>
-          <w:top w:val="none"/>
-          <w:left w:val="none"/>
+          <w:top w:val="none" w:color="000000" w:sz="4" w:space="0"/>
+          <w:left w:val="none" w:color="000000" w:sz="4" w:space="0"/>
           <w:bottom w:val="single" w:color="000000" w:themeColor="accent1" w:themeTint="80" w:sz="4" w:space="0"/>
-          <w:right w:val="none"/>
+          <w:right w:val="none" w:color="000000" w:sz="4" w:space="0"/>
         </w:tcBorders>
       </w:tcPr>
     </w:tblStylePr>
@@ -20412,12 +19802,12 @@
         <w:tblBorders/>
       </w:tblPr>
       <w:tcPr>
-        <w:shd w:color="ffffff"/>
+        <w:shd w:val="clear" w:color="ffffff"/>
         <w:tcBorders>
-          <w:top w:val="none"/>
+          <w:top w:val="none" w:color="000000" w:sz="4" w:space="0"/>
           <w:left w:val="single" w:color="000000" w:themeColor="accent1" w:themeTint="80" w:sz="4" w:space="0"/>
-          <w:bottom w:val="none"/>
-          <w:right w:val="none"/>
+          <w:bottom w:val="none" w:color="000000" w:sz="4" w:space="0"/>
+          <w:right w:val="none" w:color="000000" w:sz="4" w:space="0"/>
         </w:tcBorders>
       </w:tcPr>
     </w:tblStylePr>
@@ -20440,9 +19830,9 @@
         <w:shd w:val="clear" w:color="ffffff" w:themeColor="light1" w:fill="ffffff" w:themeFill="light1"/>
         <w:tcBorders>
           <w:top w:val="single" w:color="000000" w:themeColor="accent1" w:themeTint="80" w:sz="4" w:space="0"/>
-          <w:left w:val="none"/>
-          <w:bottom w:val="none"/>
-          <w:right w:val="none"/>
+          <w:left w:val="none" w:color="000000" w:sz="4" w:space="0"/>
+          <w:bottom w:val="none" w:color="000000" w:sz="4" w:space="0"/>
+          <w:right w:val="none" w:color="000000" w:sz="4" w:space="0"/>
         </w:tcBorders>
       </w:tcPr>
     </w:tblStylePr>
@@ -20512,9 +19902,9 @@
       </w:tcPr>
     </w:tblStylePr>
   </w:style>
-  <w:style w:type="table" w:styleId="63">
+  <w:style w:type="table" w:styleId="805">
     <w:name w:val="Grid Table 7 Colorful - Accent 2"/>
-    <w:basedOn w:val="706"/>
+    <w:basedOn w:val="936"/>
     <w:uiPriority w:val="99"/>
     <w:pPr>
       <w:pBdr/>
@@ -20616,11 +20006,11 @@
         <w:tblBorders/>
       </w:tblPr>
       <w:tcPr>
-        <w:shd w:color="ffffff"/>
+        <w:shd w:val="clear" w:color="ffffff"/>
         <w:tcBorders>
-          <w:top w:val="none"/>
-          <w:left w:val="none"/>
-          <w:bottom w:val="none"/>
+          <w:top w:val="none" w:color="000000" w:sz="4" w:space="0"/>
+          <w:left w:val="none" w:color="000000" w:sz="4" w:space="0"/>
+          <w:bottom w:val="none" w:color="000000" w:sz="4" w:space="0"/>
           <w:right w:val="single" w:color="000000" w:themeColor="accent2" w:themeTint="97" w:sz="4" w:space="0"/>
         </w:tcBorders>
       </w:tcPr>
@@ -20643,10 +20033,10 @@
       <w:tcPr>
         <w:shd w:val="clear" w:color="ffffff" w:themeColor="light1" w:fill="ffffff" w:themeFill="light1"/>
         <w:tcBorders>
-          <w:top w:val="none"/>
-          <w:left w:val="none"/>
+          <w:top w:val="none" w:color="000000" w:sz="4" w:space="0"/>
+          <w:left w:val="none" w:color="000000" w:sz="4" w:space="0"/>
           <w:bottom w:val="single" w:color="000000" w:themeColor="accent2" w:themeTint="97" w:sz="4" w:space="0"/>
-          <w:right w:val="none"/>
+          <w:right w:val="none" w:color="000000" w:sz="4" w:space="0"/>
         </w:tcBorders>
       </w:tcPr>
     </w:tblStylePr>
@@ -20666,12 +20056,12 @@
         <w:tblBorders/>
       </w:tblPr>
       <w:tcPr>
-        <w:shd w:color="ffffff"/>
+        <w:shd w:val="clear" w:color="ffffff"/>
         <w:tcBorders>
-          <w:top w:val="none"/>
+          <w:top w:val="none" w:color="000000" w:sz="4" w:space="0"/>
           <w:left w:val="single" w:color="000000" w:themeColor="accent2" w:themeTint="97" w:sz="4" w:space="0"/>
-          <w:bottom w:val="none"/>
-          <w:right w:val="none"/>
+          <w:bottom w:val="none" w:color="000000" w:sz="4" w:space="0"/>
+          <w:right w:val="none" w:color="000000" w:sz="4" w:space="0"/>
         </w:tcBorders>
       </w:tcPr>
     </w:tblStylePr>
@@ -20694,9 +20084,9 @@
         <w:shd w:val="clear" w:color="ffffff" w:themeColor="light1" w:fill="ffffff" w:themeFill="light1"/>
         <w:tcBorders>
           <w:top w:val="single" w:color="000000" w:themeColor="accent2" w:themeTint="97" w:sz="4" w:space="0"/>
-          <w:left w:val="none"/>
-          <w:bottom w:val="none"/>
-          <w:right w:val="none"/>
+          <w:left w:val="none" w:color="000000" w:sz="4" w:space="0"/>
+          <w:bottom w:val="none" w:color="000000" w:sz="4" w:space="0"/>
+          <w:right w:val="none" w:color="000000" w:sz="4" w:space="0"/>
         </w:tcBorders>
       </w:tcPr>
     </w:tblStylePr>
@@ -20766,9 +20156,9 @@
       </w:tcPr>
     </w:tblStylePr>
   </w:style>
-  <w:style w:type="table" w:styleId="64">
+  <w:style w:type="table" w:styleId="806">
     <w:name w:val="Grid Table 7 Colorful - Accent 3"/>
-    <w:basedOn w:val="706"/>
+    <w:basedOn w:val="936"/>
     <w:uiPriority w:val="99"/>
     <w:pPr>
       <w:pBdr/>
@@ -20870,11 +20260,11 @@
         <w:tblBorders/>
       </w:tblPr>
       <w:tcPr>
-        <w:shd w:color="ffffff"/>
+        <w:shd w:val="clear" w:color="ffffff"/>
         <w:tcBorders>
-          <w:top w:val="none"/>
-          <w:left w:val="none"/>
-          <w:bottom w:val="none"/>
+          <w:top w:val="none" w:color="000000" w:sz="4" w:space="0"/>
+          <w:left w:val="none" w:color="000000" w:sz="4" w:space="0"/>
+          <w:bottom w:val="none" w:color="000000" w:sz="4" w:space="0"/>
           <w:right w:val="single" w:color="000000" w:themeColor="accent3" w:themeTint="FE" w:sz="4" w:space="0"/>
         </w:tcBorders>
       </w:tcPr>
@@ -20897,10 +20287,10 @@
       <w:tcPr>
         <w:shd w:val="clear" w:color="ffffff" w:themeColor="light1" w:fill="ffffff" w:themeFill="light1"/>
         <w:tcBorders>
-          <w:top w:val="none"/>
-          <w:left w:val="none"/>
+          <w:top w:val="none" w:color="000000" w:sz="4" w:space="0"/>
+          <w:left w:val="none" w:color="000000" w:sz="4" w:space="0"/>
           <w:bottom w:val="single" w:color="000000" w:themeColor="accent3" w:themeTint="FE" w:sz="4" w:space="0"/>
-          <w:right w:val="none"/>
+          <w:right w:val="none" w:color="000000" w:sz="4" w:space="0"/>
         </w:tcBorders>
       </w:tcPr>
     </w:tblStylePr>
@@ -20920,12 +20310,12 @@
         <w:tblBorders/>
       </w:tblPr>
       <w:tcPr>
-        <w:shd w:color="ffffff"/>
+        <w:shd w:val="clear" w:color="ffffff"/>
         <w:tcBorders>
-          <w:top w:val="none"/>
+          <w:top w:val="none" w:color="000000" w:sz="4" w:space="0"/>
           <w:left w:val="single" w:color="000000" w:themeColor="accent3" w:themeTint="FE" w:sz="4" w:space="0"/>
-          <w:bottom w:val="none"/>
-          <w:right w:val="none"/>
+          <w:bottom w:val="none" w:color="000000" w:sz="4" w:space="0"/>
+          <w:right w:val="none" w:color="000000" w:sz="4" w:space="0"/>
         </w:tcBorders>
       </w:tcPr>
     </w:tblStylePr>
@@ -20948,9 +20338,9 @@
         <w:shd w:val="clear" w:color="ffffff" w:themeColor="light1" w:fill="ffffff" w:themeFill="light1"/>
         <w:tcBorders>
           <w:top w:val="single" w:color="000000" w:themeColor="accent3" w:themeTint="FE" w:sz="4" w:space="0"/>
-          <w:left w:val="none"/>
-          <w:bottom w:val="none"/>
-          <w:right w:val="none"/>
+          <w:left w:val="none" w:color="000000" w:sz="4" w:space="0"/>
+          <w:bottom w:val="none" w:color="000000" w:sz="4" w:space="0"/>
+          <w:right w:val="none" w:color="000000" w:sz="4" w:space="0"/>
         </w:tcBorders>
       </w:tcPr>
     </w:tblStylePr>
@@ -21020,9 +20410,9 @@
       </w:tcPr>
     </w:tblStylePr>
   </w:style>
-  <w:style w:type="table" w:styleId="65">
+  <w:style w:type="table" w:styleId="807">
     <w:name w:val="Grid Table 7 Colorful - Accent 4"/>
-    <w:basedOn w:val="706"/>
+    <w:basedOn w:val="936"/>
     <w:uiPriority w:val="99"/>
     <w:pPr>
       <w:pBdr/>
@@ -21124,11 +20514,11 @@
         <w:tblBorders/>
       </w:tblPr>
       <w:tcPr>
-        <w:shd w:color="ffffff"/>
+        <w:shd w:val="clear" w:color="ffffff"/>
         <w:tcBorders>
-          <w:top w:val="none"/>
-          <w:left w:val="none"/>
-          <w:bottom w:val="none"/>
+          <w:top w:val="none" w:color="000000" w:sz="4" w:space="0"/>
+          <w:left w:val="none" w:color="000000" w:sz="4" w:space="0"/>
+          <w:bottom w:val="none" w:color="000000" w:sz="4" w:space="0"/>
           <w:right w:val="single" w:color="000000" w:themeColor="accent4" w:themeTint="9A" w:sz="4" w:space="0"/>
         </w:tcBorders>
       </w:tcPr>
@@ -21151,10 +20541,10 @@
       <w:tcPr>
         <w:shd w:val="clear" w:color="ffffff" w:themeColor="light1" w:fill="ffffff" w:themeFill="light1"/>
         <w:tcBorders>
-          <w:top w:val="none"/>
-          <w:left w:val="none"/>
+          <w:top w:val="none" w:color="000000" w:sz="4" w:space="0"/>
+          <w:left w:val="none" w:color="000000" w:sz="4" w:space="0"/>
           <w:bottom w:val="single" w:color="000000" w:themeColor="accent4" w:themeTint="9A" w:sz="4" w:space="0"/>
-          <w:right w:val="none"/>
+          <w:right w:val="none" w:color="000000" w:sz="4" w:space="0"/>
         </w:tcBorders>
       </w:tcPr>
     </w:tblStylePr>
@@ -21174,12 +20564,12 @@
         <w:tblBorders/>
       </w:tblPr>
       <w:tcPr>
-        <w:shd w:color="ffffff"/>
+        <w:shd w:val="clear" w:color="ffffff"/>
         <w:tcBorders>
-          <w:top w:val="none"/>
+          <w:top w:val="none" w:color="000000" w:sz="4" w:space="0"/>
           <w:left w:val="single" w:color="000000" w:themeColor="accent4" w:themeTint="9A" w:sz="4" w:space="0"/>
-          <w:bottom w:val="none"/>
-          <w:right w:val="none"/>
+          <w:bottom w:val="none" w:color="000000" w:sz="4" w:space="0"/>
+          <w:right w:val="none" w:color="000000" w:sz="4" w:space="0"/>
         </w:tcBorders>
       </w:tcPr>
     </w:tblStylePr>
@@ -21202,9 +20592,9 @@
         <w:shd w:val="clear" w:color="ffffff" w:themeColor="light1" w:fill="ffffff" w:themeFill="light1"/>
         <w:tcBorders>
           <w:top w:val="single" w:color="000000" w:themeColor="accent4" w:themeTint="9A" w:sz="4" w:space="0"/>
-          <w:left w:val="none"/>
-          <w:bottom w:val="none"/>
-          <w:right w:val="none"/>
+          <w:left w:val="none" w:color="000000" w:sz="4" w:space="0"/>
+          <w:bottom w:val="none" w:color="000000" w:sz="4" w:space="0"/>
+          <w:right w:val="none" w:color="000000" w:sz="4" w:space="0"/>
         </w:tcBorders>
       </w:tcPr>
     </w:tblStylePr>
@@ -21274,9 +20664,9 @@
       </w:tcPr>
     </w:tblStylePr>
   </w:style>
-  <w:style w:type="table" w:styleId="66">
+  <w:style w:type="table" w:styleId="808">
     <w:name w:val="Grid Table 7 Colorful - Accent 5"/>
-    <w:basedOn w:val="706"/>
+    <w:basedOn w:val="936"/>
     <w:uiPriority w:val="99"/>
     <w:pPr>
       <w:pBdr/>
@@ -21378,11 +20768,11 @@
         <w:tblBorders/>
       </w:tblPr>
       <w:tcPr>
-        <w:shd w:color="ffffff"/>
+        <w:shd w:val="clear" w:color="ffffff"/>
         <w:tcBorders>
-          <w:top w:val="none"/>
-          <w:left w:val="none"/>
-          <w:bottom w:val="none"/>
+          <w:top w:val="none" w:color="000000" w:sz="4" w:space="0"/>
+          <w:left w:val="none" w:color="000000" w:sz="4" w:space="0"/>
+          <w:bottom w:val="none" w:color="000000" w:sz="4" w:space="0"/>
           <w:right w:val="single" w:color="000000" w:themeColor="accent5" w:themeTint="90" w:sz="4" w:space="0"/>
         </w:tcBorders>
       </w:tcPr>
@@ -21405,10 +20795,10 @@
       <w:tcPr>
         <w:shd w:val="clear" w:color="ffffff" w:themeColor="light1" w:fill="ffffff" w:themeFill="light1"/>
         <w:tcBorders>
-          <w:top w:val="none"/>
-          <w:left w:val="none"/>
+          <w:top w:val="none" w:color="000000" w:sz="4" w:space="0"/>
+          <w:left w:val="none" w:color="000000" w:sz="4" w:space="0"/>
           <w:bottom w:val="single" w:color="000000" w:themeColor="accent5" w:themeTint="90" w:sz="4" w:space="0"/>
-          <w:right w:val="none"/>
+          <w:right w:val="none" w:color="000000" w:sz="4" w:space="0"/>
         </w:tcBorders>
       </w:tcPr>
     </w:tblStylePr>
@@ -21428,12 +20818,12 @@
         <w:tblBorders/>
       </w:tblPr>
       <w:tcPr>
-        <w:shd w:color="ffffff"/>
+        <w:shd w:val="clear" w:color="ffffff"/>
         <w:tcBorders>
-          <w:top w:val="none"/>
+          <w:top w:val="none" w:color="000000" w:sz="4" w:space="0"/>
           <w:left w:val="single" w:color="000000" w:themeColor="accent5" w:themeTint="90" w:sz="4" w:space="0"/>
-          <w:bottom w:val="none"/>
-          <w:right w:val="none"/>
+          <w:bottom w:val="none" w:color="000000" w:sz="4" w:space="0"/>
+          <w:right w:val="none" w:color="000000" w:sz="4" w:space="0"/>
         </w:tcBorders>
       </w:tcPr>
     </w:tblStylePr>
@@ -21456,9 +20846,9 @@
         <w:shd w:val="clear" w:color="ffffff" w:themeColor="light1" w:fill="ffffff" w:themeFill="light1"/>
         <w:tcBorders>
           <w:top w:val="single" w:color="000000" w:themeColor="accent5" w:themeTint="90" w:sz="4" w:space="0"/>
-          <w:left w:val="none"/>
-          <w:bottom w:val="none"/>
-          <w:right w:val="none"/>
+          <w:left w:val="none" w:color="000000" w:sz="4" w:space="0"/>
+          <w:bottom w:val="none" w:color="000000" w:sz="4" w:space="0"/>
+          <w:right w:val="none" w:color="000000" w:sz="4" w:space="0"/>
         </w:tcBorders>
       </w:tcPr>
     </w:tblStylePr>
@@ -21528,9 +20918,9 @@
       </w:tcPr>
     </w:tblStylePr>
   </w:style>
-  <w:style w:type="table" w:styleId="67">
+  <w:style w:type="table" w:styleId="809">
     <w:name w:val="Grid Table 7 Colorful - Accent 6"/>
-    <w:basedOn w:val="706"/>
+    <w:basedOn w:val="936"/>
     <w:uiPriority w:val="99"/>
     <w:pPr>
       <w:pBdr/>
@@ -21632,11 +21022,11 @@
         <w:tblBorders/>
       </w:tblPr>
       <w:tcPr>
-        <w:shd w:color="ffffff"/>
+        <w:shd w:val="clear" w:color="ffffff"/>
         <w:tcBorders>
-          <w:top w:val="none"/>
-          <w:left w:val="none"/>
-          <w:bottom w:val="none"/>
+          <w:top w:val="none" w:color="000000" w:sz="4" w:space="0"/>
+          <w:left w:val="none" w:color="000000" w:sz="4" w:space="0"/>
+          <w:bottom w:val="none" w:color="000000" w:sz="4" w:space="0"/>
           <w:right w:val="single" w:color="000000" w:themeColor="accent6" w:themeTint="90" w:sz="4" w:space="0"/>
         </w:tcBorders>
       </w:tcPr>
@@ -21659,10 +21049,10 @@
       <w:tcPr>
         <w:shd w:val="clear" w:color="ffffff" w:themeColor="light1" w:fill="ffffff" w:themeFill="light1"/>
         <w:tcBorders>
-          <w:top w:val="none"/>
-          <w:left w:val="none"/>
+          <w:top w:val="none" w:color="000000" w:sz="4" w:space="0"/>
+          <w:left w:val="none" w:color="000000" w:sz="4" w:space="0"/>
           <w:bottom w:val="single" w:color="000000" w:themeColor="accent6" w:themeTint="90" w:sz="4" w:space="0"/>
-          <w:right w:val="none"/>
+          <w:right w:val="none" w:color="000000" w:sz="4" w:space="0"/>
         </w:tcBorders>
       </w:tcPr>
     </w:tblStylePr>
@@ -21682,12 +21072,12 @@
         <w:tblBorders/>
       </w:tblPr>
       <w:tcPr>
-        <w:shd w:color="ffffff"/>
+        <w:shd w:val="clear" w:color="ffffff"/>
         <w:tcBorders>
-          <w:top w:val="none"/>
+          <w:top w:val="none" w:color="000000" w:sz="4" w:space="0"/>
           <w:left w:val="single" w:color="000000" w:themeColor="accent6" w:themeTint="90" w:sz="4" w:space="0"/>
-          <w:bottom w:val="none"/>
-          <w:right w:val="none"/>
+          <w:bottom w:val="none" w:color="000000" w:sz="4" w:space="0"/>
+          <w:right w:val="none" w:color="000000" w:sz="4" w:space="0"/>
         </w:tcBorders>
       </w:tcPr>
     </w:tblStylePr>
@@ -21710,9 +21100,9 @@
         <w:shd w:val="clear" w:color="ffffff" w:themeColor="light1" w:fill="ffffff" w:themeFill="light1"/>
         <w:tcBorders>
           <w:top w:val="single" w:color="000000" w:themeColor="accent6" w:themeTint="90" w:sz="4" w:space="0"/>
-          <w:left w:val="none"/>
-          <w:bottom w:val="none"/>
-          <w:right w:val="none"/>
+          <w:left w:val="none" w:color="000000" w:sz="4" w:space="0"/>
+          <w:bottom w:val="none" w:color="000000" w:sz="4" w:space="0"/>
+          <w:right w:val="none" w:color="000000" w:sz="4" w:space="0"/>
         </w:tcBorders>
       </w:tcPr>
     </w:tblStylePr>
@@ -21782,9 +21172,9 @@
       </w:tcPr>
     </w:tblStylePr>
   </w:style>
-  <w:style w:type="table" w:styleId="68">
+  <w:style w:type="table" w:styleId="810">
     <w:name w:val="List Table 1 Light"/>
-    <w:basedOn w:val="706"/>
+    <w:basedOn w:val="936"/>
     <w:uiPriority w:val="99"/>
     <w:pPr>
       <w:pBdr/>
@@ -21998,9 +21388,9 @@
       </w:tcPr>
     </w:tblStylePr>
   </w:style>
-  <w:style w:type="table" w:styleId="69">
+  <w:style w:type="table" w:styleId="811">
     <w:name w:val="List Table 1 Light - Accent 1"/>
-    <w:basedOn w:val="706"/>
+    <w:basedOn w:val="936"/>
     <w:uiPriority w:val="99"/>
     <w:pPr>
       <w:pBdr/>
@@ -22214,9 +21604,9 @@
       </w:tcPr>
     </w:tblStylePr>
   </w:style>
-  <w:style w:type="table" w:styleId="70">
+  <w:style w:type="table" w:styleId="812">
     <w:name w:val="List Table 1 Light - Accent 2"/>
-    <w:basedOn w:val="706"/>
+    <w:basedOn w:val="936"/>
     <w:uiPriority w:val="99"/>
     <w:pPr>
       <w:pBdr/>
@@ -22430,9 +21820,9 @@
       </w:tcPr>
     </w:tblStylePr>
   </w:style>
-  <w:style w:type="table" w:styleId="71">
+  <w:style w:type="table" w:styleId="813">
     <w:name w:val="List Table 1 Light - Accent 3"/>
-    <w:basedOn w:val="706"/>
+    <w:basedOn w:val="936"/>
     <w:uiPriority w:val="99"/>
     <w:pPr>
       <w:pBdr/>
@@ -22646,9 +22036,9 @@
       </w:tcPr>
     </w:tblStylePr>
   </w:style>
-  <w:style w:type="table" w:styleId="72">
+  <w:style w:type="table" w:styleId="814">
     <w:name w:val="List Table 1 Light - Accent 4"/>
-    <w:basedOn w:val="706"/>
+    <w:basedOn w:val="936"/>
     <w:uiPriority w:val="99"/>
     <w:pPr>
       <w:pBdr/>
@@ -22862,9 +22252,9 @@
       </w:tcPr>
     </w:tblStylePr>
   </w:style>
-  <w:style w:type="table" w:styleId="73">
+  <w:style w:type="table" w:styleId="815">
     <w:name w:val="List Table 1 Light - Accent 5"/>
-    <w:basedOn w:val="706"/>
+    <w:basedOn w:val="936"/>
     <w:uiPriority w:val="99"/>
     <w:pPr>
       <w:pBdr/>
@@ -23078,9 +22468,9 @@
       </w:tcPr>
     </w:tblStylePr>
   </w:style>
-  <w:style w:type="table" w:styleId="74">
+  <w:style w:type="table" w:styleId="816">
     <w:name w:val="List Table 1 Light - Accent 6"/>
-    <w:basedOn w:val="706"/>
+    <w:basedOn w:val="936"/>
     <w:uiPriority w:val="99"/>
     <w:pPr>
       <w:pBdr/>
@@ -23294,9 +22684,9 @@
       </w:tcPr>
     </w:tblStylePr>
   </w:style>
-  <w:style w:type="table" w:styleId="75">
+  <w:style w:type="table" w:styleId="817">
     <w:name w:val="List Table 2"/>
-    <w:basedOn w:val="706"/>
+    <w:basedOn w:val="936"/>
     <w:uiPriority w:val="99"/>
     <w:pPr>
       <w:pBdr/>
@@ -23532,9 +22922,9 @@
       </w:tcPr>
     </w:tblStylePr>
   </w:style>
-  <w:style w:type="table" w:styleId="76">
+  <w:style w:type="table" w:styleId="818">
     <w:name w:val="List Table 2 - Accent 1"/>
-    <w:basedOn w:val="706"/>
+    <w:basedOn w:val="936"/>
     <w:uiPriority w:val="99"/>
     <w:pPr>
       <w:pBdr/>
@@ -23770,9 +23160,9 @@
       </w:tcPr>
     </w:tblStylePr>
   </w:style>
-  <w:style w:type="table" w:styleId="77">
+  <w:style w:type="table" w:styleId="819">
     <w:name w:val="List Table 2 - Accent 2"/>
-    <w:basedOn w:val="706"/>
+    <w:basedOn w:val="936"/>
     <w:uiPriority w:val="99"/>
     <w:pPr>
       <w:pBdr/>
@@ -24008,9 +23398,9 @@
       </w:tcPr>
     </w:tblStylePr>
   </w:style>
-  <w:style w:type="table" w:styleId="78">
+  <w:style w:type="table" w:styleId="820">
     <w:name w:val="List Table 2 - Accent 3"/>
-    <w:basedOn w:val="706"/>
+    <w:basedOn w:val="936"/>
     <w:uiPriority w:val="99"/>
     <w:pPr>
       <w:pBdr/>
@@ -24246,9 +23636,9 @@
       </w:tcPr>
     </w:tblStylePr>
   </w:style>
-  <w:style w:type="table" w:styleId="79">
+  <w:style w:type="table" w:styleId="821">
     <w:name w:val="List Table 2 - Accent 4"/>
-    <w:basedOn w:val="706"/>
+    <w:basedOn w:val="936"/>
     <w:uiPriority w:val="99"/>
     <w:pPr>
       <w:pBdr/>
@@ -24484,9 +23874,9 @@
       </w:tcPr>
     </w:tblStylePr>
   </w:style>
-  <w:style w:type="table" w:styleId="80">
+  <w:style w:type="table" w:styleId="822">
     <w:name w:val="List Table 2 - Accent 5"/>
-    <w:basedOn w:val="706"/>
+    <w:basedOn w:val="936"/>
     <w:uiPriority w:val="99"/>
     <w:pPr>
       <w:pBdr/>
@@ -24722,9 +24112,9 @@
       </w:tcPr>
     </w:tblStylePr>
   </w:style>
-  <w:style w:type="table" w:styleId="81">
+  <w:style w:type="table" w:styleId="823">
     <w:name w:val="List Table 2 - Accent 6"/>
-    <w:basedOn w:val="706"/>
+    <w:basedOn w:val="936"/>
     <w:uiPriority w:val="99"/>
     <w:pPr>
       <w:pBdr/>
@@ -24960,9 +24350,9 @@
       </w:tcPr>
     </w:tblStylePr>
   </w:style>
-  <w:style w:type="table" w:styleId="82">
+  <w:style w:type="table" w:styleId="824">
     <w:name w:val="List Table 3"/>
-    <w:basedOn w:val="706"/>
+    <w:basedOn w:val="936"/>
     <w:uiPriority w:val="99"/>
     <w:pPr>
       <w:pBdr/>
@@ -25188,9 +24578,9 @@
       </w:tcPr>
     </w:tblStylePr>
   </w:style>
-  <w:style w:type="table" w:styleId="83">
+  <w:style w:type="table" w:styleId="825">
     <w:name w:val="List Table 3 - Accent 1"/>
-    <w:basedOn w:val="706"/>
+    <w:basedOn w:val="936"/>
     <w:uiPriority w:val="99"/>
     <w:pPr>
       <w:pBdr/>
@@ -25416,9 +24806,9 @@
       </w:tcPr>
     </w:tblStylePr>
   </w:style>
-  <w:style w:type="table" w:styleId="84">
+  <w:style w:type="table" w:styleId="826">
     <w:name w:val="List Table 3 - Accent 2"/>
-    <w:basedOn w:val="706"/>
+    <w:basedOn w:val="936"/>
     <w:uiPriority w:val="99"/>
     <w:pPr>
       <w:pBdr/>
@@ -25644,9 +25034,9 @@
       </w:tcPr>
     </w:tblStylePr>
   </w:style>
-  <w:style w:type="table" w:styleId="85">
+  <w:style w:type="table" w:styleId="827">
     <w:name w:val="List Table 3 - Accent 3"/>
-    <w:basedOn w:val="706"/>
+    <w:basedOn w:val="936"/>
     <w:uiPriority w:val="99"/>
     <w:pPr>
       <w:pBdr/>
@@ -25872,9 +25262,9 @@
       </w:tcPr>
     </w:tblStylePr>
   </w:style>
-  <w:style w:type="table" w:styleId="86">
+  <w:style w:type="table" w:styleId="828">
     <w:name w:val="List Table 3 - Accent 4"/>
-    <w:basedOn w:val="706"/>
+    <w:basedOn w:val="936"/>
     <w:uiPriority w:val="99"/>
     <w:pPr>
       <w:pBdr/>
@@ -26100,9 +25490,9 @@
       </w:tcPr>
     </w:tblStylePr>
   </w:style>
-  <w:style w:type="table" w:styleId="87">
+  <w:style w:type="table" w:styleId="829">
     <w:name w:val="List Table 3 - Accent 5"/>
-    <w:basedOn w:val="706"/>
+    <w:basedOn w:val="936"/>
     <w:uiPriority w:val="99"/>
     <w:pPr>
       <w:pBdr/>
@@ -26328,9 +25718,9 @@
       </w:tcPr>
     </w:tblStylePr>
   </w:style>
-  <w:style w:type="table" w:styleId="88">
+  <w:style w:type="table" w:styleId="830">
     <w:name w:val="List Table 3 - Accent 6"/>
-    <w:basedOn w:val="706"/>
+    <w:basedOn w:val="936"/>
     <w:uiPriority w:val="99"/>
     <w:pPr>
       <w:pBdr/>
@@ -26556,9 +25946,9 @@
       </w:tcPr>
     </w:tblStylePr>
   </w:style>
-  <w:style w:type="table" w:styleId="89">
+  <w:style w:type="table" w:styleId="831">
     <w:name w:val="List Table 4"/>
-    <w:basedOn w:val="706"/>
+    <w:basedOn w:val="936"/>
     <w:uiPriority w:val="99"/>
     <w:pPr>
       <w:pBdr/>
@@ -26781,9 +26171,9 @@
       </w:tcPr>
     </w:tblStylePr>
   </w:style>
-  <w:style w:type="table" w:styleId="90">
+  <w:style w:type="table" w:styleId="832">
     <w:name w:val="List Table 4 - Accent 1"/>
-    <w:basedOn w:val="706"/>
+    <w:basedOn w:val="936"/>
     <w:uiPriority w:val="99"/>
     <w:pPr>
       <w:pBdr/>
@@ -27006,9 +26396,9 @@
       </w:tcPr>
     </w:tblStylePr>
   </w:style>
-  <w:style w:type="table" w:styleId="91">
+  <w:style w:type="table" w:styleId="833">
     <w:name w:val="List Table 4 - Accent 2"/>
-    <w:basedOn w:val="706"/>
+    <w:basedOn w:val="936"/>
     <w:uiPriority w:val="99"/>
     <w:pPr>
       <w:pBdr/>
@@ -27231,9 +26621,9 @@
       </w:tcPr>
     </w:tblStylePr>
   </w:style>
-  <w:style w:type="table" w:styleId="92">
+  <w:style w:type="table" w:styleId="834">
     <w:name w:val="List Table 4 - Accent 3"/>
-    <w:basedOn w:val="706"/>
+    <w:basedOn w:val="936"/>
     <w:uiPriority w:val="99"/>
     <w:pPr>
       <w:pBdr/>
@@ -27456,9 +26846,9 @@
       </w:tcPr>
     </w:tblStylePr>
   </w:style>
-  <w:style w:type="table" w:styleId="93">
+  <w:style w:type="table" w:styleId="835">
     <w:name w:val="List Table 4 - Accent 4"/>
-    <w:basedOn w:val="706"/>
+    <w:basedOn w:val="936"/>
     <w:uiPriority w:val="99"/>
     <w:pPr>
       <w:pBdr/>
@@ -27681,9 +27071,9 @@
       </w:tcPr>
     </w:tblStylePr>
   </w:style>
-  <w:style w:type="table" w:styleId="94">
+  <w:style w:type="table" w:styleId="836">
     <w:name w:val="List Table 4 - Accent 5"/>
-    <w:basedOn w:val="706"/>
+    <w:basedOn w:val="936"/>
     <w:uiPriority w:val="99"/>
     <w:pPr>
       <w:pBdr/>
@@ -27906,9 +27296,9 @@
       </w:tcPr>
     </w:tblStylePr>
   </w:style>
-  <w:style w:type="table" w:styleId="95">
+  <w:style w:type="table" w:styleId="837">
     <w:name w:val="List Table 4 - Accent 6"/>
-    <w:basedOn w:val="706"/>
+    <w:basedOn w:val="936"/>
     <w:uiPriority w:val="99"/>
     <w:pPr>
       <w:pBdr/>
@@ -28131,9 +27521,9 @@
       </w:tcPr>
     </w:tblStylePr>
   </w:style>
-  <w:style w:type="table" w:styleId="96">
+  <w:style w:type="table" w:styleId="838">
     <w:name w:val="List Table 5 Dark"/>
-    <w:basedOn w:val="706"/>
+    <w:basedOn w:val="936"/>
     <w:uiPriority w:val="99"/>
     <w:pPr>
       <w:pBdr/>
@@ -28373,9 +27763,9 @@
       </w:tcPr>
     </w:tblStylePr>
   </w:style>
-  <w:style w:type="table" w:styleId="97">
+  <w:style w:type="table" w:styleId="839">
     <w:name w:val="List Table 5 Dark - Accent 1"/>
-    <w:basedOn w:val="706"/>
+    <w:basedOn w:val="936"/>
     <w:uiPriority w:val="99"/>
     <w:pPr>
       <w:pBdr/>
@@ -28615,9 +28005,9 @@
       </w:tcPr>
     </w:tblStylePr>
   </w:style>
-  <w:style w:type="table" w:styleId="98">
+  <w:style w:type="table" w:styleId="840">
     <w:name w:val="List Table 5 Dark - Accent 2"/>
-    <w:basedOn w:val="706"/>
+    <w:basedOn w:val="936"/>
     <w:uiPriority w:val="99"/>
     <w:pPr>
       <w:pBdr/>
@@ -28857,9 +28247,9 @@
       </w:tcPr>
     </w:tblStylePr>
   </w:style>
-  <w:style w:type="table" w:styleId="99">
+  <w:style w:type="table" w:styleId="841">
     <w:name w:val="List Table 5 Dark - Accent 3"/>
-    <w:basedOn w:val="706"/>
+    <w:basedOn w:val="936"/>
     <w:uiPriority w:val="99"/>
     <w:pPr>
       <w:pBdr/>
@@ -29099,9 +28489,9 @@
       </w:tcPr>
     </w:tblStylePr>
   </w:style>
-  <w:style w:type="table" w:styleId="100">
+  <w:style w:type="table" w:styleId="842">
     <w:name w:val="List Table 5 Dark - Accent 4"/>
-    <w:basedOn w:val="706"/>
+    <w:basedOn w:val="936"/>
     <w:uiPriority w:val="99"/>
     <w:pPr>
       <w:pBdr/>
@@ -29341,9 +28731,9 @@
       </w:tcPr>
     </w:tblStylePr>
   </w:style>
-  <w:style w:type="table" w:styleId="101">
+  <w:style w:type="table" w:styleId="843">
     <w:name w:val="List Table 5 Dark - Accent 5"/>
-    <w:basedOn w:val="706"/>
+    <w:basedOn w:val="936"/>
     <w:uiPriority w:val="99"/>
     <w:pPr>
       <w:pBdr/>
@@ -29583,9 +28973,9 @@
       </w:tcPr>
     </w:tblStylePr>
   </w:style>
-  <w:style w:type="table" w:styleId="102">
+  <w:style w:type="table" w:styleId="844">
     <w:name w:val="List Table 5 Dark - Accent 6"/>
-    <w:basedOn w:val="706"/>
+    <w:basedOn w:val="936"/>
     <w:uiPriority w:val="99"/>
     <w:pPr>
       <w:pBdr/>
@@ -29825,9 +29215,9 @@
       </w:tcPr>
     </w:tblStylePr>
   </w:style>
-  <w:style w:type="table" w:styleId="103">
+  <w:style w:type="table" w:styleId="845">
     <w:name w:val="List Table 6 Colorful"/>
-    <w:basedOn w:val="706"/>
+    <w:basedOn w:val="936"/>
     <w:uiPriority w:val="99"/>
     <w:pPr>
       <w:pBdr/>
@@ -30048,9 +29438,9 @@
       </w:tcPr>
     </w:tblStylePr>
   </w:style>
-  <w:style w:type="table" w:styleId="104">
+  <w:style w:type="table" w:styleId="846">
     <w:name w:val="List Table 6 Colorful - Accent 1"/>
-    <w:basedOn w:val="706"/>
+    <w:basedOn w:val="936"/>
     <w:uiPriority w:val="99"/>
     <w:pPr>
       <w:pBdr/>
@@ -30271,9 +29661,9 @@
       </w:tcPr>
     </w:tblStylePr>
   </w:style>
-  <w:style w:type="table" w:styleId="105">
+  <w:style w:type="table" w:styleId="847">
     <w:name w:val="List Table 6 Colorful - Accent 2"/>
-    <w:basedOn w:val="706"/>
+    <w:basedOn w:val="936"/>
     <w:uiPriority w:val="99"/>
     <w:pPr>
       <w:pBdr/>
@@ -30494,9 +29884,9 @@
       </w:tcPr>
     </w:tblStylePr>
   </w:style>
-  <w:style w:type="table" w:styleId="106">
+  <w:style w:type="table" w:styleId="848">
     <w:name w:val="List Table 6 Colorful - Accent 3"/>
-    <w:basedOn w:val="706"/>
+    <w:basedOn w:val="936"/>
     <w:uiPriority w:val="99"/>
     <w:pPr>
       <w:pBdr/>
@@ -30717,9 +30107,9 @@
       </w:tcPr>
     </w:tblStylePr>
   </w:style>
-  <w:style w:type="table" w:styleId="107">
+  <w:style w:type="table" w:styleId="849">
     <w:name w:val="List Table 6 Colorful - Accent 4"/>
-    <w:basedOn w:val="706"/>
+    <w:basedOn w:val="936"/>
     <w:uiPriority w:val="99"/>
     <w:pPr>
       <w:pBdr/>
@@ -30940,9 +30330,9 @@
       </w:tcPr>
     </w:tblStylePr>
   </w:style>
-  <w:style w:type="table" w:styleId="108">
+  <w:style w:type="table" w:styleId="850">
     <w:name w:val="List Table 6 Colorful - Accent 5"/>
-    <w:basedOn w:val="706"/>
+    <w:basedOn w:val="936"/>
     <w:uiPriority w:val="99"/>
     <w:pPr>
       <w:pBdr/>
@@ -31163,9 +30553,9 @@
       </w:tcPr>
     </w:tblStylePr>
   </w:style>
-  <w:style w:type="table" w:styleId="109">
+  <w:style w:type="table" w:styleId="851">
     <w:name w:val="List Table 6 Colorful - Accent 6"/>
-    <w:basedOn w:val="706"/>
+    <w:basedOn w:val="936"/>
     <w:uiPriority w:val="99"/>
     <w:pPr>
       <w:pBdr/>
@@ -31386,9 +30776,9 @@
       </w:tcPr>
     </w:tblStylePr>
   </w:style>
-  <w:style w:type="table" w:styleId="110">
+  <w:style w:type="table" w:styleId="852">
     <w:name w:val="List Table 7 Colorful"/>
-    <w:basedOn w:val="706"/>
+    <w:basedOn w:val="936"/>
     <w:uiPriority w:val="99"/>
     <w:pPr>
       <w:pBdr/>
@@ -31487,11 +30877,11 @@
         <w:tblBorders/>
       </w:tblPr>
       <w:tcPr>
-        <w:shd w:color="ffffff"/>
+        <w:shd w:val="clear" w:color="ffffff"/>
         <w:tcBorders>
-          <w:top w:val="none"/>
-          <w:left w:val="none"/>
-          <w:bottom w:val="none"/>
+          <w:top w:val="none" w:color="000000" w:sz="4" w:space="0"/>
+          <w:left w:val="none" w:color="000000" w:sz="4" w:space="0"/>
+          <w:bottom w:val="none" w:color="000000" w:sz="4" w:space="0"/>
           <w:right w:val="single" w:color="000000" w:themeColor="text1" w:themeTint="80" w:sz="4" w:space="0"/>
         </w:tcBorders>
       </w:tcPr>
@@ -31514,10 +30904,10 @@
       <w:tcPr>
         <w:shd w:val="clear" w:color="ffffff" w:themeColor="light1" w:fill="ffffff" w:themeFill="light1"/>
         <w:tcBorders>
-          <w:top w:val="none"/>
-          <w:left w:val="none"/>
+          <w:top w:val="none" w:color="000000" w:sz="4" w:space="0"/>
+          <w:left w:val="none" w:color="000000" w:sz="4" w:space="0"/>
           <w:bottom w:val="single" w:color="000000" w:themeColor="text1" w:themeTint="80" w:sz="4" w:space="0"/>
-          <w:right w:val="none"/>
+          <w:right w:val="none" w:color="000000" w:sz="4" w:space="0"/>
         </w:tcBorders>
       </w:tcPr>
     </w:tblStylePr>
@@ -31537,12 +30927,12 @@
         <w:tblBorders/>
       </w:tblPr>
       <w:tcPr>
-        <w:shd w:color="ffffff"/>
+        <w:shd w:val="clear" w:color="ffffff"/>
         <w:tcBorders>
-          <w:top w:val="none"/>
+          <w:top w:val="none" w:color="000000" w:sz="4" w:space="0"/>
           <w:left w:val="single" w:color="000000" w:themeColor="text1" w:themeTint="80" w:sz="4" w:space="0"/>
-          <w:bottom w:val="none"/>
-          <w:right w:val="none"/>
+          <w:bottom w:val="none" w:color="000000" w:sz="4" w:space="0"/>
+          <w:right w:val="none" w:color="000000" w:sz="4" w:space="0"/>
         </w:tcBorders>
       </w:tcPr>
     </w:tblStylePr>
@@ -31565,9 +30955,9 @@
         <w:shd w:val="clear" w:color="ffffff" w:themeColor="light1" w:fill="ffffff" w:themeFill="light1"/>
         <w:tcBorders>
           <w:top w:val="single" w:color="000000" w:themeColor="text1" w:themeTint="80" w:sz="4" w:space="0"/>
-          <w:left w:val="none"/>
-          <w:bottom w:val="none"/>
-          <w:right w:val="none"/>
+          <w:left w:val="none" w:color="000000" w:sz="4" w:space="0"/>
+          <w:bottom w:val="none" w:color="000000" w:sz="4" w:space="0"/>
+          <w:right w:val="none" w:color="000000" w:sz="4" w:space="0"/>
         </w:tcBorders>
       </w:tcPr>
     </w:tblStylePr>
@@ -31642,9 +31032,9 @@
       </w:tcPr>
     </w:tblStylePr>
   </w:style>
-  <w:style w:type="table" w:styleId="111">
+  <w:style w:type="table" w:styleId="853">
     <w:name w:val="List Table 7 Colorful - Accent 1"/>
-    <w:basedOn w:val="706"/>
+    <w:basedOn w:val="936"/>
     <w:uiPriority w:val="99"/>
     <w:pPr>
       <w:pBdr/>
@@ -31743,11 +31133,11 @@
         <w:tblBorders/>
       </w:tblPr>
       <w:tcPr>
-        <w:shd w:color="ffffff"/>
+        <w:shd w:val="clear" w:color="ffffff"/>
         <w:tcBorders>
-          <w:top w:val="none"/>
-          <w:left w:val="none"/>
-          <w:bottom w:val="none"/>
+          <w:top w:val="none" w:color="000000" w:sz="4" w:space="0"/>
+          <w:left w:val="none" w:color="000000" w:sz="4" w:space="0"/>
+          <w:bottom w:val="none" w:color="000000" w:sz="4" w:space="0"/>
           <w:right w:val="single" w:color="000000" w:themeColor="accent1" w:sz="4" w:space="0"/>
         </w:tcBorders>
       </w:tcPr>
@@ -31770,10 +31160,10 @@
       <w:tcPr>
         <w:shd w:val="clear" w:color="ffffff" w:themeColor="light1" w:fill="ffffff" w:themeFill="light1"/>
         <w:tcBorders>
-          <w:top w:val="none"/>
-          <w:left w:val="none"/>
+          <w:top w:val="none" w:color="000000" w:sz="4" w:space="0"/>
+          <w:left w:val="none" w:color="000000" w:sz="4" w:space="0"/>
           <w:bottom w:val="single" w:color="000000" w:themeColor="accent1" w:sz="4" w:space="0"/>
-          <w:right w:val="none"/>
+          <w:right w:val="none" w:color="000000" w:sz="4" w:space="0"/>
         </w:tcBorders>
       </w:tcPr>
     </w:tblStylePr>
@@ -31793,12 +31183,12 @@
         <w:tblBorders/>
       </w:tblPr>
       <w:tcPr>
-        <w:shd w:color="ffffff"/>
+        <w:shd w:val="clear" w:color="ffffff"/>
         <w:tcBorders>
-          <w:top w:val="none"/>
+          <w:top w:val="none" w:color="000000" w:sz="4" w:space="0"/>
           <w:left w:val="single" w:color="000000" w:themeColor="accent1" w:sz="4" w:space="0"/>
-          <w:bottom w:val="none"/>
-          <w:right w:val="none"/>
+          <w:bottom w:val="none" w:color="000000" w:sz="4" w:space="0"/>
+          <w:right w:val="none" w:color="000000" w:sz="4" w:space="0"/>
         </w:tcBorders>
       </w:tcPr>
     </w:tblStylePr>
@@ -31821,9 +31211,9 @@
         <w:shd w:val="clear" w:color="ffffff" w:themeColor="light1" w:fill="ffffff" w:themeFill="light1"/>
         <w:tcBorders>
           <w:top w:val="single" w:color="000000" w:themeColor="accent1" w:sz="4" w:space="0"/>
-          <w:left w:val="none"/>
-          <w:bottom w:val="none"/>
-          <w:right w:val="none"/>
+          <w:left w:val="none" w:color="000000" w:sz="4" w:space="0"/>
+          <w:bottom w:val="none" w:color="000000" w:sz="4" w:space="0"/>
+          <w:right w:val="none" w:color="000000" w:sz="4" w:space="0"/>
         </w:tcBorders>
       </w:tcPr>
     </w:tblStylePr>
@@ -31898,9 +31288,9 @@
       </w:tcPr>
     </w:tblStylePr>
   </w:style>
-  <w:style w:type="table" w:styleId="112">
+  <w:style w:type="table" w:styleId="854">
     <w:name w:val="List Table 7 Colorful - Accent 2"/>
-    <w:basedOn w:val="706"/>
+    <w:basedOn w:val="936"/>
     <w:uiPriority w:val="99"/>
     <w:pPr>
       <w:pBdr/>
@@ -31999,11 +31389,11 @@
         <w:tblBorders/>
       </w:tblPr>
       <w:tcPr>
-        <w:shd w:color="ffffff"/>
+        <w:shd w:val="clear" w:color="ffffff"/>
         <w:tcBorders>
-          <w:top w:val="none"/>
-          <w:left w:val="none"/>
-          <w:bottom w:val="none"/>
+          <w:top w:val="none" w:color="000000" w:sz="4" w:space="0"/>
+          <w:left w:val="none" w:color="000000" w:sz="4" w:space="0"/>
+          <w:bottom w:val="none" w:color="000000" w:sz="4" w:space="0"/>
           <w:right w:val="single" w:color="000000" w:themeColor="accent2" w:themeTint="97" w:sz="4" w:space="0"/>
         </w:tcBorders>
       </w:tcPr>
@@ -32026,10 +31416,10 @@
       <w:tcPr>
         <w:shd w:val="clear" w:color="ffffff" w:themeColor="light1" w:fill="ffffff" w:themeFill="light1"/>
         <w:tcBorders>
-          <w:top w:val="none"/>
-          <w:left w:val="none"/>
+          <w:top w:val="none" w:color="000000" w:sz="4" w:space="0"/>
+          <w:left w:val="none" w:color="000000" w:sz="4" w:space="0"/>
           <w:bottom w:val="single" w:color="000000" w:themeColor="accent2" w:themeTint="97" w:sz="4" w:space="0"/>
-          <w:right w:val="none"/>
+          <w:right w:val="none" w:color="000000" w:sz="4" w:space="0"/>
         </w:tcBorders>
       </w:tcPr>
     </w:tblStylePr>
@@ -32049,12 +31439,12 @@
         <w:tblBorders/>
       </w:tblPr>
       <w:tcPr>
-        <w:shd w:color="ffffff"/>
+        <w:shd w:val="clear" w:color="ffffff"/>
         <w:tcBorders>
-          <w:top w:val="none"/>
+          <w:top w:val="none" w:color="000000" w:sz="4" w:space="0"/>
           <w:left w:val="single" w:color="000000" w:themeColor="accent2" w:themeTint="97" w:sz="4" w:space="0"/>
-          <w:bottom w:val="none"/>
-          <w:right w:val="none"/>
+          <w:bottom w:val="none" w:color="000000" w:sz="4" w:space="0"/>
+          <w:right w:val="none" w:color="000000" w:sz="4" w:space="0"/>
         </w:tcBorders>
       </w:tcPr>
     </w:tblStylePr>
@@ -32077,9 +31467,9 @@
         <w:shd w:val="clear" w:color="ffffff" w:themeColor="light1" w:fill="ffffff" w:themeFill="light1"/>
         <w:tcBorders>
           <w:top w:val="single" w:color="000000" w:themeColor="accent2" w:themeTint="97" w:sz="4" w:space="0"/>
-          <w:left w:val="none"/>
-          <w:bottom w:val="none"/>
-          <w:right w:val="none"/>
+          <w:left w:val="none" w:color="000000" w:sz="4" w:space="0"/>
+          <w:bottom w:val="none" w:color="000000" w:sz="4" w:space="0"/>
+          <w:right w:val="none" w:color="000000" w:sz="4" w:space="0"/>
         </w:tcBorders>
       </w:tcPr>
     </w:tblStylePr>
@@ -32154,9 +31544,9 @@
       </w:tcPr>
     </w:tblStylePr>
   </w:style>
-  <w:style w:type="table" w:styleId="113">
+  <w:style w:type="table" w:styleId="855">
     <w:name w:val="List Table 7 Colorful - Accent 3"/>
-    <w:basedOn w:val="706"/>
+    <w:basedOn w:val="936"/>
     <w:uiPriority w:val="99"/>
     <w:pPr>
       <w:pBdr/>
@@ -32255,11 +31645,11 @@
         <w:tblBorders/>
       </w:tblPr>
       <w:tcPr>
-        <w:shd w:color="ffffff"/>
+        <w:shd w:val="clear" w:color="ffffff"/>
         <w:tcBorders>
-          <w:top w:val="none"/>
-          <w:left w:val="none"/>
-          <w:bottom w:val="none"/>
+          <w:top w:val="none" w:color="000000" w:sz="4" w:space="0"/>
+          <w:left w:val="none" w:color="000000" w:sz="4" w:space="0"/>
+          <w:bottom w:val="none" w:color="000000" w:sz="4" w:space="0"/>
           <w:right w:val="single" w:color="000000" w:themeColor="accent3" w:themeTint="98" w:sz="4" w:space="0"/>
         </w:tcBorders>
       </w:tcPr>
@@ -32282,10 +31672,10 @@
       <w:tcPr>
         <w:shd w:val="clear" w:color="ffffff" w:themeColor="light1" w:fill="ffffff" w:themeFill="light1"/>
         <w:tcBorders>
-          <w:top w:val="none"/>
-          <w:left w:val="none"/>
+          <w:top w:val="none" w:color="000000" w:sz="4" w:space="0"/>
+          <w:left w:val="none" w:color="000000" w:sz="4" w:space="0"/>
           <w:bottom w:val="single" w:color="000000" w:themeColor="accent3" w:themeTint="98" w:sz="4" w:space="0"/>
-          <w:right w:val="none"/>
+          <w:right w:val="none" w:color="000000" w:sz="4" w:space="0"/>
         </w:tcBorders>
       </w:tcPr>
     </w:tblStylePr>
@@ -32305,12 +31695,12 @@
         <w:tblBorders/>
       </w:tblPr>
       <w:tcPr>
-        <w:shd w:color="ffffff"/>
+        <w:shd w:val="clear" w:color="ffffff"/>
         <w:tcBorders>
-          <w:top w:val="none"/>
+          <w:top w:val="none" w:color="000000" w:sz="4" w:space="0"/>
           <w:left w:val="single" w:color="000000" w:themeColor="accent3" w:themeTint="98" w:sz="4" w:space="0"/>
-          <w:bottom w:val="none"/>
-          <w:right w:val="none"/>
+          <w:bottom w:val="none" w:color="000000" w:sz="4" w:space="0"/>
+          <w:right w:val="none" w:color="000000" w:sz="4" w:space="0"/>
         </w:tcBorders>
       </w:tcPr>
     </w:tblStylePr>
@@ -32333,9 +31723,9 @@
         <w:shd w:val="clear" w:color="ffffff" w:themeColor="light1" w:fill="ffffff" w:themeFill="light1"/>
         <w:tcBorders>
           <w:top w:val="single" w:color="000000" w:themeColor="accent3" w:themeTint="98" w:sz="4" w:space="0"/>
-          <w:left w:val="none"/>
-          <w:bottom w:val="none"/>
-          <w:right w:val="none"/>
+          <w:left w:val="none" w:color="000000" w:sz="4" w:space="0"/>
+          <w:bottom w:val="none" w:color="000000" w:sz="4" w:space="0"/>
+          <w:right w:val="none" w:color="000000" w:sz="4" w:space="0"/>
         </w:tcBorders>
       </w:tcPr>
     </w:tblStylePr>
@@ -32410,9 +31800,9 @@
       </w:tcPr>
     </w:tblStylePr>
   </w:style>
-  <w:style w:type="table" w:styleId="114">
+  <w:style w:type="table" w:styleId="856">
     <w:name w:val="List Table 7 Colorful - Accent 4"/>
-    <w:basedOn w:val="706"/>
+    <w:basedOn w:val="936"/>
     <w:uiPriority w:val="99"/>
     <w:pPr>
       <w:pBdr/>
@@ -32511,11 +31901,11 @@
         <w:tblBorders/>
       </w:tblPr>
       <w:tcPr>
-        <w:shd w:color="ffffff"/>
+        <w:shd w:val="clear" w:color="ffffff"/>
         <w:tcBorders>
-          <w:top w:val="none"/>
-          <w:left w:val="none"/>
-          <w:bottom w:val="none"/>
+          <w:top w:val="none" w:color="000000" w:sz="4" w:space="0"/>
+          <w:left w:val="none" w:color="000000" w:sz="4" w:space="0"/>
+          <w:bottom w:val="none" w:color="000000" w:sz="4" w:space="0"/>
           <w:right w:val="single" w:color="000000" w:themeColor="accent4" w:themeTint="9A" w:sz="4" w:space="0"/>
         </w:tcBorders>
       </w:tcPr>
@@ -32538,10 +31928,10 @@
       <w:tcPr>
         <w:shd w:val="clear" w:color="ffffff" w:themeColor="light1" w:fill="ffffff" w:themeFill="light1"/>
         <w:tcBorders>
-          <w:top w:val="none"/>
-          <w:left w:val="none"/>
+          <w:top w:val="none" w:color="000000" w:sz="4" w:space="0"/>
+          <w:left w:val="none" w:color="000000" w:sz="4" w:space="0"/>
           <w:bottom w:val="single" w:color="000000" w:themeColor="accent4" w:themeTint="9A" w:sz="4" w:space="0"/>
-          <w:right w:val="none"/>
+          <w:right w:val="none" w:color="000000" w:sz="4" w:space="0"/>
         </w:tcBorders>
       </w:tcPr>
     </w:tblStylePr>
@@ -32561,12 +31951,12 @@
         <w:tblBorders/>
       </w:tblPr>
       <w:tcPr>
-        <w:shd w:color="ffffff"/>
+        <w:shd w:val="clear" w:color="ffffff"/>
         <w:tcBorders>
-          <w:top w:val="none"/>
+          <w:top w:val="none" w:color="000000" w:sz="4" w:space="0"/>
           <w:left w:val="single" w:color="000000" w:themeColor="accent4" w:themeTint="9A" w:sz="4" w:space="0"/>
-          <w:bottom w:val="none"/>
-          <w:right w:val="none"/>
+          <w:bottom w:val="none" w:color="000000" w:sz="4" w:space="0"/>
+          <w:right w:val="none" w:color="000000" w:sz="4" w:space="0"/>
         </w:tcBorders>
       </w:tcPr>
     </w:tblStylePr>
@@ -32589,9 +31979,9 @@
         <w:shd w:val="clear" w:color="ffffff" w:themeColor="light1" w:fill="ffffff" w:themeFill="light1"/>
         <w:tcBorders>
           <w:top w:val="single" w:color="000000" w:themeColor="accent4" w:themeTint="9A" w:sz="4" w:space="0"/>
-          <w:left w:val="none"/>
-          <w:bottom w:val="none"/>
-          <w:right w:val="none"/>
+          <w:left w:val="none" w:color="000000" w:sz="4" w:space="0"/>
+          <w:bottom w:val="none" w:color="000000" w:sz="4" w:space="0"/>
+          <w:right w:val="none" w:color="000000" w:sz="4" w:space="0"/>
         </w:tcBorders>
       </w:tcPr>
     </w:tblStylePr>
@@ -32666,9 +32056,9 @@
       </w:tcPr>
     </w:tblStylePr>
   </w:style>
-  <w:style w:type="table" w:styleId="115">
+  <w:style w:type="table" w:styleId="857">
     <w:name w:val="List Table 7 Colorful - Accent 5"/>
-    <w:basedOn w:val="706"/>
+    <w:basedOn w:val="936"/>
     <w:uiPriority w:val="99"/>
     <w:pPr>
       <w:pBdr/>
@@ -32767,11 +32157,11 @@
         <w:tblBorders/>
       </w:tblPr>
       <w:tcPr>
-        <w:shd w:color="ffffff"/>
+        <w:shd w:val="clear" w:color="ffffff"/>
         <w:tcBorders>
-          <w:top w:val="none"/>
-          <w:left w:val="none"/>
-          <w:bottom w:val="none"/>
+          <w:top w:val="none" w:color="000000" w:sz="4" w:space="0"/>
+          <w:left w:val="none" w:color="000000" w:sz="4" w:space="0"/>
+          <w:bottom w:val="none" w:color="000000" w:sz="4" w:space="0"/>
           <w:right w:val="single" w:color="000000" w:themeColor="accent5" w:themeTint="9A" w:sz="4" w:space="0"/>
         </w:tcBorders>
       </w:tcPr>
@@ -32794,10 +32184,10 @@
       <w:tcPr>
         <w:shd w:val="clear" w:color="ffffff" w:themeColor="light1" w:fill="ffffff" w:themeFill="light1"/>
         <w:tcBorders>
-          <w:top w:val="none"/>
-          <w:left w:val="none"/>
+          <w:top w:val="none" w:color="000000" w:sz="4" w:space="0"/>
+          <w:left w:val="none" w:color="000000" w:sz="4" w:space="0"/>
           <w:bottom w:val="single" w:color="000000" w:themeColor="accent5" w:themeTint="9A" w:sz="4" w:space="0"/>
-          <w:right w:val="none"/>
+          <w:right w:val="none" w:color="000000" w:sz="4" w:space="0"/>
         </w:tcBorders>
       </w:tcPr>
     </w:tblStylePr>
@@ -32817,12 +32207,12 @@
         <w:tblBorders/>
       </w:tblPr>
       <w:tcPr>
-        <w:shd w:color="ffffff"/>
+        <w:shd w:val="clear" w:color="ffffff"/>
         <w:tcBorders>
-          <w:top w:val="none"/>
+          <w:top w:val="none" w:color="000000" w:sz="4" w:space="0"/>
           <w:left w:val="single" w:color="000000" w:themeColor="accent5" w:themeTint="9A" w:sz="4" w:space="0"/>
-          <w:bottom w:val="none"/>
-          <w:right w:val="none"/>
+          <w:bottom w:val="none" w:color="000000" w:sz="4" w:space="0"/>
+          <w:right w:val="none" w:color="000000" w:sz="4" w:space="0"/>
         </w:tcBorders>
       </w:tcPr>
     </w:tblStylePr>
@@ -32845,9 +32235,9 @@
         <w:shd w:val="clear" w:color="ffffff" w:themeColor="light1" w:fill="ffffff" w:themeFill="light1"/>
         <w:tcBorders>
           <w:top w:val="single" w:color="000000" w:themeColor="accent5" w:themeTint="9A" w:sz="4" w:space="0"/>
-          <w:left w:val="none"/>
-          <w:bottom w:val="none"/>
-          <w:right w:val="none"/>
+          <w:left w:val="none" w:color="000000" w:sz="4" w:space="0"/>
+          <w:bottom w:val="none" w:color="000000" w:sz="4" w:space="0"/>
+          <w:right w:val="none" w:color="000000" w:sz="4" w:space="0"/>
         </w:tcBorders>
       </w:tcPr>
     </w:tblStylePr>
@@ -32922,9 +32312,9 @@
       </w:tcPr>
     </w:tblStylePr>
   </w:style>
-  <w:style w:type="table" w:styleId="116">
+  <w:style w:type="table" w:styleId="858">
     <w:name w:val="List Table 7 Colorful - Accent 6"/>
-    <w:basedOn w:val="706"/>
+    <w:basedOn w:val="936"/>
     <w:uiPriority w:val="99"/>
     <w:pPr>
       <w:pBdr/>
@@ -33023,11 +32413,11 @@
         <w:tblBorders/>
       </w:tblPr>
       <w:tcPr>
-        <w:shd w:color="ffffff"/>
+        <w:shd w:val="clear" w:color="ffffff"/>
         <w:tcBorders>
-          <w:top w:val="none"/>
-          <w:left w:val="none"/>
-          <w:bottom w:val="none"/>
+          <w:top w:val="none" w:color="000000" w:sz="4" w:space="0"/>
+          <w:left w:val="none" w:color="000000" w:sz="4" w:space="0"/>
+          <w:bottom w:val="none" w:color="000000" w:sz="4" w:space="0"/>
           <w:right w:val="single" w:color="000000" w:themeColor="accent6" w:themeTint="98" w:sz="4" w:space="0"/>
         </w:tcBorders>
       </w:tcPr>
@@ -33050,10 +32440,10 @@
       <w:tcPr>
         <w:shd w:val="clear" w:color="ffffff" w:themeColor="light1" w:fill="ffffff" w:themeFill="light1"/>
         <w:tcBorders>
-          <w:top w:val="none"/>
-          <w:left w:val="none"/>
+          <w:top w:val="none" w:color="000000" w:sz="4" w:space="0"/>
+          <w:left w:val="none" w:color="000000" w:sz="4" w:space="0"/>
           <w:bottom w:val="single" w:color="000000" w:themeColor="accent6" w:themeTint="98" w:sz="4" w:space="0"/>
-          <w:right w:val="none"/>
+          <w:right w:val="none" w:color="000000" w:sz="4" w:space="0"/>
         </w:tcBorders>
       </w:tcPr>
     </w:tblStylePr>
@@ -33073,12 +32463,12 @@
         <w:tblBorders/>
       </w:tblPr>
       <w:tcPr>
-        <w:shd w:color="ffffff"/>
+        <w:shd w:val="clear" w:color="ffffff"/>
         <w:tcBorders>
-          <w:top w:val="none"/>
+          <w:top w:val="none" w:color="000000" w:sz="4" w:space="0"/>
           <w:left w:val="single" w:color="000000" w:themeColor="accent6" w:themeTint="98" w:sz="4" w:space="0"/>
-          <w:bottom w:val="none"/>
-          <w:right w:val="none"/>
+          <w:bottom w:val="none" w:color="000000" w:sz="4" w:space="0"/>
+          <w:right w:val="none" w:color="000000" w:sz="4" w:space="0"/>
         </w:tcBorders>
       </w:tcPr>
     </w:tblStylePr>
@@ -33101,9 +32491,9 @@
         <w:shd w:val="clear" w:color="ffffff" w:themeColor="light1" w:fill="ffffff" w:themeFill="light1"/>
         <w:tcBorders>
           <w:top w:val="single" w:color="000000" w:themeColor="accent6" w:themeTint="98" w:sz="4" w:space="0"/>
-          <w:left w:val="none"/>
-          <w:bottom w:val="none"/>
-          <w:right w:val="none"/>
+          <w:left w:val="none" w:color="000000" w:sz="4" w:space="0"/>
+          <w:bottom w:val="none" w:color="000000" w:sz="4" w:space="0"/>
+          <w:right w:val="none" w:color="000000" w:sz="4" w:space="0"/>
         </w:tcBorders>
       </w:tcPr>
     </w:tblStylePr>
@@ -33178,9 +32568,9 @@
       </w:tcPr>
     </w:tblStylePr>
   </w:style>
-  <w:style w:type="table" w:styleId="117">
+  <w:style w:type="table" w:styleId="859">
     <w:name w:val="Lined - Accent"/>
-    <w:basedOn w:val="706"/>
+    <w:basedOn w:val="936"/>
     <w:uiPriority w:val="99"/>
     <w:pPr>
       <w:pBdr/>
@@ -33415,9 +32805,9 @@
       </w:tcPr>
     </w:tblStylePr>
   </w:style>
-  <w:style w:type="table" w:styleId="118">
+  <w:style w:type="table" w:styleId="860">
     <w:name w:val="Lined - Accent 1"/>
-    <w:basedOn w:val="706"/>
+    <w:basedOn w:val="936"/>
     <w:uiPriority w:val="99"/>
     <w:pPr>
       <w:pBdr/>
@@ -33652,9 +33042,9 @@
       </w:tcPr>
     </w:tblStylePr>
   </w:style>
-  <w:style w:type="table" w:styleId="119">
+  <w:style w:type="table" w:styleId="861">
     <w:name w:val="Lined - Accent 2"/>
-    <w:basedOn w:val="706"/>
+    <w:basedOn w:val="936"/>
     <w:uiPriority w:val="99"/>
     <w:pPr>
       <w:pBdr/>
@@ -33889,9 +33279,9 @@
       </w:tcPr>
     </w:tblStylePr>
   </w:style>
-  <w:style w:type="table" w:styleId="120">
+  <w:style w:type="table" w:styleId="862">
     <w:name w:val="Lined - Accent 3"/>
-    <w:basedOn w:val="706"/>
+    <w:basedOn w:val="936"/>
     <w:uiPriority w:val="99"/>
     <w:pPr>
       <w:pBdr/>
@@ -34126,9 +33516,9 @@
       </w:tcPr>
     </w:tblStylePr>
   </w:style>
-  <w:style w:type="table" w:styleId="121">
+  <w:style w:type="table" w:styleId="863">
     <w:name w:val="Lined - Accent 4"/>
-    <w:basedOn w:val="706"/>
+    <w:basedOn w:val="936"/>
     <w:uiPriority w:val="99"/>
     <w:pPr>
       <w:pBdr/>
@@ -34363,9 +33753,9 @@
       </w:tcPr>
     </w:tblStylePr>
   </w:style>
-  <w:style w:type="table" w:styleId="122">
+  <w:style w:type="table" w:styleId="864">
     <w:name w:val="Lined - Accent 5"/>
-    <w:basedOn w:val="706"/>
+    <w:basedOn w:val="936"/>
     <w:uiPriority w:val="99"/>
     <w:pPr>
       <w:pBdr/>
@@ -34600,9 +33990,9 @@
       </w:tcPr>
     </w:tblStylePr>
   </w:style>
-  <w:style w:type="table" w:styleId="123">
+  <w:style w:type="table" w:styleId="865">
     <w:name w:val="Lined - Accent 6"/>
-    <w:basedOn w:val="706"/>
+    <w:basedOn w:val="936"/>
     <w:uiPriority w:val="99"/>
     <w:pPr>
       <w:pBdr/>
@@ -34837,9 +34227,9 @@
       </w:tcPr>
     </w:tblStylePr>
   </w:style>
-  <w:style w:type="table" w:styleId="124">
+  <w:style w:type="table" w:styleId="866">
     <w:name w:val="Bordered &amp; Lined - Accent"/>
-    <w:basedOn w:val="706"/>
+    <w:basedOn w:val="936"/>
     <w:uiPriority w:val="99"/>
     <w:pPr>
       <w:pBdr/>
@@ -35081,9 +34471,9 @@
       </w:tcPr>
     </w:tblStylePr>
   </w:style>
-  <w:style w:type="table" w:styleId="125">
+  <w:style w:type="table" w:styleId="867">
     <w:name w:val="Bordered &amp; Lined - Accent 1"/>
-    <w:basedOn w:val="706"/>
+    <w:basedOn w:val="936"/>
     <w:uiPriority w:val="99"/>
     <w:pPr>
       <w:pBdr/>
@@ -35325,9 +34715,9 @@
       </w:tcPr>
     </w:tblStylePr>
   </w:style>
-  <w:style w:type="table" w:styleId="126">
+  <w:style w:type="table" w:styleId="868">
     <w:name w:val="Bordered &amp; Lined - Accent 2"/>
-    <w:basedOn w:val="706"/>
+    <w:basedOn w:val="936"/>
     <w:uiPriority w:val="99"/>
     <w:pPr>
       <w:pBdr/>
@@ -35569,9 +34959,9 @@
       </w:tcPr>
     </w:tblStylePr>
   </w:style>
-  <w:style w:type="table" w:styleId="127">
+  <w:style w:type="table" w:styleId="869">
     <w:name w:val="Bordered &amp; Lined - Accent 3"/>
-    <w:basedOn w:val="706"/>
+    <w:basedOn w:val="936"/>
     <w:uiPriority w:val="99"/>
     <w:pPr>
       <w:pBdr/>
@@ -35813,9 +35203,9 @@
       </w:tcPr>
     </w:tblStylePr>
   </w:style>
-  <w:style w:type="table" w:styleId="128">
+  <w:style w:type="table" w:styleId="870">
     <w:name w:val="Bordered &amp; Lined - Accent 4"/>
-    <w:basedOn w:val="706"/>
+    <w:basedOn w:val="936"/>
     <w:uiPriority w:val="99"/>
     <w:pPr>
       <w:pBdr/>
@@ -36057,9 +35447,9 @@
       </w:tcPr>
     </w:tblStylePr>
   </w:style>
-  <w:style w:type="table" w:styleId="129">
+  <w:style w:type="table" w:styleId="871">
     <w:name w:val="Bordered &amp; Lined - Accent 5"/>
-    <w:basedOn w:val="706"/>
+    <w:basedOn w:val="936"/>
     <w:uiPriority w:val="99"/>
     <w:pPr>
       <w:pBdr/>
@@ -36301,9 +35691,9 @@
       </w:tcPr>
     </w:tblStylePr>
   </w:style>
-  <w:style w:type="table" w:styleId="130">
+  <w:style w:type="table" w:styleId="872">
     <w:name w:val="Bordered &amp; Lined - Accent 6"/>
-    <w:basedOn w:val="706"/>
+    <w:basedOn w:val="936"/>
     <w:uiPriority w:val="99"/>
     <w:pPr>
       <w:pBdr/>
@@ -36545,9 +35935,9 @@
       </w:tcPr>
     </w:tblStylePr>
   </w:style>
-  <w:style w:type="table" w:styleId="131">
+  <w:style w:type="table" w:styleId="873">
     <w:name w:val="Bordered"/>
-    <w:basedOn w:val="706"/>
+    <w:basedOn w:val="936"/>
     <w:uiPriority w:val="99"/>
     <w:pPr>
       <w:pBdr/>
@@ -36776,9 +36166,9 @@
       </w:tcPr>
     </w:tblStylePr>
   </w:style>
-  <w:style w:type="table" w:styleId="132">
+  <w:style w:type="table" w:styleId="874">
     <w:name w:val="Bordered - Accent 1"/>
-    <w:basedOn w:val="706"/>
+    <w:basedOn w:val="936"/>
     <w:uiPriority w:val="99"/>
     <w:pPr>
       <w:pBdr/>
@@ -37007,9 +36397,9 @@
       </w:tcPr>
     </w:tblStylePr>
   </w:style>
-  <w:style w:type="table" w:styleId="133">
+  <w:style w:type="table" w:styleId="875">
     <w:name w:val="Bordered - Accent 2"/>
-    <w:basedOn w:val="706"/>
+    <w:basedOn w:val="936"/>
     <w:uiPriority w:val="99"/>
     <w:pPr>
       <w:pBdr/>
@@ -37238,9 +36628,9 @@
       </w:tcPr>
     </w:tblStylePr>
   </w:style>
-  <w:style w:type="table" w:styleId="134">
+  <w:style w:type="table" w:styleId="876">
     <w:name w:val="Bordered - Accent 3"/>
-    <w:basedOn w:val="706"/>
+    <w:basedOn w:val="936"/>
     <w:uiPriority w:val="99"/>
     <w:pPr>
       <w:pBdr/>
@@ -37469,9 +36859,9 @@
       </w:tcPr>
     </w:tblStylePr>
   </w:style>
-  <w:style w:type="table" w:styleId="135">
+  <w:style w:type="table" w:styleId="877">
     <w:name w:val="Bordered - Accent 4"/>
-    <w:basedOn w:val="706"/>
+    <w:basedOn w:val="936"/>
     <w:uiPriority w:val="99"/>
     <w:pPr>
       <w:pBdr/>
@@ -37700,9 +37090,9 @@
       </w:tcPr>
     </w:tblStylePr>
   </w:style>
-  <w:style w:type="table" w:styleId="136">
+  <w:style w:type="table" w:styleId="878">
     <w:name w:val="Bordered - Accent 5"/>
-    <w:basedOn w:val="706"/>
+    <w:basedOn w:val="936"/>
     <w:uiPriority w:val="99"/>
     <w:pPr>
       <w:pBdr/>
@@ -37931,9 +37321,9 @@
       </w:tcPr>
     </w:tblStylePr>
   </w:style>
-  <w:style w:type="table" w:styleId="137">
+  <w:style w:type="table" w:styleId="879">
     <w:name w:val="Bordered - Accent 6"/>
-    <w:basedOn w:val="706"/>
+    <w:basedOn w:val="936"/>
     <w:uiPriority w:val="99"/>
     <w:pPr>
       <w:pBdr/>
@@ -38162,11 +37552,11 @@
       </w:tcPr>
     </w:tblStylePr>
   </w:style>
-  <w:style w:type="paragraph" w:styleId="141">
+  <w:style w:type="paragraph" w:styleId="880">
     <w:name w:val="Heading 3"/>
-    <w:basedOn w:val="702"/>
-    <w:next w:val="702"/>
-    <w:link w:val="152"/>
+    <w:basedOn w:val="932"/>
+    <w:next w:val="932"/>
+    <w:link w:val="887"/>
     <w:uiPriority w:val="9"/>
     <w:unhideWhenUsed/>
     <w:qFormat/>
@@ -38185,11 +37575,11 @@
       <w:szCs w:val="28"/>
     </w:rPr>
   </w:style>
-  <w:style w:type="paragraph" w:styleId="142">
+  <w:style w:type="paragraph" w:styleId="881">
     <w:name w:val="Heading 4"/>
-    <w:basedOn w:val="702"/>
-    <w:next w:val="702"/>
-    <w:link w:val="153"/>
+    <w:basedOn w:val="932"/>
+    <w:next w:val="932"/>
+    <w:link w:val="888"/>
     <w:uiPriority w:val="9"/>
     <w:unhideWhenUsed/>
     <w:qFormat/>
@@ -38208,11 +37598,11 @@
       <w:color w:val="0f4761" w:themeColor="accent1" w:themeShade="BF"/>
     </w:rPr>
   </w:style>
-  <w:style w:type="paragraph" w:styleId="143">
+  <w:style w:type="paragraph" w:styleId="882">
     <w:name w:val="Heading 5"/>
-    <w:basedOn w:val="702"/>
-    <w:next w:val="702"/>
-    <w:link w:val="154"/>
+    <w:basedOn w:val="932"/>
+    <w:next w:val="932"/>
+    <w:link w:val="889"/>
     <w:uiPriority w:val="9"/>
     <w:unhideWhenUsed/>
     <w:qFormat/>
@@ -38229,11 +37619,11 @@
       <w:color w:val="0f4761" w:themeColor="accent1" w:themeShade="BF"/>
     </w:rPr>
   </w:style>
-  <w:style w:type="paragraph" w:styleId="144">
+  <w:style w:type="paragraph" w:styleId="883">
     <w:name w:val="Heading 6"/>
-    <w:basedOn w:val="702"/>
-    <w:next w:val="702"/>
-    <w:link w:val="155"/>
+    <w:basedOn w:val="932"/>
+    <w:next w:val="932"/>
+    <w:link w:val="890"/>
     <w:uiPriority w:val="9"/>
     <w:unhideWhenUsed/>
     <w:qFormat/>
@@ -38252,11 +37642,11 @@
       <w:color w:val="595959" w:themeColor="text1" w:themeTint="A6"/>
     </w:rPr>
   </w:style>
-  <w:style w:type="paragraph" w:styleId="145">
+  <w:style w:type="paragraph" w:styleId="884">
     <w:name w:val="Heading 7"/>
-    <w:basedOn w:val="702"/>
-    <w:next w:val="702"/>
-    <w:link w:val="156"/>
+    <w:basedOn w:val="932"/>
+    <w:next w:val="932"/>
+    <w:link w:val="891"/>
     <w:uiPriority w:val="9"/>
     <w:unhideWhenUsed/>
     <w:qFormat/>
@@ -38273,11 +37663,11 @@
       <w:color w:val="595959" w:themeColor="text1" w:themeTint="A6"/>
     </w:rPr>
   </w:style>
-  <w:style w:type="paragraph" w:styleId="146">
+  <w:style w:type="paragraph" w:styleId="885">
     <w:name w:val="Heading 8"/>
-    <w:basedOn w:val="702"/>
-    <w:next w:val="702"/>
-    <w:link w:val="157"/>
+    <w:basedOn w:val="932"/>
+    <w:next w:val="932"/>
+    <w:link w:val="892"/>
     <w:uiPriority w:val="9"/>
     <w:unhideWhenUsed/>
     <w:qFormat/>
@@ -38296,11 +37686,11 @@
       <w:color w:val="272727" w:themeColor="text1" w:themeTint="D8"/>
     </w:rPr>
   </w:style>
-  <w:style w:type="paragraph" w:styleId="147">
+  <w:style w:type="paragraph" w:styleId="886">
     <w:name w:val="Heading 9"/>
-    <w:basedOn w:val="702"/>
-    <w:next w:val="702"/>
-    <w:link w:val="158"/>
+    <w:basedOn w:val="932"/>
+    <w:next w:val="932"/>
+    <w:link w:val="893"/>
     <w:uiPriority w:val="9"/>
     <w:unhideWhenUsed/>
     <w:qFormat/>
@@ -38319,10 +37709,10 @@
       <w:color w:val="272727" w:themeColor="text1" w:themeTint="D8"/>
     </w:rPr>
   </w:style>
-  <w:style w:type="character" w:styleId="152">
+  <w:style w:type="character" w:styleId="887">
     <w:name w:val="Heading 3 Char"/>
-    <w:basedOn w:val="705"/>
-    <w:link w:val="141"/>
+    <w:basedOn w:val="935"/>
+    <w:link w:val="880"/>
     <w:uiPriority w:val="9"/>
     <w:pPr>
       <w:pBdr/>
@@ -38336,10 +37726,10 @@
       <w:szCs w:val="28"/>
     </w:rPr>
   </w:style>
-  <w:style w:type="character" w:styleId="153">
+  <w:style w:type="character" w:styleId="888">
     <w:name w:val="Heading 4 Char"/>
-    <w:basedOn w:val="705"/>
-    <w:link w:val="142"/>
+    <w:basedOn w:val="935"/>
+    <w:link w:val="881"/>
     <w:uiPriority w:val="9"/>
     <w:pPr>
       <w:pBdr/>
@@ -38353,10 +37743,10 @@
       <w:color w:val="0f4761" w:themeColor="accent1" w:themeShade="BF"/>
     </w:rPr>
   </w:style>
-  <w:style w:type="character" w:styleId="154">
+  <w:style w:type="character" w:styleId="889">
     <w:name w:val="Heading 5 Char"/>
-    <w:basedOn w:val="705"/>
-    <w:link w:val="143"/>
+    <w:basedOn w:val="935"/>
+    <w:link w:val="882"/>
     <w:uiPriority w:val="9"/>
     <w:pPr>
       <w:pBdr/>
@@ -38368,10 +37758,10 @@
       <w:color w:val="0f4761" w:themeColor="accent1" w:themeShade="BF"/>
     </w:rPr>
   </w:style>
-  <w:style w:type="character" w:styleId="155">
+  <w:style w:type="character" w:styleId="890">
     <w:name w:val="Heading 6 Char"/>
-    <w:basedOn w:val="705"/>
-    <w:link w:val="144"/>
+    <w:basedOn w:val="935"/>
+    <w:link w:val="883"/>
     <w:uiPriority w:val="9"/>
     <w:pPr>
       <w:pBdr/>
@@ -38385,10 +37775,10 @@
       <w:color w:val="595959" w:themeColor="text1" w:themeTint="A6"/>
     </w:rPr>
   </w:style>
-  <w:style w:type="character" w:styleId="156">
+  <w:style w:type="character" w:styleId="891">
     <w:name w:val="Heading 7 Char"/>
-    <w:basedOn w:val="705"/>
-    <w:link w:val="145"/>
+    <w:basedOn w:val="935"/>
+    <w:link w:val="884"/>
     <w:uiPriority w:val="9"/>
     <w:pPr>
       <w:pBdr/>
@@ -38400,10 +37790,10 @@
       <w:color w:val="595959" w:themeColor="text1" w:themeTint="A6"/>
     </w:rPr>
   </w:style>
-  <w:style w:type="character" w:styleId="157">
+  <w:style w:type="character" w:styleId="892">
     <w:name w:val="Heading 8 Char"/>
-    <w:basedOn w:val="705"/>
-    <w:link w:val="146"/>
+    <w:basedOn w:val="935"/>
+    <w:link w:val="885"/>
     <w:uiPriority w:val="9"/>
     <w:pPr>
       <w:pBdr/>
@@ -38417,10 +37807,10 @@
       <w:color w:val="272727" w:themeColor="text1" w:themeTint="D8"/>
     </w:rPr>
   </w:style>
-  <w:style w:type="character" w:styleId="158">
+  <w:style w:type="character" w:styleId="893">
     <w:name w:val="Heading 9 Char"/>
-    <w:basedOn w:val="705"/>
-    <w:link w:val="147"/>
+    <w:basedOn w:val="935"/>
+    <w:link w:val="886"/>
     <w:uiPriority w:val="9"/>
     <w:pPr>
       <w:pBdr/>
@@ -38434,11 +37824,11 @@
       <w:color w:val="272727" w:themeColor="text1" w:themeTint="D8"/>
     </w:rPr>
   </w:style>
-  <w:style w:type="paragraph" w:styleId="159">
+  <w:style w:type="paragraph" w:styleId="894">
     <w:name w:val="Title"/>
-    <w:basedOn w:val="702"/>
-    <w:next w:val="702"/>
-    <w:link w:val="160"/>
+    <w:basedOn w:val="932"/>
+    <w:next w:val="932"/>
+    <w:link w:val="895"/>
     <w:uiPriority w:val="10"/>
     <w:qFormat/>
     <w:pPr>
@@ -38454,10 +37844,10 @@
       <w:szCs w:val="56"/>
     </w:rPr>
   </w:style>
-  <w:style w:type="character" w:styleId="160">
+  <w:style w:type="character" w:styleId="895">
     <w:name w:val="Title Char"/>
-    <w:basedOn w:val="705"/>
-    <w:link w:val="159"/>
+    <w:basedOn w:val="935"/>
+    <w:link w:val="894"/>
     <w:uiPriority w:val="10"/>
     <w:pPr>
       <w:pBdr/>
@@ -38471,11 +37861,11 @@
       <w:szCs w:val="56"/>
     </w:rPr>
   </w:style>
-  <w:style w:type="paragraph" w:styleId="161">
+  <w:style w:type="paragraph" w:styleId="896">
     <w:name w:val="Subtitle"/>
-    <w:basedOn w:val="702"/>
-    <w:next w:val="702"/>
-    <w:link w:val="162"/>
+    <w:basedOn w:val="932"/>
+    <w:next w:val="932"/>
+    <w:link w:val="897"/>
     <w:uiPriority w:val="11"/>
     <w:qFormat/>
     <w:pPr>
@@ -38493,10 +37883,10 @@
       <w:szCs w:val="28"/>
     </w:rPr>
   </w:style>
-  <w:style w:type="character" w:styleId="162">
+  <w:style w:type="character" w:styleId="897">
     <w:name w:val="Subtitle Char"/>
-    <w:basedOn w:val="705"/>
-    <w:link w:val="161"/>
+    <w:basedOn w:val="935"/>
+    <w:link w:val="896"/>
     <w:uiPriority w:val="11"/>
     <w:pPr>
       <w:pBdr/>
@@ -38510,11 +37900,11 @@
       <w:szCs w:val="28"/>
     </w:rPr>
   </w:style>
-  <w:style w:type="paragraph" w:styleId="163">
+  <w:style w:type="paragraph" w:styleId="898">
     <w:name w:val="Quote"/>
-    <w:basedOn w:val="702"/>
-    <w:next w:val="702"/>
-    <w:link w:val="164"/>
+    <w:basedOn w:val="932"/>
+    <w:next w:val="932"/>
+    <w:link w:val="899"/>
     <w:uiPriority w:val="29"/>
     <w:qFormat/>
     <w:pPr>
@@ -38529,10 +37919,10 @@
       <w:color w:val="404040" w:themeColor="text1" w:themeTint="BF"/>
     </w:rPr>
   </w:style>
-  <w:style w:type="character" w:styleId="164">
+  <w:style w:type="character" w:styleId="899">
     <w:name w:val="Quote Char"/>
-    <w:basedOn w:val="705"/>
-    <w:link w:val="163"/>
+    <w:basedOn w:val="935"/>
+    <w:link w:val="898"/>
     <w:uiPriority w:val="29"/>
     <w:pPr>
       <w:pBdr/>
@@ -38545,9 +37935,9 @@
       <w:color w:val="404040" w:themeColor="text1" w:themeTint="BF"/>
     </w:rPr>
   </w:style>
-  <w:style w:type="character" w:styleId="166">
+  <w:style w:type="character" w:styleId="900">
     <w:name w:val="Intense Emphasis"/>
-    <w:basedOn w:val="705"/>
+    <w:basedOn w:val="935"/>
     <w:uiPriority w:val="21"/>
     <w:qFormat/>
     <w:pPr>
@@ -38561,11 +37951,11 @@
       <w:color w:val="0f4761" w:themeColor="accent1" w:themeShade="BF"/>
     </w:rPr>
   </w:style>
-  <w:style w:type="paragraph" w:styleId="167">
+  <w:style w:type="paragraph" w:styleId="901">
     <w:name w:val="Intense Quote"/>
-    <w:basedOn w:val="702"/>
-    <w:next w:val="702"/>
-    <w:link w:val="168"/>
+    <w:basedOn w:val="932"/>
+    <w:next w:val="932"/>
+    <w:link w:val="902"/>
     <w:uiPriority w:val="30"/>
     <w:qFormat/>
     <w:pPr>
@@ -38583,10 +37973,10 @@
       <w:color w:val="0f4761" w:themeColor="accent1" w:themeShade="BF"/>
     </w:rPr>
   </w:style>
-  <w:style w:type="character" w:styleId="168">
+  <w:style w:type="character" w:styleId="902">
     <w:name w:val="Intense Quote Char"/>
-    <w:basedOn w:val="705"/>
-    <w:link w:val="167"/>
+    <w:basedOn w:val="935"/>
+    <w:link w:val="901"/>
     <w:uiPriority w:val="30"/>
     <w:pPr>
       <w:pBdr/>
@@ -38599,9 +37989,9 @@
       <w:color w:val="0f4761" w:themeColor="accent1" w:themeShade="BF"/>
     </w:rPr>
   </w:style>
-  <w:style w:type="character" w:styleId="169">
+  <w:style w:type="character" w:styleId="903">
     <w:name w:val="Intense Reference"/>
-    <w:basedOn w:val="705"/>
+    <w:basedOn w:val="935"/>
     <w:uiPriority w:val="32"/>
     <w:qFormat/>
     <w:pPr>
@@ -38617,9 +38007,9 @@
       <w:spacing w:val="5"/>
     </w:rPr>
   </w:style>
-  <w:style w:type="character" w:styleId="171">
+  <w:style w:type="character" w:styleId="904">
     <w:name w:val="Subtle Emphasis"/>
-    <w:basedOn w:val="705"/>
+    <w:basedOn w:val="935"/>
     <w:uiPriority w:val="19"/>
     <w:qFormat/>
     <w:pPr>
@@ -38633,9 +38023,9 @@
       <w:color w:val="404040" w:themeColor="text1" w:themeTint="BF"/>
     </w:rPr>
   </w:style>
-  <w:style w:type="character" w:styleId="172">
+  <w:style w:type="character" w:styleId="905">
     <w:name w:val="Emphasis"/>
-    <w:basedOn w:val="705"/>
+    <w:basedOn w:val="935"/>
     <w:uiPriority w:val="20"/>
     <w:qFormat/>
     <w:pPr>
@@ -38648,9 +38038,9 @@
       <w:iCs/>
     </w:rPr>
   </w:style>
-  <w:style w:type="character" w:styleId="173">
+  <w:style w:type="character" w:styleId="906">
     <w:name w:val="Strong"/>
-    <w:basedOn w:val="705"/>
+    <w:basedOn w:val="935"/>
     <w:uiPriority w:val="22"/>
     <w:qFormat/>
     <w:pPr>
@@ -38663,9 +38053,9 @@
       <w:bCs/>
     </w:rPr>
   </w:style>
-  <w:style w:type="character" w:styleId="174">
+  <w:style w:type="character" w:styleId="907">
     <w:name w:val="Subtle Reference"/>
-    <w:basedOn w:val="705"/>
+    <w:basedOn w:val="935"/>
     <w:uiPriority w:val="31"/>
     <w:qFormat/>
     <w:pPr>
@@ -38678,9 +38068,9 @@
       <w:color w:val="5a5a5a" w:themeColor="text1" w:themeTint="A5"/>
     </w:rPr>
   </w:style>
-  <w:style w:type="character" w:styleId="175">
+  <w:style w:type="character" w:styleId="908">
     <w:name w:val="Book Title"/>
-    <w:basedOn w:val="705"/>
+    <w:basedOn w:val="935"/>
     <w:uiPriority w:val="33"/>
     <w:qFormat/>
     <w:pPr>
@@ -38696,10 +38086,10 @@
       <w:spacing w:val="5"/>
     </w:rPr>
   </w:style>
-  <w:style w:type="paragraph" w:styleId="176">
+  <w:style w:type="paragraph" w:styleId="909">
     <w:name w:val="Header"/>
-    <w:basedOn w:val="702"/>
-    <w:link w:val="177"/>
+    <w:basedOn w:val="932"/>
+    <w:link w:val="910"/>
     <w:uiPriority w:val="99"/>
     <w:unhideWhenUsed/>
     <w:pPr>
@@ -38712,10 +38102,10 @@
       <w:ind/>
     </w:pPr>
   </w:style>
-  <w:style w:type="character" w:styleId="177">
+  <w:style w:type="character" w:styleId="910">
     <w:name w:val="Header Char"/>
-    <w:basedOn w:val="705"/>
-    <w:link w:val="176"/>
+    <w:basedOn w:val="935"/>
+    <w:link w:val="909"/>
     <w:uiPriority w:val="99"/>
     <w:pPr>
       <w:pBdr/>
@@ -38723,10 +38113,10 @@
       <w:ind/>
     </w:pPr>
   </w:style>
-  <w:style w:type="paragraph" w:styleId="178">
+  <w:style w:type="paragraph" w:styleId="911">
     <w:name w:val="Footer"/>
-    <w:basedOn w:val="702"/>
-    <w:link w:val="179"/>
+    <w:basedOn w:val="932"/>
+    <w:link w:val="912"/>
     <w:uiPriority w:val="99"/>
     <w:unhideWhenUsed/>
     <w:pPr>
@@ -38739,10 +38129,10 @@
       <w:ind/>
     </w:pPr>
   </w:style>
-  <w:style w:type="character" w:styleId="179">
+  <w:style w:type="character" w:styleId="912">
     <w:name w:val="Footer Char"/>
-    <w:basedOn w:val="705"/>
-    <w:link w:val="178"/>
+    <w:basedOn w:val="935"/>
+    <w:link w:val="911"/>
     <w:uiPriority w:val="99"/>
     <w:pPr>
       <w:pBdr/>
@@ -38750,10 +38140,10 @@
       <w:ind/>
     </w:pPr>
   </w:style>
-  <w:style w:type="paragraph" w:styleId="180">
+  <w:style w:type="paragraph" w:styleId="913">
     <w:name w:val="Caption"/>
-    <w:basedOn w:val="702"/>
-    <w:next w:val="702"/>
+    <w:basedOn w:val="932"/>
+    <w:next w:val="932"/>
     <w:uiPriority w:val="35"/>
     <w:unhideWhenUsed/>
     <w:qFormat/>
@@ -38770,10 +38160,10 @@
       <w:szCs w:val="18"/>
     </w:rPr>
   </w:style>
-  <w:style w:type="paragraph" w:styleId="181">
+  <w:style w:type="paragraph" w:styleId="914">
     <w:name w:val="footnote text"/>
-    <w:basedOn w:val="702"/>
-    <w:link w:val="182"/>
+    <w:basedOn w:val="932"/>
+    <w:link w:val="915"/>
     <w:uiPriority w:val="99"/>
     <w:semiHidden/>
     <w:unhideWhenUsed/>
@@ -38787,10 +38177,10 @@
       <w:szCs w:val="20"/>
     </w:rPr>
   </w:style>
-  <w:style w:type="character" w:styleId="182">
+  <w:style w:type="character" w:styleId="915">
     <w:name w:val="Footnote Text Char"/>
-    <w:basedOn w:val="705"/>
-    <w:link w:val="181"/>
+    <w:basedOn w:val="935"/>
+    <w:link w:val="914"/>
     <w:uiPriority w:val="99"/>
     <w:semiHidden/>
     <w:pPr>
@@ -38803,9 +38193,9 @@
       <w:szCs w:val="20"/>
     </w:rPr>
   </w:style>
-  <w:style w:type="character" w:styleId="183">
+  <w:style w:type="character" w:styleId="916">
     <w:name w:val="footnote reference"/>
-    <w:basedOn w:val="705"/>
+    <w:basedOn w:val="935"/>
     <w:uiPriority w:val="99"/>
     <w:semiHidden/>
     <w:unhideWhenUsed/>
@@ -38818,10 +38208,10 @@
       <w:vertAlign w:val="superscript"/>
     </w:rPr>
   </w:style>
-  <w:style w:type="paragraph" w:styleId="184">
+  <w:style w:type="paragraph" w:styleId="917">
     <w:name w:val="endnote text"/>
-    <w:basedOn w:val="702"/>
-    <w:link w:val="185"/>
+    <w:basedOn w:val="932"/>
+    <w:link w:val="918"/>
     <w:uiPriority w:val="99"/>
     <w:semiHidden/>
     <w:unhideWhenUsed/>
@@ -38835,10 +38225,10 @@
       <w:szCs w:val="20"/>
     </w:rPr>
   </w:style>
-  <w:style w:type="character" w:styleId="185">
+  <w:style w:type="character" w:styleId="918">
     <w:name w:val="Endnote Text Char"/>
-    <w:basedOn w:val="705"/>
-    <w:link w:val="184"/>
+    <w:basedOn w:val="935"/>
+    <w:link w:val="917"/>
     <w:uiPriority w:val="99"/>
     <w:semiHidden/>
     <w:pPr>
@@ -38851,9 +38241,9 @@
       <w:szCs w:val="20"/>
     </w:rPr>
   </w:style>
-  <w:style w:type="character" w:styleId="186">
+  <w:style w:type="character" w:styleId="919">
     <w:name w:val="endnote reference"/>
-    <w:basedOn w:val="705"/>
+    <w:basedOn w:val="935"/>
     <w:uiPriority w:val="99"/>
     <w:semiHidden/>
     <w:unhideWhenUsed/>
@@ -38866,10 +38256,10 @@
       <w:vertAlign w:val="superscript"/>
     </w:rPr>
   </w:style>
-  <w:style w:type="paragraph" w:styleId="189">
+  <w:style w:type="paragraph" w:styleId="920">
     <w:name w:val="toc 1"/>
-    <w:basedOn w:val="702"/>
-    <w:next w:val="702"/>
+    <w:basedOn w:val="932"/>
+    <w:next w:val="932"/>
     <w:uiPriority w:val="39"/>
     <w:unhideWhenUsed/>
     <w:pPr>
@@ -38878,10 +38268,10 @@
       <w:ind/>
     </w:pPr>
   </w:style>
-  <w:style w:type="paragraph" w:styleId="190">
+  <w:style w:type="paragraph" w:styleId="921">
     <w:name w:val="toc 2"/>
-    <w:basedOn w:val="702"/>
-    <w:next w:val="702"/>
+    <w:basedOn w:val="932"/>
+    <w:next w:val="932"/>
     <w:uiPriority w:val="39"/>
     <w:unhideWhenUsed/>
     <w:pPr>
@@ -38890,10 +38280,10 @@
       <w:ind w:left="220"/>
     </w:pPr>
   </w:style>
-  <w:style w:type="paragraph" w:styleId="191">
+  <w:style w:type="paragraph" w:styleId="922">
     <w:name w:val="toc 3"/>
-    <w:basedOn w:val="702"/>
-    <w:next w:val="702"/>
+    <w:basedOn w:val="932"/>
+    <w:next w:val="932"/>
     <w:uiPriority w:val="39"/>
     <w:unhideWhenUsed/>
     <w:pPr>
@@ -38902,10 +38292,10 @@
       <w:ind w:left="440"/>
     </w:pPr>
   </w:style>
-  <w:style w:type="paragraph" w:styleId="192">
+  <w:style w:type="paragraph" w:styleId="923">
     <w:name w:val="toc 4"/>
-    <w:basedOn w:val="702"/>
-    <w:next w:val="702"/>
+    <w:basedOn w:val="932"/>
+    <w:next w:val="932"/>
     <w:uiPriority w:val="39"/>
     <w:unhideWhenUsed/>
     <w:pPr>
@@ -38914,10 +38304,10 @@
       <w:ind w:left="660"/>
     </w:pPr>
   </w:style>
-  <w:style w:type="paragraph" w:styleId="193">
+  <w:style w:type="paragraph" w:styleId="924">
     <w:name w:val="toc 5"/>
-    <w:basedOn w:val="702"/>
-    <w:next w:val="702"/>
+    <w:basedOn w:val="932"/>
+    <w:next w:val="932"/>
     <w:uiPriority w:val="39"/>
     <w:unhideWhenUsed/>
     <w:pPr>
@@ -38926,10 +38316,10 @@
       <w:ind w:left="880"/>
     </w:pPr>
   </w:style>
-  <w:style w:type="paragraph" w:styleId="194">
+  <w:style w:type="paragraph" w:styleId="925">
     <w:name w:val="toc 6"/>
-    <w:basedOn w:val="702"/>
-    <w:next w:val="702"/>
+    <w:basedOn w:val="932"/>
+    <w:next w:val="932"/>
     <w:uiPriority w:val="39"/>
     <w:unhideWhenUsed/>
     <w:pPr>
@@ -38938,10 +38328,10 @@
       <w:ind w:left="1100"/>
     </w:pPr>
   </w:style>
-  <w:style w:type="paragraph" w:styleId="195">
+  <w:style w:type="paragraph" w:styleId="926">
     <w:name w:val="toc 7"/>
-    <w:basedOn w:val="702"/>
-    <w:next w:val="702"/>
+    <w:basedOn w:val="932"/>
+    <w:next w:val="932"/>
     <w:uiPriority w:val="39"/>
     <w:unhideWhenUsed/>
     <w:pPr>
@@ -38950,10 +38340,10 @@
       <w:ind w:left="1320"/>
     </w:pPr>
   </w:style>
-  <w:style w:type="paragraph" w:styleId="196">
+  <w:style w:type="paragraph" w:styleId="927">
     <w:name w:val="toc 8"/>
-    <w:basedOn w:val="702"/>
-    <w:next w:val="702"/>
+    <w:basedOn w:val="932"/>
+    <w:next w:val="932"/>
     <w:uiPriority w:val="39"/>
     <w:unhideWhenUsed/>
     <w:pPr>
@@ -38962,10 +38352,10 @@
       <w:ind w:left="1540"/>
     </w:pPr>
   </w:style>
-  <w:style w:type="paragraph" w:styleId="197">
+  <w:style w:type="paragraph" w:styleId="928">
     <w:name w:val="toc 9"/>
-    <w:basedOn w:val="702"/>
-    <w:next w:val="702"/>
+    <w:basedOn w:val="932"/>
+    <w:next w:val="932"/>
     <w:uiPriority w:val="39"/>
     <w:unhideWhenUsed/>
     <w:pPr>
@@ -38974,9 +38364,9 @@
       <w:ind w:left="1760"/>
     </w:pPr>
   </w:style>
-  <w:style w:type="character" w:styleId="198">
+  <w:style w:type="character" w:styleId="929">
     <w:name w:val="Placeholder Text"/>
-    <w:basedOn w:val="705"/>
+    <w:basedOn w:val="935"/>
     <w:uiPriority w:val="99"/>
     <w:semiHidden/>
     <w:pPr>
@@ -38988,7 +38378,7 @@
       <w:color w:val="666666"/>
     </w:rPr>
   </w:style>
-  <w:style w:type="paragraph" w:styleId="208">
+  <w:style w:type="paragraph" w:styleId="930">
     <w:name w:val="TOC Heading"/>
     <w:uiPriority w:val="39"/>
     <w:unhideWhenUsed/>
@@ -38998,10 +38388,10 @@
       <w:ind/>
     </w:pPr>
   </w:style>
-  <w:style w:type="paragraph" w:styleId="209">
+  <w:style w:type="paragraph" w:styleId="931">
     <w:name w:val="table of figures"/>
-    <w:basedOn w:val="702"/>
-    <w:next w:val="702"/>
+    <w:basedOn w:val="932"/>
+    <w:next w:val="932"/>
     <w:uiPriority w:val="99"/>
     <w:unhideWhenUsed/>
     <w:pPr>
@@ -39010,7 +38400,7 @@
       <w:ind/>
     </w:pPr>
   </w:style>
-  <w:style w:type="paragraph" w:styleId="702" w:default="1">
+  <w:style w:type="paragraph" w:styleId="932" w:default="1">
     <w:name w:val="Normal"/>
     <w:qFormat/>
     <w:pPr>
@@ -39024,11 +38414,11 @@
       <w:szCs w:val="24"/>
     </w:rPr>
   </w:style>
-  <w:style w:type="paragraph" w:styleId="703">
+  <w:style w:type="paragraph" w:styleId="933">
     <w:name w:val="Heading 1"/>
-    <w:basedOn w:val="702"/>
-    <w:next w:val="702"/>
-    <w:link w:val="717"/>
+    <w:basedOn w:val="932"/>
+    <w:next w:val="932"/>
+    <w:link w:val="947"/>
     <w:uiPriority w:val="9"/>
     <w:qFormat/>
     <w:pPr>
@@ -39046,11 +38436,11 @@
       <w:szCs w:val="32"/>
     </w:rPr>
   </w:style>
-  <w:style w:type="paragraph" w:styleId="704">
+  <w:style w:type="paragraph" w:styleId="934">
     <w:name w:val="Heading 2"/>
-    <w:basedOn w:val="702"/>
-    <w:next w:val="702"/>
-    <w:link w:val="718"/>
+    <w:basedOn w:val="932"/>
+    <w:next w:val="932"/>
+    <w:link w:val="948"/>
     <w:uiPriority w:val="9"/>
     <w:semiHidden/>
     <w:unhideWhenUsed/>
@@ -39070,7 +38460,7 @@
       <w:szCs w:val="26"/>
     </w:rPr>
   </w:style>
-  <w:style w:type="character" w:styleId="705" w:default="1">
+  <w:style w:type="character" w:styleId="935" w:default="1">
     <w:name w:val="Default Paragraph Font"/>
     <w:uiPriority w:val="1"/>
     <w:semiHidden/>
@@ -39081,7 +38471,7 @@
       <w:ind/>
     </w:pPr>
   </w:style>
-  <w:style w:type="table" w:styleId="706" w:default="1">
+  <w:style w:type="table" w:styleId="936" w:default="1">
     <w:name w:val="Normal Table"/>
     <w:uiPriority w:val="99"/>
     <w:semiHidden/>
@@ -39274,7 +38664,7 @@
       </w:tcPr>
     </w:tblStylePr>
   </w:style>
-  <w:style w:type="numbering" w:styleId="707" w:default="1">
+  <w:style w:type="numbering" w:styleId="937" w:default="1">
     <w:name w:val="No List"/>
     <w:uiPriority w:val="99"/>
     <w:semiHidden/>
@@ -39285,7 +38675,7 @@
       <w:ind/>
     </w:pPr>
   </w:style>
-  <w:style w:type="paragraph" w:styleId="708">
+  <w:style w:type="paragraph" w:styleId="938">
     <w:name w:val="No Spacing"/>
     <w:uiPriority w:val="1"/>
     <w:qFormat/>
@@ -39295,7 +38685,7 @@
       <w:ind/>
     </w:pPr>
   </w:style>
-  <w:style w:type="paragraph" w:styleId="709" w:customStyle="1">
+  <w:style w:type="paragraph" w:styleId="939" w:customStyle="1">
     <w:name w:val="Default"/>
     <w:pPr>
       <w:pBdr/>
@@ -39309,9 +38699,9 @@
       <w:szCs w:val="24"/>
     </w:rPr>
   </w:style>
-  <w:style w:type="paragraph" w:styleId="710">
+  <w:style w:type="paragraph" w:styleId="940">
     <w:name w:val="List Paragraph"/>
-    <w:basedOn w:val="702"/>
+    <w:basedOn w:val="932"/>
     <w:uiPriority w:val="34"/>
     <w:qFormat/>
     <w:pPr>
@@ -39326,9 +38716,9 @@
       <w:szCs w:val="22"/>
     </w:rPr>
   </w:style>
-  <w:style w:type="character" w:styleId="711">
+  <w:style w:type="character" w:styleId="941">
     <w:name w:val="Hyperlink"/>
-    <w:basedOn w:val="705"/>
+    <w:basedOn w:val="935"/>
     <w:uiPriority w:val="99"/>
     <w:unhideWhenUsed/>
     <w:pPr>
@@ -39341,9 +38731,9 @@
       <w:u w:val="single"/>
     </w:rPr>
   </w:style>
-  <w:style w:type="character" w:styleId="712">
+  <w:style w:type="character" w:styleId="942">
     <w:name w:val="Unresolved Mention"/>
-    <w:basedOn w:val="705"/>
+    <w:basedOn w:val="935"/>
     <w:uiPriority w:val="99"/>
     <w:semiHidden/>
     <w:unhideWhenUsed/>
@@ -39357,9 +38747,9 @@
       <w:shd w:val="clear" w:color="auto" w:fill="e1dfdd"/>
     </w:rPr>
   </w:style>
-  <w:style w:type="table" w:styleId="713">
+  <w:style w:type="table" w:styleId="943">
     <w:name w:val="Table Grid"/>
-    <w:basedOn w:val="706"/>
+    <w:basedOn w:val="936"/>
     <w:uiPriority w:val="39"/>
     <w:pPr>
       <w:pBdr/>
@@ -39549,9 +38939,9 @@
       </w:tcPr>
     </w:tblStylePr>
   </w:style>
-  <w:style w:type="character" w:styleId="714">
+  <w:style w:type="character" w:styleId="944">
     <w:name w:val="FollowedHyperlink"/>
-    <w:basedOn w:val="705"/>
+    <w:basedOn w:val="935"/>
     <w:uiPriority w:val="99"/>
     <w:semiHidden/>
     <w:unhideWhenUsed/>
@@ -39565,10 +38955,10 @@
       <w:u w:val="single"/>
     </w:rPr>
   </w:style>
-  <w:style w:type="paragraph" w:styleId="715" w:customStyle="1">
+  <w:style w:type="paragraph" w:styleId="945" w:customStyle="1">
     <w:name w:val="Resume Heading 1"/>
-    <w:basedOn w:val="709"/>
-    <w:next w:val="703"/>
+    <w:basedOn w:val="939"/>
+    <w:next w:val="933"/>
     <w:qFormat/>
     <w:pPr>
       <w:pBdr>
@@ -39586,10 +38976,10 @@
       <w:szCs w:val="20"/>
     </w:rPr>
   </w:style>
-  <w:style w:type="paragraph" w:styleId="716" w:customStyle="1">
+  <w:style w:type="paragraph" w:styleId="946" w:customStyle="1">
     <w:name w:val="Resume Heading 2"/>
-    <w:basedOn w:val="702"/>
-    <w:next w:val="704"/>
+    <w:basedOn w:val="932"/>
+    <w:next w:val="934"/>
     <w:qFormat/>
     <w:pPr>
       <w:pBdr/>
@@ -39605,10 +38995,10 @@
       <w:szCs w:val="19"/>
     </w:rPr>
   </w:style>
-  <w:style w:type="character" w:styleId="717" w:customStyle="1">
+  <w:style w:type="character" w:styleId="947" w:customStyle="1">
     <w:name w:val="Heading 1 Char"/>
-    <w:basedOn w:val="705"/>
-    <w:link w:val="703"/>
+    <w:basedOn w:val="935"/>
+    <w:link w:val="933"/>
     <w:uiPriority w:val="9"/>
     <w:pPr>
       <w:pBdr/>
@@ -39622,10 +39012,10 @@
       <w:szCs w:val="32"/>
     </w:rPr>
   </w:style>
-  <w:style w:type="character" w:styleId="718" w:customStyle="1">
+  <w:style w:type="character" w:styleId="948" w:customStyle="1">
     <w:name w:val="Heading 2 Char"/>
-    <w:basedOn w:val="705"/>
-    <w:link w:val="704"/>
+    <w:basedOn w:val="935"/>
+    <w:link w:val="934"/>
     <w:uiPriority w:val="9"/>
     <w:semiHidden/>
     <w:pPr>

--- a/Resume US standard - Sandeep Nadella.docx
+++ b/Resume US standard - Sandeep Nadella.docx
@@ -506,6 +506,17 @@
       <w:r>
         <w:rPr>
           <w:rFonts w:asciiTheme="minorHAnsi" w:hAnsiTheme="minorHAnsi" w:cstheme="minorBidi"/>
+          <w:b w:val="0"/>
+          <w:bCs w:val="0"/>
+          <w:color w:val="auto"/>
+          <w:sz w:val="20"/>
+          <w:szCs w:val="20"/>
+        </w:rPr>
+        <w:t xml:space="preserve">, Mentoring</w:t>
+      </w:r>
+      <w:r>
+        <w:rPr>
+          <w:rFonts w:asciiTheme="minorHAnsi" w:hAnsiTheme="minorHAnsi" w:cstheme="minorBidi"/>
           <w:b/>
           <w:color w:val="auto"/>
           <w:sz w:val="20"/>
@@ -712,7 +723,7 @@
           <w:sz w:val="20"/>
           <w:szCs w:val="20"/>
         </w:rPr>
-        <w:t xml:space="preserve">(JWT), OAuth, Spring Boot, Oracle ATG Web Commerce platform, J2EE and Web design, development essentials, REST and SOAP web services, JSON/XML, Claudia.js, Amazon Web Services</w:t>
+        <w:t xml:space="preserve">(JWT), OAuth, Azure, Spring Boot, Oracle ATG Web Commerce platform, J2EE and Web design, development essentials, REST and SOAP web services, JSON/XML, Claudia.js, Amazon Web Services</w:t>
       </w:r>
       <w:r>
         <w:rPr>
@@ -730,7 +741,7 @@
           <w:sz w:val="20"/>
           <w:szCs w:val="20"/>
         </w:rPr>
-        <w:t xml:space="preserve">(AWS), AWS Lambda, API Gateway, Android App Development SDK, </w:t>
+        <w:t xml:space="preserve">(AWS), AWS Lambda, API Gateway, Bamboo CI/CD, OpenSearch Observability, Android App Development SDK, </w:t>
       </w:r>
       <w:r>
         <w:rPr>
@@ -784,7 +795,25 @@
           <w:sz w:val="20"/>
           <w:szCs w:val="20"/>
         </w:rPr>
-        <w:t xml:space="preserve">MySQL, PostgreSQL, Python – Django framework, TensorFlow APIs, Git, Perforce</w:t>
+        <w:t xml:space="preserve">MySQL, PostgreSQL, MariaDB, </w:t>
+      </w:r>
+      <w:r>
+        <w:rPr>
+          <w:rFonts w:asciiTheme="minorHAnsi" w:hAnsiTheme="minorHAnsi" w:cstheme="minorBidi"/>
+          <w:color w:val="auto"/>
+          <w:sz w:val="20"/>
+          <w:szCs w:val="20"/>
+        </w:rPr>
+        <w:t xml:space="preserve">MongoDB/NoSQL</w:t>
+      </w:r>
+      <w:r>
+        <w:rPr>
+          <w:rFonts w:asciiTheme="minorHAnsi" w:hAnsiTheme="minorHAnsi" w:cstheme="minorBidi"/>
+          <w:color w:val="auto"/>
+          <w:sz w:val="20"/>
+          <w:szCs w:val="20"/>
+        </w:rPr>
+        <w:t xml:space="preserve">, Python – Django framework, TensorFlow APIs, Git, Perforce</w:t>
       </w:r>
       <w:r>
         <w:rPr>

--- a/Resume US standard - Sandeep Nadella.docx
+++ b/Resume US standard - Sandeep Nadella.docx
@@ -444,474 +444,6 @@
         <w:spacing/>
         <w:ind/>
         <w:rPr/>
-        <w:sectPr>
-          <w:footnotePr/>
-          <w:endnotePr/>
-          <w:type w:val="nextPage"/>
-          <w:pgSz w:h="15840" w:orient="portrait" w:w="12240"/>
-          <w:pgMar w:top="756" w:right="720" w:bottom="360" w:left="720" w:header="720" w:footer="720" w:gutter="0"/>
-          <w:cols w:num="1" w:sep="0" w:space="720" w:equalWidth="1"/>
-        </w:sectPr>
-      </w:pPr>
-      <w:r>
-        <w:t xml:space="preserve">TECHNICAL SKILLS</w:t>
-      </w:r>
-      <w:r>
-        <w:rPr>
-          <w:rFonts w:asciiTheme="minorHAnsi" w:hAnsiTheme="minorHAnsi" w:cstheme="minorBidi"/>
-          <w:bCs/>
-          <w:color w:val="auto"/>
-          <w:sz w:val="20"/>
-          <w:szCs w:val="20"/>
-        </w:rPr>
-      </w:r>
-      <w:r/>
-    </w:p>
-    <w:p>
-      <w:pPr>
-        <w:pStyle w:val="939"/>
-        <w:spacing/>
-        <w:ind/>
-        <w:jc w:val="left"/>
-        <w:rPr>
-          <w:rFonts w:asciiTheme="minorHAnsi" w:hAnsiTheme="minorHAnsi" w:cstheme="minorBidi"/>
-          <w:bCs/>
-          <w:color w:val="auto"/>
-          <w:sz w:val="20"/>
-          <w:szCs w:val="20"/>
-        </w:rPr>
-      </w:pPr>
-      <w:r>
-        <w:rPr>
-          <w:rFonts w:asciiTheme="minorHAnsi" w:hAnsiTheme="minorHAnsi" w:cstheme="minorBidi"/>
-          <w:b w:val="0"/>
-          <w:bCs w:val="0"/>
-          <w:color w:val="auto"/>
-          <w:sz w:val="20"/>
-          <w:szCs w:val="20"/>
-        </w:rPr>
-        <w:t xml:space="preserve">Technical Leadership, System Design, Algorithms, Analytical, Critical thinking </w:t>
-      </w:r>
-      <w:r>
-        <w:rPr>
-          <w:rFonts w:asciiTheme="minorHAnsi" w:hAnsiTheme="minorHAnsi" w:cstheme="minorBidi"/>
-          <w:b w:val="0"/>
-          <w:bCs w:val="0"/>
-          <w:color w:val="auto"/>
-          <w:sz w:val="20"/>
-          <w:szCs w:val="20"/>
-        </w:rPr>
-        <w:t xml:space="preserve">skills</w:t>
-      </w:r>
-      <w:r>
-        <w:rPr>
-          <w:rFonts w:asciiTheme="minorHAnsi" w:hAnsiTheme="minorHAnsi" w:cstheme="minorBidi"/>
-          <w:b w:val="0"/>
-          <w:bCs w:val="0"/>
-          <w:color w:val="auto"/>
-          <w:sz w:val="20"/>
-          <w:szCs w:val="20"/>
-        </w:rPr>
-        <w:t xml:space="preserve">, Mentoring</w:t>
-      </w:r>
-      <w:r>
-        <w:rPr>
-          <w:rFonts w:asciiTheme="minorHAnsi" w:hAnsiTheme="minorHAnsi" w:cstheme="minorBidi"/>
-          <w:b/>
-          <w:color w:val="auto"/>
-          <w:sz w:val="20"/>
-          <w:szCs w:val="20"/>
-        </w:rPr>
-        <w:br/>
-        <w:t xml:space="preserve">Programming Languages</w:t>
-      </w:r>
-      <w:r>
-        <w:rPr>
-          <w:rFonts w:asciiTheme="minorHAnsi" w:hAnsiTheme="minorHAnsi" w:cstheme="minorBidi"/>
-          <w:b/>
-          <w:color w:val="auto"/>
-          <w:sz w:val="20"/>
-          <w:szCs w:val="20"/>
-        </w:rPr>
-        <w:t xml:space="preserve">:</w:t>
-      </w:r>
-      <w:r>
-        <w:rPr>
-          <w:rFonts w:asciiTheme="minorHAnsi" w:hAnsiTheme="minorHAnsi" w:cstheme="minorBidi"/>
-          <w:color w:val="auto"/>
-          <w:sz w:val="20"/>
-          <w:szCs w:val="20"/>
-        </w:rPr>
-        <w:t xml:space="preserve">  </w:t>
-      </w:r>
-      <w:r>
-        <w:rPr>
-          <w:rFonts w:asciiTheme="minorHAnsi" w:hAnsiTheme="minorHAnsi" w:cstheme="minorBidi"/>
-          <w:color w:val="auto"/>
-          <w:sz w:val="20"/>
-          <w:szCs w:val="20"/>
-        </w:rPr>
-        <w:t xml:space="preserve">Java, JavaScript, SQL, Python</w:t>
-      </w:r>
-      <w:r>
-        <w:rPr>
-          <w:rFonts w:asciiTheme="minorHAnsi" w:hAnsiTheme="minorHAnsi" w:cstheme="minorBidi"/>
-          <w:bCs/>
-          <w:color w:val="auto"/>
-          <w:sz w:val="20"/>
-          <w:szCs w:val="20"/>
-        </w:rPr>
-      </w:r>
-      <w:r>
-        <w:rPr>
-          <w:rFonts w:asciiTheme="minorHAnsi" w:hAnsiTheme="minorHAnsi" w:cstheme="minorBidi"/>
-          <w:bCs/>
-          <w:color w:val="auto"/>
-          <w:sz w:val="20"/>
-          <w:szCs w:val="20"/>
-        </w:rPr>
-      </w:r>
-    </w:p>
-    <w:p>
-      <w:pPr>
-        <w:pStyle w:val="939"/>
-        <w:spacing/>
-        <w:ind/>
-        <w:jc w:val="both"/>
-        <w:rPr>
-          <w:rFonts w:asciiTheme="minorHAnsi" w:hAnsiTheme="minorHAnsi" w:cstheme="minorBidi"/>
-          <w:color w:val="auto"/>
-          <w:sz w:val="20"/>
-          <w:szCs w:val="20"/>
-        </w:rPr>
-      </w:pPr>
-      <w:r>
-        <w:rPr>
-          <w:rFonts w:asciiTheme="minorHAnsi" w:hAnsiTheme="minorHAnsi" w:cstheme="minorBidi"/>
-          <w:b/>
-          <w:bCs/>
-          <w:color w:val="auto"/>
-          <w:sz w:val="20"/>
-          <w:szCs w:val="20"/>
-        </w:rPr>
-        <w:t xml:space="preserve">Technologies, Libraries, Tools</w:t>
-      </w:r>
-      <w:r>
-        <w:rPr>
-          <w:rFonts w:asciiTheme="minorHAnsi" w:hAnsiTheme="minorHAnsi" w:cstheme="minorBidi"/>
-          <w:b/>
-          <w:bCs/>
-          <w:color w:val="auto"/>
-          <w:sz w:val="20"/>
-          <w:szCs w:val="20"/>
-        </w:rPr>
-        <w:t xml:space="preserve">:</w:t>
-      </w:r>
-      <w:r>
-        <w:rPr>
-          <w:rFonts w:asciiTheme="minorHAnsi" w:hAnsiTheme="minorHAnsi" w:cstheme="minorBidi"/>
-          <w:bCs/>
-          <w:color w:val="auto"/>
-          <w:sz w:val="20"/>
-          <w:szCs w:val="20"/>
-        </w:rPr>
-        <w:t xml:space="preserve">  </w:t>
-      </w:r>
-      <w:r>
-        <w:rPr>
-          <w:rFonts w:asciiTheme="minorHAnsi" w:hAnsiTheme="minorHAnsi" w:cstheme="minorBidi"/>
-          <w:color w:val="auto"/>
-          <w:sz w:val="20"/>
-          <w:szCs w:val="20"/>
-        </w:rPr>
-        <w:t xml:space="preserve">Node.js, React.js, Prisma ORM, </w:t>
-      </w:r>
-      <w:r>
-        <w:rPr>
-          <w:rFonts w:asciiTheme="minorHAnsi" w:hAnsiTheme="minorHAnsi" w:cstheme="minorBidi"/>
-          <w:color w:val="auto"/>
-          <w:sz w:val="20"/>
-          <w:szCs w:val="20"/>
-        </w:rPr>
-        <w:t xml:space="preserve">Kubernetes (K8s)</w:t>
-      </w:r>
-      <w:r>
-        <w:rPr>
-          <w:rFonts w:asciiTheme="minorHAnsi" w:hAnsiTheme="minorHAnsi" w:cstheme="minorBidi"/>
-          <w:color w:val="auto"/>
-          <w:sz w:val="20"/>
-          <w:szCs w:val="20"/>
-        </w:rPr>
-        <w:t xml:space="preserve">, Claude Code, HTML5, CSS</w:t>
-      </w:r>
-      <w:r>
-        <w:rPr>
-          <w:rFonts w:asciiTheme="minorHAnsi" w:hAnsiTheme="minorHAnsi" w:cstheme="minorBidi"/>
-          <w:color w:val="auto"/>
-          <w:sz w:val="20"/>
-          <w:szCs w:val="20"/>
-        </w:rPr>
-        <w:t xml:space="preserve">, D3.js, </w:t>
-      </w:r>
-      <w:r>
-        <w:rPr>
-          <w:rFonts w:asciiTheme="minorHAnsi" w:hAnsiTheme="minorHAnsi" w:cstheme="minorBidi"/>
-          <w:color w:val="auto"/>
-          <w:sz w:val="20"/>
-          <w:szCs w:val="20"/>
-        </w:rPr>
-        <w:t xml:space="preserve">Cube.js, </w:t>
-      </w:r>
-      <w:r>
-        <w:rPr>
-          <w:rFonts w:asciiTheme="minorHAnsi" w:hAnsiTheme="minorHAnsi" w:cstheme="minorBidi"/>
-          <w:color w:val="auto"/>
-          <w:sz w:val="20"/>
-          <w:szCs w:val="20"/>
-        </w:rPr>
-        <w:t xml:space="preserve">Chart.js, </w:t>
-      </w:r>
-      <w:r>
-        <w:rPr>
-          <w:rFonts w:asciiTheme="minorHAnsi" w:hAnsiTheme="minorHAnsi" w:cstheme="minorBidi"/>
-          <w:color w:val="auto"/>
-          <w:sz w:val="20"/>
-          <w:szCs w:val="20"/>
-        </w:rPr>
-        <w:t xml:space="preserve">Bootstrap, </w:t>
-      </w:r>
-      <w:r>
-        <w:rPr>
-          <w:rFonts w:asciiTheme="minorHAnsi" w:hAnsiTheme="minorHAnsi" w:cstheme="minorBidi"/>
-          <w:color w:val="auto"/>
-          <w:sz w:val="20"/>
-          <w:szCs w:val="20"/>
-        </w:rPr>
-        <w:t xml:space="preserve">Angular</w:t>
-      </w:r>
-      <w:r>
-        <w:rPr>
-          <w:rFonts w:asciiTheme="minorHAnsi" w:hAnsiTheme="minorHAnsi" w:cstheme="minorBidi"/>
-          <w:color w:val="auto"/>
-          <w:sz w:val="20"/>
-          <w:szCs w:val="20"/>
-        </w:rPr>
-        <w:t xml:space="preserve"> </w:t>
-      </w:r>
-      <w:r>
-        <w:rPr>
-          <w:rFonts w:asciiTheme="minorHAnsi" w:hAnsiTheme="minorHAnsi" w:cstheme="minorBidi"/>
-          <w:color w:val="auto"/>
-          <w:sz w:val="20"/>
-          <w:szCs w:val="20"/>
-        </w:rPr>
-        <w:t xml:space="preserve">(TypeScript), JSON Web Tokens</w:t>
-      </w:r>
-      <w:r>
-        <w:rPr>
-          <w:rFonts w:asciiTheme="minorHAnsi" w:hAnsiTheme="minorHAnsi" w:cstheme="minorBidi"/>
-          <w:color w:val="auto"/>
-          <w:sz w:val="20"/>
-          <w:szCs w:val="20"/>
-        </w:rPr>
-        <w:t xml:space="preserve"> </w:t>
-      </w:r>
-      <w:r>
-        <w:rPr>
-          <w:rFonts w:asciiTheme="minorHAnsi" w:hAnsiTheme="minorHAnsi" w:cstheme="minorBidi"/>
-          <w:color w:val="auto"/>
-          <w:sz w:val="20"/>
-          <w:szCs w:val="20"/>
-        </w:rPr>
-        <w:t xml:space="preserve">(JWT), OAuth, Azure, Spring Boot, Oracle ATG Web Commerce platform, J2EE and Web design, development essentials, REST and SOAP web services, JSON/XML, Claudia.js, Amazon Web Services</w:t>
-      </w:r>
-      <w:r>
-        <w:rPr>
-          <w:rFonts w:asciiTheme="minorHAnsi" w:hAnsiTheme="minorHAnsi" w:cstheme="minorBidi"/>
-          <w:color w:val="auto"/>
-          <w:sz w:val="20"/>
-          <w:szCs w:val="20"/>
-        </w:rPr>
-        <w:t xml:space="preserve"> </w:t>
-      </w:r>
-      <w:r>
-        <w:rPr>
-          <w:rFonts w:asciiTheme="minorHAnsi" w:hAnsiTheme="minorHAnsi" w:cstheme="minorBidi"/>
-          <w:color w:val="auto"/>
-          <w:sz w:val="20"/>
-          <w:szCs w:val="20"/>
-        </w:rPr>
-        <w:t xml:space="preserve">(AWS), AWS Lambda, API Gateway, Bamboo CI/CD, OpenSearch Observability, Android App Development SDK, </w:t>
-      </w:r>
-      <w:r>
-        <w:rPr>
-          <w:rFonts w:asciiTheme="minorHAnsi" w:hAnsiTheme="minorHAnsi" w:cstheme="minorBidi"/>
-          <w:color w:val="auto"/>
-          <w:sz w:val="20"/>
-          <w:szCs w:val="20"/>
-        </w:rPr>
-        <w:t xml:space="preserve">MATLAB, XSLT</w:t>
-      </w:r>
-      <w:r>
-        <w:rPr>
-          <w:rFonts w:asciiTheme="minorHAnsi" w:hAnsiTheme="minorHAnsi" w:cstheme="minorBidi"/>
-          <w:color w:val="auto"/>
-          <w:sz w:val="20"/>
-          <w:szCs w:val="20"/>
-        </w:rPr>
-        <w:t xml:space="preserve">,</w:t>
-      </w:r>
-      <w:r>
-        <w:rPr>
-          <w:rFonts w:asciiTheme="minorHAnsi" w:hAnsiTheme="minorHAnsi" w:cstheme="minorBidi"/>
-          <w:color w:val="auto"/>
-          <w:sz w:val="20"/>
-          <w:szCs w:val="20"/>
-        </w:rPr>
-        <w:t xml:space="preserve"> </w:t>
-      </w:r>
-      <w:r>
-        <w:rPr>
-          <w:rFonts w:asciiTheme="minorHAnsi" w:hAnsiTheme="minorHAnsi" w:cstheme="minorBidi"/>
-          <w:color w:val="auto"/>
-          <w:sz w:val="20"/>
-          <w:szCs w:val="20"/>
-        </w:rPr>
-        <w:t xml:space="preserve">Jasmine testing, Selenium IDE, JUnit testing, </w:t>
-      </w:r>
-      <w:r>
-        <w:rPr>
-          <w:rFonts w:asciiTheme="minorHAnsi" w:hAnsiTheme="minorHAnsi" w:cstheme="minorBidi"/>
-          <w:color w:val="auto"/>
-          <w:sz w:val="20"/>
-          <w:szCs w:val="20"/>
-        </w:rPr>
-        <w:t xml:space="preserve">WebRTC, </w:t>
-      </w:r>
-      <w:r>
-        <w:rPr>
-          <w:rFonts w:asciiTheme="minorHAnsi" w:hAnsiTheme="minorHAnsi" w:cstheme="minorBidi"/>
-          <w:color w:val="auto"/>
-          <w:sz w:val="20"/>
-          <w:szCs w:val="20"/>
-        </w:rPr>
-        <w:t xml:space="preserve">MySQL, PostgreSQL, MariaDB, </w:t>
-      </w:r>
-      <w:r>
-        <w:rPr>
-          <w:rFonts w:asciiTheme="minorHAnsi" w:hAnsiTheme="minorHAnsi" w:cstheme="minorBidi"/>
-          <w:color w:val="auto"/>
-          <w:sz w:val="20"/>
-          <w:szCs w:val="20"/>
-        </w:rPr>
-        <w:t xml:space="preserve">MongoDB/NoSQL</w:t>
-      </w:r>
-      <w:r>
-        <w:rPr>
-          <w:rFonts w:asciiTheme="minorHAnsi" w:hAnsiTheme="minorHAnsi" w:cstheme="minorBidi"/>
-          <w:color w:val="auto"/>
-          <w:sz w:val="20"/>
-          <w:szCs w:val="20"/>
-        </w:rPr>
-        <w:t xml:space="preserve">, Python – Django framework, TensorFlow APIs, Git, Perforce</w:t>
-      </w:r>
-      <w:r>
-        <w:rPr>
-          <w:rFonts w:asciiTheme="minorHAnsi" w:hAnsiTheme="minorHAnsi" w:cstheme="minorBidi"/>
-          <w:color w:val="auto"/>
-          <w:sz w:val="20"/>
-          <w:szCs w:val="20"/>
-        </w:rPr>
-        <w:t xml:space="preserve"> </w:t>
-      </w:r>
-      <w:r>
-        <w:rPr>
-          <w:rFonts w:asciiTheme="minorHAnsi" w:hAnsiTheme="minorHAnsi" w:cstheme="minorBidi"/>
-          <w:color w:val="auto"/>
-          <w:sz w:val="20"/>
-          <w:szCs w:val="20"/>
-        </w:rPr>
-        <w:t xml:space="preserve">code version control tools, Gradle, Maven build tools, OpenCV, Docker, Google Firebase, ML Kit, Spotify SDKs, Figma/Axure RP for Prototyping</w:t>
-      </w:r>
-      <w:r>
-        <w:rPr>
-          <w:rFonts w:asciiTheme="minorHAnsi" w:hAnsiTheme="minorHAnsi" w:cstheme="minorBidi"/>
-          <w:color w:val="auto"/>
-          <w:sz w:val="20"/>
-          <w:szCs w:val="20"/>
-        </w:rPr>
-      </w:r>
-      <w:r>
-        <w:rPr>
-          <w:rFonts w:asciiTheme="minorHAnsi" w:hAnsiTheme="minorHAnsi" w:cstheme="minorBidi"/>
-          <w:color w:val="auto"/>
-          <w:sz w:val="20"/>
-          <w:szCs w:val="20"/>
-        </w:rPr>
-      </w:r>
-    </w:p>
-    <w:p>
-      <w:pPr>
-        <w:pStyle w:val="939"/>
-        <w:spacing/>
-        <w:ind/>
-        <w:jc w:val="both"/>
-        <w:rPr>
-          <w:rFonts w:asciiTheme="minorHAnsi" w:hAnsiTheme="minorHAnsi" w:cstheme="minorBidi"/>
-          <w:b/>
-          <w:bCs/>
-          <w:color w:val="auto"/>
-          <w:sz w:val="20"/>
-          <w:szCs w:val="20"/>
-        </w:rPr>
-      </w:pPr>
-      <w:r>
-        <w:rPr>
-          <w:rFonts w:asciiTheme="minorHAnsi" w:hAnsiTheme="minorHAnsi" w:cstheme="minorBidi"/>
-          <w:b/>
-          <w:bCs/>
-          <w:color w:val="auto"/>
-          <w:sz w:val="20"/>
-          <w:szCs w:val="20"/>
-        </w:rPr>
-        <w:t xml:space="preserve">Operating Systems: </w:t>
-      </w:r>
-      <w:r>
-        <w:rPr>
-          <w:rFonts w:asciiTheme="minorHAnsi" w:hAnsiTheme="minorHAnsi" w:cstheme="minorBidi"/>
-          <w:color w:val="auto"/>
-          <w:sz w:val="20"/>
-          <w:szCs w:val="20"/>
-        </w:rPr>
-        <w:t xml:space="preserve">Windows, MacOS, Android, iOS, Linux (Debian, RedHat)</w:t>
-      </w:r>
-      <w:r>
-        <w:rPr>
-          <w:rFonts w:asciiTheme="minorHAnsi" w:hAnsiTheme="minorHAnsi" w:cstheme="minorBidi"/>
-          <w:b/>
-          <w:bCs/>
-          <w:color w:val="auto"/>
-          <w:sz w:val="20"/>
-          <w:szCs w:val="20"/>
-        </w:rPr>
-      </w:r>
-      <w:r>
-        <w:rPr>
-          <w:rFonts w:asciiTheme="minorHAnsi" w:hAnsiTheme="minorHAnsi" w:cstheme="minorBidi"/>
-          <w:b/>
-          <w:bCs/>
-          <w:color w:val="auto"/>
-          <w:sz w:val="20"/>
-          <w:szCs w:val="20"/>
-        </w:rPr>
-      </w:r>
-    </w:p>
-    <w:p>
-      <w:pPr>
-        <w:pStyle w:val="945"/>
-        <w:spacing/>
-        <w:ind/>
-        <w:rPr/>
       </w:pPr>
       <w:r>
         <w:t xml:space="preserve">PROFESSIONAL EXPERIENCE</w:t>
@@ -983,7 +515,7 @@
           <w:szCs w:val="20"/>
           <w:highlight w:val="none"/>
         </w:rPr>
-        <w:t xml:space="preserve">Architected, designed, built fully customizable Data Integration Hub to </w:t>
+        <w:t xml:space="preserve">Architected, built fully customizable Data Integration Hub to </w:t>
       </w:r>
       <w:r>
         <w:rPr>
@@ -992,7 +524,7 @@
           <w:szCs w:val="20"/>
           <w:highlight w:val="none"/>
         </w:rPr>
-        <w:t xml:space="preserve">replace Tibco using node sandbox eliminating the need for point-to-point </w:t>
+        <w:t xml:space="preserve">replace TIBCO using node sandbox eliminating the need for point-to-point </w:t>
       </w:r>
       <w:r>
         <w:rPr>
@@ -1055,7 +587,7 @@
           <w:szCs w:val="20"/>
           <w:highlight w:val="none"/>
         </w:rPr>
-        <w:t xml:space="preserve">Built Data Integrity Check dashboards for identifying and conducting large scale data corrections on production systems through AI assisted coding using Claude Code and integrated with Large Language Models(LLMs) in AWS Bedrock.</w:t>
+        <w:t xml:space="preserve">Built Data Integrity Check dashboards for identifying and conducting large scale data corrections on production systems through AI assisted coding using Cursor Composer, Claude Code and integrated with Large Language Models(LLMs) in AWS Bedrock for mappers.</w:t>
       </w:r>
       <w:r>
         <w:rPr>
@@ -1098,7 +630,7 @@
           <w:szCs w:val="20"/>
           <w:highlight w:val="none"/>
         </w:rPr>
-        <w:t xml:space="preserve">Designed and built order management service for processing, fulfilling orders placed in CPQ systems like Bit2Win</w:t>
+        <w:t xml:space="preserve">Designed and built fault-tolerant order management service for processing, fulfilling orders placed in CPQ systems like Bit2Win</w:t>
       </w:r>
       <w:r>
         <w:rPr>
@@ -1107,6 +639,25 @@
           <w:szCs w:val="20"/>
           <w:highlight w:val="none"/>
         </w:rPr>
+        <w:t xml:space="preserve">. Designed </w:t>
+      </w:r>
+      <w:r>
+        <w:rPr>
+          <w:rFonts w:cs="Garamond"/>
+          <w:sz w:val="20"/>
+          <w:szCs w:val="20"/>
+          <w:highlight w:val="none"/>
+        </w:rPr>
+        <w:t xml:space="preserve">Model Context Protocol</w:t>
+      </w:r>
+      <w:r>
+        <w:rPr>
+          <w:rFonts w:cs="Garamond"/>
+          <w:sz w:val="20"/>
+          <w:szCs w:val="20"/>
+          <w:highlight w:val="none"/>
+        </w:rPr>
+        <w:t xml:space="preserve">(MCP) server for accessing read-only metrics.</w:t>
       </w:r>
       <w:r>
         <w:rPr>
@@ -1136,7 +687,7 @@
           <w:szCs w:val="20"/>
           <w:highlight w:val="none"/>
         </w:rPr>
-        <w:t xml:space="preserve">Designed and built GraphQL schemas and resolvers, RESTful and Non-</w:t>
+        <w:t xml:space="preserve">Designed and built GraphQL schemas, resolvers, used dataloaders, RESTful and Non-</w:t>
       </w:r>
       <w:r>
         <w:rPr>
@@ -1270,6 +821,25 @@
           <w:szCs w:val="20"/>
           <w:highlight w:val="none"/>
         </w:rPr>
+        <w:t xml:space="preserve">. </w:t>
+      </w:r>
+      <w:r>
+        <w:rPr>
+          <w:rFonts w:cs="Garamond"/>
+          <w:sz w:val="20"/>
+          <w:szCs w:val="20"/>
+          <w:highlight w:val="none"/>
+        </w:rPr>
+        <w:t xml:space="preserve">Identified architectural risks early in the development lifecycle, proposing design improvements to reduce technical debt and future rework</w:t>
+      </w:r>
+      <w:r>
+        <w:rPr>
+          <w:rFonts w:cs="Garamond"/>
+          <w:sz w:val="20"/>
+          <w:szCs w:val="20"/>
+          <w:highlight w:val="none"/>
+        </w:rPr>
+        <w:t xml:space="preserve">.</w:t>
       </w:r>
       <w:r/>
     </w:p>
@@ -1310,6 +880,7 @@
           <w:szCs w:val="20"/>
           <w:highlight w:val="none"/>
         </w:rPr>
+        <w:t xml:space="preserve">. Modernized tech stack from RoR to Node.</w:t>
       </w:r>
       <w:r/>
     </w:p>
@@ -1546,7 +1117,7 @@
           <w:szCs w:val="20"/>
           <w:highlight w:val="none"/>
         </w:rPr>
-        <w:t xml:space="preserve">Developed Salesforce connector to exchange CDC, platform events over </w:t>
+        <w:t xml:space="preserve">Developed Salesforce connectors to exchange CDC, platform events over </w:t>
       </w:r>
       <w:r>
         <w:rPr>
@@ -2181,69 +1752,6 @@
     </w:p>
     <w:p>
       <w:pPr>
-        <w:pStyle w:val="940"/>
-        <w:numPr>
-          <w:ilvl w:val="0"/>
-          <w:numId w:val="15"/>
-        </w:numPr>
-        <w:spacing w:after="0" w:line="240" w:lineRule="auto"/>
-        <w:ind w:hanging="180" w:left="180"/>
-        <w:jc w:val="both"/>
-        <w:rPr>
-          <w:rFonts w:cs="Garamond"/>
-          <w:sz w:val="20"/>
-          <w:szCs w:val="20"/>
-        </w:rPr>
-      </w:pPr>
-      <w:r>
-        <w:rPr>
-          <w:rFonts w:cs="Garamond"/>
-          <w:sz w:val="20"/>
-          <w:szCs w:val="20"/>
-        </w:rPr>
-        <w:t xml:space="preserve">Integrated Concerto with </w:t>
-      </w:r>
-      <w:r>
-        <w:rPr>
-          <w:rFonts w:cs="Garamond"/>
-          <w:sz w:val="20"/>
-          <w:szCs w:val="20"/>
-        </w:rPr>
-        <w:t xml:space="preserve">REDCap</w:t>
-      </w:r>
-      <w:r>
-        <w:rPr>
-          <w:rFonts w:cs="Garamond"/>
-          <w:sz w:val="20"/>
-          <w:szCs w:val="20"/>
-        </w:rPr>
-        <w:t xml:space="preserve"> </w:t>
-      </w:r>
-      <w:r>
-        <w:rPr>
-          <w:rFonts w:cs="Garamond"/>
-          <w:sz w:val="20"/>
-          <w:szCs w:val="20"/>
-        </w:rPr>
-        <w:t xml:space="preserve">(Clinical EDC Software for translational research) for the College of Health Solutions using R</w:t>
-      </w:r>
-      <w:r>
-        <w:rPr>
-          <w:rFonts w:cs="Garamond"/>
-          <w:sz w:val="20"/>
-          <w:szCs w:val="20"/>
-        </w:rPr>
-      </w:r>
-      <w:r>
-        <w:rPr>
-          <w:rFonts w:cs="Garamond"/>
-          <w:sz w:val="20"/>
-          <w:szCs w:val="20"/>
-        </w:rPr>
-      </w:r>
-    </w:p>
-    <w:p>
-      <w:pPr>
         <w:pStyle w:val="946"/>
         <w:spacing/>
         <w:ind/>
@@ -2588,66 +2096,6 @@
       </w:r>
       <w:r>
         <w:rPr>
-          <w:color w:val="auto"/>
-          <w:sz w:val="20"/>
-          <w:szCs w:val="20"/>
-        </w:rPr>
-      </w:r>
-    </w:p>
-    <w:p>
-      <w:pPr>
-        <w:pStyle w:val="939"/>
-        <w:numPr>
-          <w:ilvl w:val="0"/>
-          <w:numId w:val="16"/>
-        </w:numPr>
-        <w:spacing/>
-        <w:ind w:hanging="180" w:left="180"/>
-        <w:jc w:val="both"/>
-        <w:rPr>
-          <w:rFonts w:asciiTheme="minorHAnsi" w:hAnsiTheme="minorHAnsi" w:cstheme="minorBidi"/>
-          <w:color w:val="auto"/>
-          <w:sz w:val="20"/>
-          <w:szCs w:val="20"/>
-        </w:rPr>
-      </w:pPr>
-      <w:r>
-        <w:rPr>
-          <w:rFonts w:asciiTheme="minorHAnsi" w:hAnsiTheme="minorHAnsi" w:cstheme="minorBidi"/>
-          <w:color w:val="auto"/>
-          <w:sz w:val="20"/>
-          <w:szCs w:val="20"/>
-        </w:rPr>
-      </w:r>
-      <w:r>
-        <w:rPr>
-          <w:rFonts w:asciiTheme="minorHAnsi" w:hAnsiTheme="minorHAnsi" w:cstheme="minorBidi"/>
-          <w:color w:val="auto"/>
-          <w:sz w:val="20"/>
-          <w:szCs w:val="20"/>
-        </w:rPr>
-        <w:t xml:space="preserve">Used JavaScript and Java to develop the front end and back end designs for </w:t>
-      </w:r>
-      <w:r>
-        <w:rPr>
-          <w:rFonts w:asciiTheme="minorHAnsi" w:hAnsiTheme="minorHAnsi" w:cstheme="minorBidi"/>
-          <w:color w:val="auto"/>
-          <w:sz w:val="20"/>
-          <w:szCs w:val="20"/>
-        </w:rPr>
-        <w:t xml:space="preserve">CC-OROMS integration</w:t>
-      </w:r>
-      <w:r>
-        <w:rPr>
-          <w:rFonts w:asciiTheme="minorHAnsi" w:hAnsiTheme="minorHAnsi" w:cstheme="minorBidi"/>
-          <w:color w:val="auto"/>
-          <w:sz w:val="20"/>
-          <w:szCs w:val="20"/>
-        </w:rPr>
-      </w:r>
-      <w:r>
-        <w:rPr>
-          <w:rFonts w:asciiTheme="minorHAnsi" w:hAnsiTheme="minorHAnsi" w:cstheme="minorBidi"/>
           <w:color w:val="auto"/>
           <w:sz w:val="20"/>
           <w:szCs w:val="20"/>
@@ -3768,7 +3216,7 @@
           <w:szCs w:val="20"/>
           <w:highlight w:val="none"/>
         </w:rPr>
-        <w:t xml:space="preserve">Recognized by business, management and customers for taking ownership of production issues, coordinating with internal teams and contractors, and keeping stakeholders informed through resolution.</w:t>
+        <w:t xml:space="preserve">Recognized by business, management and customers for exceptional technical leadership in architecting scalable enterprise systems, influencing critical design decisions, taking ownership of production issues, coordinating with internal teams and mentoring colleagues and contractors, and keeping stakeholders informed through resolution.</w:t>
       </w:r>
       <w:r>
         <w:rPr>
@@ -3890,165 +3338,11 @@
           <w:szCs w:val="20"/>
         </w:rPr>
       </w:r>
-    </w:p>
-    <w:p>
-      <w:pPr>
-        <w:pStyle w:val="940"/>
-        <w:numPr>
-          <w:ilvl w:val="0"/>
-          <w:numId w:val="18"/>
-        </w:numPr>
-        <w:spacing w:after="0" w:line="240" w:lineRule="auto"/>
-        <w:ind w:hanging="180" w:left="180"/>
-        <w:jc w:val="both"/>
-        <w:rPr>
-          <w:sz w:val="20"/>
-          <w:szCs w:val="20"/>
-        </w:rPr>
-      </w:pPr>
-      <w:r>
-        <w:rPr>
-          <w:b/>
-          <w:bCs/>
-          <w:sz w:val="20"/>
-          <w:szCs w:val="20"/>
-        </w:rPr>
-        <w:t xml:space="preserve">All India Rank</w:t>
-      </w:r>
       <w:r>
         <w:rPr>
           <w:sz w:val="20"/>
           <w:szCs w:val="20"/>
         </w:rPr>
-        <w:t xml:space="preserve"> of </w:t>
-      </w:r>
-      <w:r>
-        <w:rPr>
-          <w:b/>
-          <w:bCs/>
-          <w:sz w:val="20"/>
-          <w:szCs w:val="20"/>
-        </w:rPr>
-        <w:t xml:space="preserve">3468</w:t>
-      </w:r>
-      <w:r>
-        <w:rPr>
-          <w:sz w:val="20"/>
-          <w:szCs w:val="20"/>
-        </w:rPr>
-        <w:t xml:space="preserve"> in </w:t>
-      </w:r>
-      <w:r>
-        <w:rPr>
-          <w:b/>
-          <w:bCs/>
-          <w:sz w:val="20"/>
-          <w:szCs w:val="20"/>
-        </w:rPr>
-        <w:t xml:space="preserve">AIEEE</w:t>
-      </w:r>
-      <w:r>
-        <w:rPr>
-          <w:sz w:val="20"/>
-          <w:szCs w:val="20"/>
-        </w:rPr>
-        <w:t xml:space="preserve"> (Appeared: 1.05 Million), </w:t>
-      </w:r>
-      <w:r>
-        <w:rPr>
-          <w:b/>
-          <w:bCs/>
-          <w:sz w:val="20"/>
-          <w:szCs w:val="20"/>
-        </w:rPr>
-        <w:t xml:space="preserve">State Rank</w:t>
-      </w:r>
-      <w:r>
-        <w:rPr>
-          <w:sz w:val="20"/>
-          <w:szCs w:val="20"/>
-        </w:rPr>
-        <w:t xml:space="preserve"> of </w:t>
-      </w:r>
-      <w:r>
-        <w:rPr>
-          <w:b/>
-          <w:bCs/>
-          <w:sz w:val="20"/>
-          <w:szCs w:val="20"/>
-        </w:rPr>
-        <w:t xml:space="preserve">148</w:t>
-      </w:r>
-      <w:r>
-        <w:rPr>
-          <w:sz w:val="20"/>
-          <w:szCs w:val="20"/>
-        </w:rPr>
-        <w:t xml:space="preserve"> in </w:t>
-      </w:r>
-      <w:r>
-        <w:rPr>
-          <w:b/>
-          <w:bCs/>
-          <w:sz w:val="20"/>
-          <w:szCs w:val="20"/>
-        </w:rPr>
-        <w:t xml:space="preserve">EAMCET</w:t>
-      </w:r>
-      <w:r>
-        <w:rPr>
-          <w:sz w:val="20"/>
-          <w:szCs w:val="20"/>
-        </w:rPr>
-        <w:t xml:space="preserve"> (Appeared: 0.3 Million), </w:t>
-      </w:r>
-      <w:r>
-        <w:rPr>
-          <w:b/>
-          <w:bCs/>
-          <w:sz w:val="20"/>
-          <w:szCs w:val="20"/>
-        </w:rPr>
-        <w:t xml:space="preserve">All India Rank</w:t>
-      </w:r>
-      <w:r>
-        <w:rPr>
-          <w:sz w:val="20"/>
-          <w:szCs w:val="20"/>
-        </w:rPr>
-        <w:t xml:space="preserve"> of </w:t>
-      </w:r>
-      <w:r>
-        <w:rPr>
-          <w:b/>
-          <w:bCs/>
-          <w:sz w:val="20"/>
-          <w:szCs w:val="20"/>
-        </w:rPr>
-        <w:t xml:space="preserve">34</w:t>
-      </w:r>
-      <w:r>
-        <w:rPr>
-          <w:sz w:val="20"/>
-          <w:szCs w:val="20"/>
-        </w:rPr>
-        <w:t xml:space="preserve"> in </w:t>
-      </w:r>
-      <w:r>
-        <w:rPr>
-          <w:b/>
-          <w:bCs/>
-          <w:sz w:val="20"/>
-          <w:szCs w:val="20"/>
-        </w:rPr>
-        <w:t xml:space="preserve">SRMEEE</w:t>
-      </w:r>
-      <w:r>
-        <w:rPr>
-          <w:sz w:val="20"/>
-          <w:szCs w:val="20"/>
-        </w:rPr>
-        <w:t xml:space="preserve"> (Appeared: 0.15 Million)</w:t>
       </w:r>
       <w:r>
         <w:rPr>
@@ -4060,6 +3354,504 @@
         <w:rPr>
           <w:sz w:val="20"/>
           <w:szCs w:val="20"/>
+        </w:rPr>
+      </w:r>
+      <w:r>
+        <w:rPr>
+          <w:sz w:val="20"/>
+          <w:szCs w:val="20"/>
+        </w:rPr>
+      </w:r>
+    </w:p>
+    <w:p>
+      <w:pPr>
+        <w:pStyle w:val="945"/>
+        <w:spacing/>
+        <w:ind/>
+        <w:rPr/>
+        <w:sectPr>
+          <w:footnotePr/>
+          <w:endnotePr/>
+          <w:type w:val="nextPage"/>
+          <w:pgSz w:h="15840" w:orient="portrait" w:w="12240"/>
+          <w:pgMar w:top="756" w:right="720" w:bottom="360" w:left="720" w:header="720" w:footer="720" w:gutter="0"/>
+          <w:cols w:num="1" w:sep="0" w:space="720" w:equalWidth="1"/>
+        </w:sectPr>
+      </w:pPr>
+      <w:r>
+        <w:t xml:space="preserve">TECHNICAL SKILLS</w:t>
+      </w:r>
+      <w:r/>
+      <w:r/>
+    </w:p>
+    <w:p>
+      <w:pPr>
+        <w:pStyle w:val="939"/>
+        <w:spacing/>
+        <w:ind/>
+        <w:jc w:val="left"/>
+        <w:rPr>
+          <w:rFonts w:asciiTheme="minorHAnsi" w:hAnsiTheme="minorHAnsi" w:cstheme="minorBidi"/>
+          <w:bCs/>
+          <w:color w:val="auto"/>
+          <w:sz w:val="20"/>
+          <w:szCs w:val="20"/>
+        </w:rPr>
+      </w:pPr>
+      <w:r>
+        <w:rPr>
+          <w:rFonts w:asciiTheme="minorHAnsi" w:hAnsiTheme="minorHAnsi" w:cstheme="minorBidi"/>
+          <w:b w:val="0"/>
+          <w:bCs w:val="0"/>
+          <w:color w:val="auto"/>
+          <w:sz w:val="20"/>
+          <w:szCs w:val="20"/>
+        </w:rPr>
+        <w:t xml:space="preserve">Technical Leadership, System Design, Algorithms, Analytical, Critical thinking </w:t>
+      </w:r>
+      <w:r>
+        <w:rPr>
+          <w:rFonts w:asciiTheme="minorHAnsi" w:hAnsiTheme="minorHAnsi" w:cstheme="minorBidi"/>
+          <w:b w:val="0"/>
+          <w:bCs w:val="0"/>
+          <w:color w:val="auto"/>
+          <w:sz w:val="20"/>
+          <w:szCs w:val="20"/>
+        </w:rPr>
+        <w:t xml:space="preserve">skills</w:t>
+      </w:r>
+      <w:r>
+        <w:rPr>
+          <w:rFonts w:asciiTheme="minorHAnsi" w:hAnsiTheme="minorHAnsi" w:cstheme="minorBidi"/>
+          <w:b w:val="0"/>
+          <w:bCs w:val="0"/>
+          <w:color w:val="auto"/>
+          <w:sz w:val="20"/>
+          <w:szCs w:val="20"/>
+        </w:rPr>
+        <w:t xml:space="preserve">, Mentoring</w:t>
+      </w:r>
+      <w:r>
+        <w:rPr>
+          <w:rFonts w:asciiTheme="minorHAnsi" w:hAnsiTheme="minorHAnsi" w:cstheme="minorBidi"/>
+          <w:b/>
+          <w:color w:val="auto"/>
+          <w:sz w:val="20"/>
+          <w:szCs w:val="20"/>
+        </w:rPr>
+        <w:br/>
+        <w:t xml:space="preserve">Programming Languages</w:t>
+      </w:r>
+      <w:r>
+        <w:rPr>
+          <w:rFonts w:asciiTheme="minorHAnsi" w:hAnsiTheme="minorHAnsi" w:cstheme="minorBidi"/>
+          <w:b/>
+          <w:color w:val="auto"/>
+          <w:sz w:val="20"/>
+          <w:szCs w:val="20"/>
+        </w:rPr>
+        <w:t xml:space="preserve">:</w:t>
+      </w:r>
+      <w:r>
+        <w:rPr>
+          <w:rFonts w:asciiTheme="minorHAnsi" w:hAnsiTheme="minorHAnsi" w:cstheme="minorBidi"/>
+          <w:color w:val="auto"/>
+          <w:sz w:val="20"/>
+          <w:szCs w:val="20"/>
+        </w:rPr>
+        <w:t xml:space="preserve">  </w:t>
+      </w:r>
+      <w:r>
+        <w:rPr>
+          <w:rFonts w:asciiTheme="minorHAnsi" w:hAnsiTheme="minorHAnsi" w:cstheme="minorBidi"/>
+          <w:color w:val="auto"/>
+          <w:sz w:val="20"/>
+          <w:szCs w:val="20"/>
+        </w:rPr>
+        <w:t xml:space="preserve">Java, JavaScript, SQL, Python</w:t>
+      </w:r>
+      <w:r>
+        <w:rPr>
+          <w:rFonts w:asciiTheme="minorHAnsi" w:hAnsiTheme="minorHAnsi" w:cstheme="minorBidi"/>
+          <w:bCs/>
+          <w:color w:val="auto"/>
+          <w:sz w:val="20"/>
+          <w:szCs w:val="20"/>
+        </w:rPr>
+      </w:r>
+      <w:r>
+        <w:rPr>
+          <w:rFonts w:asciiTheme="minorHAnsi" w:hAnsiTheme="minorHAnsi" w:cstheme="minorBidi"/>
+          <w:bCs/>
+          <w:color w:val="auto"/>
+          <w:sz w:val="20"/>
+          <w:szCs w:val="20"/>
+        </w:rPr>
+      </w:r>
+    </w:p>
+    <w:p>
+      <w:pPr>
+        <w:pStyle w:val="939"/>
+        <w:spacing/>
+        <w:ind/>
+        <w:jc w:val="both"/>
+        <w:rPr>
+          <w:rFonts w:asciiTheme="minorHAnsi" w:hAnsiTheme="minorHAnsi" w:cstheme="minorBidi"/>
+          <w:color w:val="auto"/>
+          <w:sz w:val="20"/>
+          <w:szCs w:val="20"/>
+        </w:rPr>
+      </w:pPr>
+      <w:r>
+        <w:rPr>
+          <w:rFonts w:asciiTheme="minorHAnsi" w:hAnsiTheme="minorHAnsi" w:cstheme="minorBidi"/>
+          <w:b/>
+          <w:bCs/>
+          <w:color w:val="auto"/>
+          <w:sz w:val="20"/>
+          <w:szCs w:val="20"/>
+        </w:rPr>
+        <w:t xml:space="preserve">Technologies, Libraries, Tools</w:t>
+      </w:r>
+      <w:r>
+        <w:rPr>
+          <w:rFonts w:asciiTheme="minorHAnsi" w:hAnsiTheme="minorHAnsi" w:cstheme="minorBidi"/>
+          <w:b/>
+          <w:bCs/>
+          <w:color w:val="auto"/>
+          <w:sz w:val="20"/>
+          <w:szCs w:val="20"/>
+        </w:rPr>
+        <w:t xml:space="preserve">:</w:t>
+      </w:r>
+      <w:r>
+        <w:rPr>
+          <w:rFonts w:asciiTheme="minorHAnsi" w:hAnsiTheme="minorHAnsi" w:cstheme="minorBidi"/>
+          <w:bCs/>
+          <w:color w:val="auto"/>
+          <w:sz w:val="20"/>
+          <w:szCs w:val="20"/>
+        </w:rPr>
+        <w:t xml:space="preserve">  </w:t>
+      </w:r>
+      <w:r>
+        <w:rPr>
+          <w:rFonts w:asciiTheme="minorHAnsi" w:hAnsiTheme="minorHAnsi" w:cstheme="minorBidi"/>
+          <w:color w:val="auto"/>
+          <w:sz w:val="20"/>
+          <w:szCs w:val="20"/>
+        </w:rPr>
+        <w:t xml:space="preserve">Node.js, React.js, Prisma ORM, </w:t>
+      </w:r>
+      <w:r>
+        <w:rPr>
+          <w:rFonts w:asciiTheme="minorHAnsi" w:hAnsiTheme="minorHAnsi" w:cstheme="minorBidi"/>
+          <w:color w:val="auto"/>
+          <w:sz w:val="20"/>
+          <w:szCs w:val="20"/>
+        </w:rPr>
+        <w:t xml:space="preserve">Kubernetes (K8s)</w:t>
+      </w:r>
+      <w:r>
+        <w:rPr>
+          <w:rFonts w:asciiTheme="minorHAnsi" w:hAnsiTheme="minorHAnsi" w:cstheme="minorBidi"/>
+          <w:color w:val="auto"/>
+          <w:sz w:val="20"/>
+          <w:szCs w:val="20"/>
+        </w:rPr>
+        <w:t xml:space="preserve">, Claude Code, HTML5, CSS</w:t>
+      </w:r>
+      <w:r>
+        <w:rPr>
+          <w:rFonts w:asciiTheme="minorHAnsi" w:hAnsiTheme="minorHAnsi" w:cstheme="minorBidi"/>
+          <w:color w:val="auto"/>
+          <w:sz w:val="20"/>
+          <w:szCs w:val="20"/>
+        </w:rPr>
+        <w:t xml:space="preserve">, D3.js, </w:t>
+      </w:r>
+      <w:r>
+        <w:rPr>
+          <w:rFonts w:asciiTheme="minorHAnsi" w:hAnsiTheme="minorHAnsi" w:cstheme="minorBidi"/>
+          <w:color w:val="auto"/>
+          <w:sz w:val="20"/>
+          <w:szCs w:val="20"/>
+        </w:rPr>
+        <w:t xml:space="preserve">Cube.js, </w:t>
+      </w:r>
+      <w:r>
+        <w:rPr>
+          <w:rFonts w:asciiTheme="minorHAnsi" w:hAnsiTheme="minorHAnsi" w:cstheme="minorBidi"/>
+          <w:color w:val="auto"/>
+          <w:sz w:val="20"/>
+          <w:szCs w:val="20"/>
+        </w:rPr>
+        <w:t xml:space="preserve">Chart.js, </w:t>
+      </w:r>
+      <w:r>
+        <w:rPr>
+          <w:rFonts w:asciiTheme="minorHAnsi" w:hAnsiTheme="minorHAnsi" w:cstheme="minorBidi"/>
+          <w:color w:val="auto"/>
+          <w:sz w:val="20"/>
+          <w:szCs w:val="20"/>
+        </w:rPr>
+        <w:t xml:space="preserve">Bootstrap, </w:t>
+      </w:r>
+      <w:r>
+        <w:rPr>
+          <w:rFonts w:asciiTheme="minorHAnsi" w:hAnsiTheme="minorHAnsi" w:cstheme="minorBidi"/>
+          <w:color w:val="auto"/>
+          <w:sz w:val="20"/>
+          <w:szCs w:val="20"/>
+        </w:rPr>
+        <w:t xml:space="preserve">Angular</w:t>
+      </w:r>
+      <w:r>
+        <w:rPr>
+          <w:rFonts w:asciiTheme="minorHAnsi" w:hAnsiTheme="minorHAnsi" w:cstheme="minorBidi"/>
+          <w:color w:val="auto"/>
+          <w:sz w:val="20"/>
+          <w:szCs w:val="20"/>
+        </w:rPr>
+        <w:t xml:space="preserve"> </w:t>
+      </w:r>
+      <w:r>
+        <w:rPr>
+          <w:rFonts w:asciiTheme="minorHAnsi" w:hAnsiTheme="minorHAnsi" w:cstheme="minorBidi"/>
+          <w:color w:val="auto"/>
+          <w:sz w:val="20"/>
+          <w:szCs w:val="20"/>
+        </w:rPr>
+        <w:t xml:space="preserve">(TypeScript), JSON Web Tokens</w:t>
+      </w:r>
+      <w:r>
+        <w:rPr>
+          <w:rFonts w:asciiTheme="minorHAnsi" w:hAnsiTheme="minorHAnsi" w:cstheme="minorBidi"/>
+          <w:color w:val="auto"/>
+          <w:sz w:val="20"/>
+          <w:szCs w:val="20"/>
+        </w:rPr>
+        <w:t xml:space="preserve"> </w:t>
+      </w:r>
+      <w:r>
+        <w:rPr>
+          <w:rFonts w:asciiTheme="minorHAnsi" w:hAnsiTheme="minorHAnsi" w:cstheme="minorBidi"/>
+          <w:color w:val="auto"/>
+          <w:sz w:val="20"/>
+          <w:szCs w:val="20"/>
+        </w:rPr>
+        <w:t xml:space="preserve">(JWT), OAuth, Azure, Spring Boot, Oracle ATG Web Commerce platform, J2EE and Web design, development essentials, REST and SOAP web services, JSON/XML, Claudia.js, Amazon Web Services</w:t>
+      </w:r>
+      <w:r>
+        <w:rPr>
+          <w:rFonts w:asciiTheme="minorHAnsi" w:hAnsiTheme="minorHAnsi" w:cstheme="minorBidi"/>
+          <w:color w:val="auto"/>
+          <w:sz w:val="20"/>
+          <w:szCs w:val="20"/>
+        </w:rPr>
+        <w:t xml:space="preserve"> </w:t>
+      </w:r>
+      <w:r>
+        <w:rPr>
+          <w:rFonts w:asciiTheme="minorHAnsi" w:hAnsiTheme="minorHAnsi" w:cstheme="minorBidi"/>
+          <w:color w:val="auto"/>
+          <w:sz w:val="20"/>
+          <w:szCs w:val="20"/>
+        </w:rPr>
+        <w:t xml:space="preserve">(AWS), AWS Elastic Kubernetes Service(Amazon EKS),  AWS Lambda, AWS Bedrock, API Gateway, Bamboo CI/CD, OpenSearch Observability, Android App Development SDK, </w:t>
+      </w:r>
+      <w:r>
+        <w:rPr>
+          <w:rFonts w:asciiTheme="minorHAnsi" w:hAnsiTheme="minorHAnsi" w:cstheme="minorBidi"/>
+          <w:color w:val="auto"/>
+          <w:sz w:val="20"/>
+          <w:szCs w:val="20"/>
+        </w:rPr>
+        <w:t xml:space="preserve">MATLAB, XSLT</w:t>
+      </w:r>
+      <w:r>
+        <w:rPr>
+          <w:rFonts w:asciiTheme="minorHAnsi" w:hAnsiTheme="minorHAnsi" w:cstheme="minorBidi"/>
+          <w:color w:val="auto"/>
+          <w:sz w:val="20"/>
+          <w:szCs w:val="20"/>
+        </w:rPr>
+        <w:t xml:space="preserve">,</w:t>
+      </w:r>
+      <w:r>
+        <w:rPr>
+          <w:rFonts w:asciiTheme="minorHAnsi" w:hAnsiTheme="minorHAnsi" w:cstheme="minorBidi"/>
+          <w:color w:val="auto"/>
+          <w:sz w:val="20"/>
+          <w:szCs w:val="20"/>
+        </w:rPr>
+        <w:t xml:space="preserve"> </w:t>
+      </w:r>
+      <w:r>
+        <w:rPr>
+          <w:rFonts w:asciiTheme="minorHAnsi" w:hAnsiTheme="minorHAnsi" w:cstheme="minorBidi"/>
+          <w:color w:val="auto"/>
+          <w:sz w:val="20"/>
+          <w:szCs w:val="20"/>
+        </w:rPr>
+        <w:t xml:space="preserve">Jasmine testing, Selenium IDE, JUnit testing, </w:t>
+      </w:r>
+      <w:r>
+        <w:rPr>
+          <w:rFonts w:asciiTheme="minorHAnsi" w:hAnsiTheme="minorHAnsi" w:cstheme="minorBidi"/>
+          <w:color w:val="auto"/>
+          <w:sz w:val="20"/>
+          <w:szCs w:val="20"/>
+        </w:rPr>
+        <w:t xml:space="preserve">WebRTC, </w:t>
+      </w:r>
+      <w:r>
+        <w:rPr>
+          <w:rFonts w:asciiTheme="minorHAnsi" w:hAnsiTheme="minorHAnsi" w:cstheme="minorBidi"/>
+          <w:color w:val="auto"/>
+          <w:sz w:val="20"/>
+          <w:szCs w:val="20"/>
+        </w:rPr>
+        <w:t xml:space="preserve">MySQL, PostgreSQL, MariaDB, </w:t>
+      </w:r>
+      <w:r>
+        <w:rPr>
+          <w:rFonts w:asciiTheme="minorHAnsi" w:hAnsiTheme="minorHAnsi" w:cstheme="minorBidi"/>
+          <w:color w:val="auto"/>
+          <w:sz w:val="20"/>
+          <w:szCs w:val="20"/>
+        </w:rPr>
+        <w:t xml:space="preserve">MongoDB/NoSQL</w:t>
+      </w:r>
+      <w:r>
+        <w:rPr>
+          <w:rFonts w:asciiTheme="minorHAnsi" w:hAnsiTheme="minorHAnsi" w:cstheme="minorBidi"/>
+          <w:color w:val="auto"/>
+          <w:sz w:val="20"/>
+          <w:szCs w:val="20"/>
+        </w:rPr>
+        <w:t xml:space="preserve">, Python – Django framework, TensorFlow APIs, Git, Perforce</w:t>
+      </w:r>
+      <w:r>
+        <w:rPr>
+          <w:rFonts w:asciiTheme="minorHAnsi" w:hAnsiTheme="minorHAnsi" w:cstheme="minorBidi"/>
+          <w:color w:val="auto"/>
+          <w:sz w:val="20"/>
+          <w:szCs w:val="20"/>
+        </w:rPr>
+        <w:t xml:space="preserve"> </w:t>
+      </w:r>
+      <w:r>
+        <w:rPr>
+          <w:rFonts w:asciiTheme="minorHAnsi" w:hAnsiTheme="minorHAnsi" w:cstheme="minorBidi"/>
+          <w:color w:val="auto"/>
+          <w:sz w:val="20"/>
+          <w:szCs w:val="20"/>
+        </w:rPr>
+        <w:t xml:space="preserve">code version control tools, Gradle, Maven build tools, OpenCV, Docker, Google Firebase, ML Kit, Spotify SDKs, Figma/Axure RP for Prototyping</w:t>
+      </w:r>
+      <w:r>
+        <w:rPr>
+          <w:rFonts w:asciiTheme="minorHAnsi" w:hAnsiTheme="minorHAnsi" w:cstheme="minorBidi"/>
+          <w:color w:val="auto"/>
+          <w:sz w:val="20"/>
+          <w:szCs w:val="20"/>
+        </w:rPr>
+      </w:r>
+      <w:r>
+        <w:rPr>
+          <w:rFonts w:asciiTheme="minorHAnsi" w:hAnsiTheme="minorHAnsi" w:cstheme="minorBidi"/>
+          <w:color w:val="auto"/>
+          <w:sz w:val="20"/>
+          <w:szCs w:val="20"/>
+        </w:rPr>
+      </w:r>
+    </w:p>
+    <w:p>
+      <w:pPr>
+        <w:pStyle w:val="939"/>
+        <w:spacing/>
+        <w:ind/>
+        <w:jc w:val="both"/>
+        <w:rPr>
+          <w:rFonts w:asciiTheme="minorHAnsi" w:hAnsiTheme="minorHAnsi" w:cstheme="minorBidi"/>
+          <w:b/>
+          <w:bCs/>
+          <w:color w:val="auto"/>
+          <w:sz w:val="20"/>
+          <w:szCs w:val="20"/>
+        </w:rPr>
+      </w:pPr>
+      <w:r>
+        <w:rPr>
+          <w:rFonts w:asciiTheme="minorHAnsi" w:hAnsiTheme="minorHAnsi" w:cstheme="minorBidi"/>
+          <w:b/>
+          <w:bCs/>
+          <w:color w:val="auto"/>
+          <w:sz w:val="20"/>
+          <w:szCs w:val="20"/>
+        </w:rPr>
+        <w:t xml:space="preserve">Operating Systems: </w:t>
+      </w:r>
+      <w:r>
+        <w:rPr>
+          <w:rFonts w:asciiTheme="minorHAnsi" w:hAnsiTheme="minorHAnsi" w:cstheme="minorBidi"/>
+          <w:color w:val="auto"/>
+          <w:sz w:val="20"/>
+          <w:szCs w:val="20"/>
+        </w:rPr>
+        <w:t xml:space="preserve">Windows, MacOS, Android, iOS, Linux (Debian, RedHat)</w:t>
+      </w:r>
+      <w:r>
+        <w:rPr>
+          <w:rFonts w:asciiTheme="minorHAnsi" w:hAnsiTheme="minorHAnsi" w:cstheme="minorBidi"/>
+          <w:b/>
+          <w:bCs/>
+          <w:color w:val="auto"/>
+          <w:sz w:val="20"/>
+          <w:szCs w:val="20"/>
+        </w:rPr>
+      </w:r>
+      <w:r>
+        <w:rPr>
+          <w:rFonts w:asciiTheme="minorHAnsi" w:hAnsiTheme="minorHAnsi" w:cstheme="minorBidi"/>
+          <w:b/>
+          <w:bCs/>
+          <w:color w:val="auto"/>
+          <w:sz w:val="20"/>
+          <w:szCs w:val="20"/>
+        </w:rPr>
+      </w:r>
+    </w:p>
+    <w:p>
+      <w:pPr>
+        <w:spacing w:after="0" w:line="240" w:lineRule="auto"/>
+        <w:ind/>
+        <w:jc w:val="both"/>
+        <w:rPr>
+          <w:sz w:val="20"/>
+          <w:szCs w:val="20"/>
+        </w:rPr>
+      </w:pPr>
+      <w:r>
+        <w:rPr>
+          <w:sz w:val="20"/>
+          <w:szCs w:val="20"/>
+          <w:highlight w:val="none"/>
+        </w:rPr>
+      </w:r>
+      <w:r>
+        <w:rPr>
+          <w:sz w:val="20"/>
+          <w:szCs w:val="20"/>
+          <w:highlight w:val="none"/>
+        </w:rPr>
+      </w:r>
+      <w:r>
+        <w:rPr>
+          <w:sz w:val="20"/>
+          <w:szCs w:val="20"/>
+          <w:highlight w:val="none"/>
         </w:rPr>
       </w:r>
     </w:p>
@@ -5476,6 +5268,7 @@
       </w:pPr>
       <w:rPr>
         <w:rFonts w:hint="default" w:ascii="Symbol" w:hAnsi="Symbol"/>
+        <w:sz w:val="22"/>
       </w:rPr>
       <w:start w:val="1"/>
       <w:suff w:val="tab"/>
@@ -6211,6 +6004,7 @@
       </w:pPr>
       <w:rPr>
         <w:rFonts w:hint="default" w:ascii="Symbol" w:hAnsi="Symbol"/>
+        <w:sz w:val="22"/>
       </w:rPr>
       <w:start w:val="1"/>
       <w:suff w:val="tab"/>
@@ -6652,6 +6446,7 @@
       </w:pPr>
       <w:rPr>
         <w:rFonts w:hint="default" w:ascii="Symbol" w:hAnsi="Symbol"/>
+        <w:sz w:val="22"/>
       </w:rPr>
       <w:start w:val="1"/>
       <w:suff w:val="tab"/>

--- a/Resume US standard - Sandeep Nadella.docx
+++ b/Resume US standard - Sandeep Nadella.docx
@@ -587,7 +587,16 @@
           <w:szCs w:val="20"/>
           <w:highlight w:val="none"/>
         </w:rPr>
-        <w:t xml:space="preserve">Built Data Integrity Check dashboards for identifying and conducting large scale data corrections on production systems through AI assisted coding using Cursor Composer, Claude Code and integrated with Large Language Models(LLMs) in AWS Bedrock for mappers.</w:t>
+        <w:t xml:space="preserve">B</w:t>
+      </w:r>
+      <w:r>
+        <w:rPr>
+          <w:rFonts w:cs="Garamond"/>
+          <w:sz w:val="20"/>
+          <w:szCs w:val="20"/>
+          <w:highlight w:val="none"/>
+        </w:rPr>
+        <w:t xml:space="preserve">uilt Data Integrity Check dashboards for identifying and conducting large scale data corrections on production systems through AI assisted coding using Cursor Composer, Claude Code and integrated with Large Language Models(LLMs) in AWS Bedrock for mappers.</w:t>
       </w:r>
       <w:r>
         <w:rPr>
@@ -658,6 +667,14 @@
           <w:highlight w:val="none"/>
         </w:rPr>
         <w:t xml:space="preserve">(MCP) server for accessing read-only metrics.</w:t>
+      </w:r>
+      <w:r>
+        <w:rPr>
+          <w:rFonts w:cs="Garamond"/>
+          <w:sz w:val="20"/>
+          <w:szCs w:val="20"/>
+          <w:highlight w:val="none"/>
+        </w:rPr>
       </w:r>
       <w:r>
         <w:rPr>
@@ -3216,7 +3233,17 @@
           <w:szCs w:val="20"/>
           <w:highlight w:val="none"/>
         </w:rPr>
-        <w:t xml:space="preserve">Recognized by business, management and customers for exceptional technical leadership in architecting scalable enterprise systems, influencing critical design decisions, taking ownership of production issues, coordinating with internal teams and mentoring colleagues and contractors, and keeping stakeholders informed through resolution.</w:t>
+        <w:t xml:space="preserve">Recognized by business, management and customers for exceptional technical leader</w:t>
+      </w:r>
+      <w:r>
+        <w:rPr>
+          <w:b w:val="0"/>
+          <w:bCs w:val="0"/>
+          <w:sz w:val="20"/>
+          <w:szCs w:val="20"/>
+          <w:highlight w:val="none"/>
+        </w:rPr>
+        <w:t xml:space="preserve">ship in architecting scalable enterprise systems, influencing critical design decisions, taking ownership of production issues, coordinating with internal teams and mentoring colleagues and contractors, and keeping stakeholders informed through resolution.</w:t>
       </w:r>
       <w:r>
         <w:rPr>
@@ -3338,30 +3365,6 @@
           <w:szCs w:val="20"/>
         </w:rPr>
       </w:r>
-      <w:r>
-        <w:rPr>
-          <w:sz w:val="20"/>
-          <w:szCs w:val="20"/>
-        </w:rPr>
-      </w:r>
-      <w:r>
-        <w:rPr>
-          <w:sz w:val="20"/>
-          <w:szCs w:val="20"/>
-        </w:rPr>
-      </w:r>
-      <w:r>
-        <w:rPr>
-          <w:sz w:val="20"/>
-          <w:szCs w:val="20"/>
-        </w:rPr>
-      </w:r>
-      <w:r>
-        <w:rPr>
-          <w:sz w:val="20"/>
-          <w:szCs w:val="20"/>
-        </w:rPr>
-      </w:r>
     </w:p>
     <w:p>
       <w:pPr>
@@ -3381,7 +3384,6 @@
       <w:r>
         <w:t xml:space="preserve">TECHNICAL SKILLS</w:t>
       </w:r>
-      <w:r/>
       <w:r/>
     </w:p>
     <w:p>
@@ -3851,7 +3853,6 @@
         <w:rPr>
           <w:sz w:val="20"/>
           <w:szCs w:val="20"/>
-          <w:highlight w:val="none"/>
         </w:rPr>
       </w:r>
     </w:p>
